--- a/Doc/降妖文档.docx
+++ b/Doc/降妖文档.docx
@@ -83,8 +83,8 @@
           <w:numId w:val="1"/>
         </w:numPr>
       </w:pPr>
-      <w:bookmarkStart w:id="0" w:name="_Toc181793542"/>
-      <w:bookmarkStart w:id="1" w:name="_Toc16984"/>
+      <w:bookmarkStart w:id="0" w:name="_Toc16984"/>
+      <w:bookmarkStart w:id="1" w:name="_Toc181793542"/>
       <w:r>
         <w:rPr>
           <w:rFonts w:hint="eastAsia"/>
@@ -487,6 +487,15 @@
                 <w:lang w:val="en-US" w:eastAsia="zh-CN"/>
               </w:rPr>
             </w:pPr>
+            <w:r>
+              <w:rPr>
+                <w:rFonts w:hint="eastAsia"/>
+                <w:i w:val="0"/>
+                <w:iCs w:val="0"/>
+                <w:lang w:val="en-US" w:eastAsia="zh-CN"/>
+              </w:rPr>
+              <w:t>2025.3.4</w:t>
+            </w:r>
           </w:p>
         </w:tc>
         <w:tc>
@@ -495,14 +504,23 @@
           </w:tcPr>
           <w:p>
             <w:pPr>
-              <w:jc w:val="both"/>
+              <w:jc w:val="center"/>
               <w:rPr>
-                <w:rFonts w:hint="eastAsia" w:eastAsiaTheme="minorEastAsia"/>
+                <w:rFonts w:hint="default" w:eastAsiaTheme="minorEastAsia"/>
                 <w:i w:val="0"/>
                 <w:iCs w:val="0"/>
                 <w:lang w:val="en-US" w:eastAsia="zh-CN"/>
               </w:rPr>
             </w:pPr>
+            <w:r>
+              <w:rPr>
+                <w:rFonts w:hint="eastAsia"/>
+                <w:i w:val="0"/>
+                <w:iCs w:val="0"/>
+                <w:lang w:val="en-US" w:eastAsia="zh-CN"/>
+              </w:rPr>
+              <w:t>章一川</w:t>
+            </w:r>
           </w:p>
         </w:tc>
         <w:tc>
@@ -519,6 +537,15 @@
                 <w:lang w:val="en-US" w:eastAsia="zh-CN"/>
               </w:rPr>
             </w:pPr>
+            <w:r>
+              <w:rPr>
+                <w:rFonts w:hint="eastAsia"/>
+                <w:i w:val="0"/>
+                <w:iCs w:val="0"/>
+                <w:lang w:val="en-US" w:eastAsia="zh-CN"/>
+              </w:rPr>
+              <w:t>更新了5.6.14部分的原型图，10.11.14.15部分的文案要求</w:t>
+            </w:r>
           </w:p>
         </w:tc>
       </w:tr>
@@ -984,6 +1011,64 @@
           <w:lang w:val="en-US" w:eastAsia="zh-CN"/>
         </w:rPr>
       </w:pPr>
+      <w:r>
+        <w:rPr>
+          <w:rFonts w:hint="eastAsia"/>
+          <w:lang w:val="en-US" w:eastAsia="zh-CN"/>
+        </w:rPr>
+        <w:t>主界面原型图如下，美术可照情况修改讨论，背景为较宽阔的风景，如连绵的山川和天空，空中再飞一只游戏内会出现的妖怪</w:t>
+      </w:r>
+    </w:p>
+    <w:p>
+      <w:pPr>
+        <w:rPr>
+          <w:rFonts w:hint="default"/>
+          <w:lang w:val="en-US" w:eastAsia="zh-CN"/>
+        </w:rPr>
+      </w:pPr>
+      <w:r>
+        <w:rPr>
+          <w:rFonts w:hint="eastAsia"/>
+          <w:lang w:val="en-US" w:eastAsia="zh-CN"/>
+        </w:rPr>
+        <w:drawing>
+          <wp:inline distT="0" distB="0" distL="114300" distR="114300">
+            <wp:extent cx="5268595" cy="3726180"/>
+            <wp:effectExtent l="0" t="0" r="8255" b="7620"/>
+            <wp:docPr id="5" name="图片 5" descr="主界面原型图@1x"/>
+            <wp:cNvGraphicFramePr>
+              <a:graphicFrameLocks xmlns:a="http://schemas.openxmlformats.org/drawingml/2006/main" noChangeAspect="1"/>
+            </wp:cNvGraphicFramePr>
+            <a:graphic xmlns:a="http://schemas.openxmlformats.org/drawingml/2006/main">
+              <a:graphicData uri="http://schemas.openxmlformats.org/drawingml/2006/picture">
+                <pic:pic xmlns:pic="http://schemas.openxmlformats.org/drawingml/2006/picture">
+                  <pic:nvPicPr>
+                    <pic:cNvPr id="5" name="图片 5" descr="主界面原型图@1x"/>
+                    <pic:cNvPicPr>
+                      <a:picLocks noChangeAspect="1"/>
+                    </pic:cNvPicPr>
+                  </pic:nvPicPr>
+                  <pic:blipFill>
+                    <a:blip r:embed="rId6"/>
+                    <a:stretch>
+                      <a:fillRect/>
+                    </a:stretch>
+                  </pic:blipFill>
+                  <pic:spPr>
+                    <a:xfrm>
+                      <a:off x="0" y="0"/>
+                      <a:ext cx="5268595" cy="3726180"/>
+                    </a:xfrm>
+                    <a:prstGeom prst="rect">
+                      <a:avLst/>
+                    </a:prstGeom>
+                  </pic:spPr>
+                </pic:pic>
+              </a:graphicData>
+            </a:graphic>
+          </wp:inline>
+        </w:drawing>
+      </w:r>
     </w:p>
     <w:p>
       <w:pPr>
@@ -995,16 +1080,31 @@
         <w:bidi w:val="0"/>
         <w:ind w:left="425" w:leftChars="0" w:hanging="425" w:firstLineChars="0"/>
         <w:rPr>
-          <w:rFonts w:hint="eastAsia"/>
-          <w:lang w:val="en-US" w:eastAsia="zh-CN"/>
-        </w:rPr>
-      </w:pPr>
-      <w:r>
-        <w:rPr>
-          <w:rFonts w:hint="eastAsia"/>
-          <w:lang w:val="en-US" w:eastAsia="zh-CN"/>
-        </w:rPr>
-        <w:t>选关地图</w:t>
+          <w:rFonts w:hint="default"/>
+          <w:lang w:val="en-US" w:eastAsia="zh-CN"/>
+        </w:rPr>
+      </w:pPr>
+      <w:r>
+        <w:rPr>
+          <w:rFonts w:hint="eastAsia"/>
+          <w:lang w:val="en-US" w:eastAsia="zh-CN"/>
+        </w:rPr>
+        <w:t>存档</w:t>
+      </w:r>
+    </w:p>
+    <w:p>
+      <w:pPr>
+        <w:rPr>
+          <w:rFonts w:hint="default"/>
+          <w:lang w:val="en-US" w:eastAsia="zh-CN"/>
+        </w:rPr>
+      </w:pPr>
+      <w:r>
+        <w:rPr>
+          <w:rFonts w:hint="eastAsia"/>
+          <w:lang w:val="en-US" w:eastAsia="zh-CN"/>
+        </w:rPr>
+        <w:t>提供三个存档给玩家选择，玩家应可删除和复制存档，不同存档之间的进度相互独立不应产生影响。</w:t>
       </w:r>
     </w:p>
     <w:p>
@@ -1015,6 +1115,154 @@
           <w:numId w:val="2"/>
         </w:numPr>
         <w:bidi w:val="0"/>
+        <w:ind w:left="425" w:leftChars="0" w:hanging="425" w:firstLineChars="0"/>
+        <w:rPr>
+          <w:rFonts w:hint="eastAsia"/>
+          <w:lang w:val="en-US" w:eastAsia="zh-CN"/>
+        </w:rPr>
+      </w:pPr>
+      <w:r>
+        <w:rPr>
+          <w:rFonts w:hint="eastAsia"/>
+          <w:lang w:val="en-US" w:eastAsia="zh-CN"/>
+        </w:rPr>
+        <w:t>选关地图</w:t>
+      </w:r>
+    </w:p>
+    <w:p>
+      <w:pPr>
+        <w:rPr>
+          <w:rFonts w:hint="eastAsia"/>
+          <w:lang w:val="en-US" w:eastAsia="zh-CN"/>
+        </w:rPr>
+      </w:pPr>
+      <w:r>
+        <w:rPr>
+          <w:rFonts w:hint="eastAsia"/>
+          <w:lang w:val="en-US" w:eastAsia="zh-CN"/>
+        </w:rPr>
+        <w:t>选关地图的预设背景为展开的羊皮纸（手持地图），地图上会呈现立体的山川背景，节点在羊皮纸上清晰地呈现给玩家，原型图如下：</w:t>
+      </w:r>
+    </w:p>
+    <w:p>
+      <w:pPr>
+        <w:rPr>
+          <w:rFonts w:hint="default"/>
+          <w:lang w:val="en-US" w:eastAsia="zh-CN"/>
+        </w:rPr>
+      </w:pPr>
+      <w:r>
+        <w:rPr>
+          <w:rFonts w:hint="default"/>
+          <w:lang w:val="en-US" w:eastAsia="zh-CN"/>
+        </w:rPr>
+        <w:drawing>
+          <wp:inline distT="0" distB="0" distL="114300" distR="114300">
+            <wp:extent cx="5266690" cy="3745230"/>
+            <wp:effectExtent l="0" t="0" r="635" b="7620"/>
+            <wp:docPr id="1" name="图片 1" descr="地图原型图@1x"/>
+            <wp:cNvGraphicFramePr>
+              <a:graphicFrameLocks xmlns:a="http://schemas.openxmlformats.org/drawingml/2006/main" noChangeAspect="1"/>
+            </wp:cNvGraphicFramePr>
+            <a:graphic xmlns:a="http://schemas.openxmlformats.org/drawingml/2006/main">
+              <a:graphicData uri="http://schemas.openxmlformats.org/drawingml/2006/picture">
+                <pic:pic xmlns:pic="http://schemas.openxmlformats.org/drawingml/2006/picture">
+                  <pic:nvPicPr>
+                    <pic:cNvPr id="1" name="图片 1" descr="地图原型图@1x"/>
+                    <pic:cNvPicPr>
+                      <a:picLocks noChangeAspect="1"/>
+                    </pic:cNvPicPr>
+                  </pic:nvPicPr>
+                  <pic:blipFill>
+                    <a:blip r:embed="rId7"/>
+                    <a:stretch>
+                      <a:fillRect/>
+                    </a:stretch>
+                  </pic:blipFill>
+                  <pic:spPr>
+                    <a:xfrm>
+                      <a:off x="0" y="0"/>
+                      <a:ext cx="5266690" cy="3745230"/>
+                    </a:xfrm>
+                    <a:prstGeom prst="rect">
+                      <a:avLst/>
+                    </a:prstGeom>
+                  </pic:spPr>
+                </pic:pic>
+              </a:graphicData>
+            </a:graphic>
+          </wp:inline>
+        </w:drawing>
+      </w:r>
+    </w:p>
+    <w:p>
+      <w:pPr>
+        <w:rPr>
+          <w:rFonts w:hint="eastAsia"/>
+          <w:lang w:val="en-US" w:eastAsia="zh-CN"/>
+        </w:rPr>
+      </w:pPr>
+      <w:r>
+        <w:rPr>
+          <w:rFonts w:hint="eastAsia"/>
+          <w:lang w:val="en-US" w:eastAsia="zh-CN"/>
+        </w:rPr>
+        <w:t>玩家所处的节点上应有玩家模型或旗帜等作提示</w:t>
+      </w:r>
+    </w:p>
+    <w:p>
+      <w:pPr>
+        <w:rPr>
+          <w:rFonts w:hint="eastAsia"/>
+          <w:lang w:val="en-US" w:eastAsia="zh-CN"/>
+        </w:rPr>
+      </w:pPr>
+      <w:r>
+        <w:rPr>
+          <w:rFonts w:hint="eastAsia"/>
+          <w:lang w:val="en-US" w:eastAsia="zh-CN"/>
+        </w:rPr>
+        <w:t>玩家下一步可选节点应有不同色边框作提示</w:t>
+      </w:r>
+    </w:p>
+    <w:p>
+      <w:pPr>
+        <w:rPr>
+          <w:rFonts w:hint="eastAsia"/>
+          <w:lang w:val="en-US" w:eastAsia="zh-CN"/>
+        </w:rPr>
+      </w:pPr>
+      <w:r>
+        <w:rPr>
+          <w:rFonts w:hint="eastAsia"/>
+          <w:lang w:val="en-US" w:eastAsia="zh-CN"/>
+        </w:rPr>
+        <w:t>玩家下一步可达到节点与所处节点与曾到达节点的连线为实线，其余为虚线</w:t>
+      </w:r>
+    </w:p>
+    <w:p>
+      <w:pPr>
+        <w:rPr>
+          <w:rFonts w:hint="default"/>
+          <w:lang w:val="en-US" w:eastAsia="zh-CN"/>
+        </w:rPr>
+      </w:pPr>
+      <w:r>
+        <w:rPr>
+          <w:rFonts w:hint="eastAsia"/>
+          <w:lang w:val="en-US" w:eastAsia="zh-CN"/>
+        </w:rPr>
+        <w:t>节点随机生成，一个区域生成</w:t>
+      </w:r>
+    </w:p>
+    <w:p>
+      <w:pPr>
+        <w:pStyle w:val="2"/>
+        <w:numPr>
+          <w:ilvl w:val="0"/>
+          <w:numId w:val="2"/>
+        </w:numPr>
+        <w:bidi w:val="0"/>
         <w:rPr>
           <w:rFonts w:hint="default"/>
           <w:lang w:val="en-US" w:eastAsia="zh-CN"/>
@@ -1437,7 +1685,7 @@
           <w:rFonts w:hint="eastAsia"/>
           <w:lang w:val="en-US" w:eastAsia="zh-CN"/>
         </w:rPr>
-        <w:t>玩家的初始等级为0，关卡中每当一个敌人死亡都会掉落一个可拾取物在死亡点，玩家在移</w:t>
+        <w:t>玩家的初始等级为0，关卡中每当一个敌人死亡都会掉落一个可拾取物在死亡点，玩家在拾取该物品后不获得实体物进入背包，而是获得一定的经验值。经验值掉落物有大小/颜色区分，以供玩家分辨经验值的夺少。</w:t>
       </w:r>
     </w:p>
     <w:p>
@@ -2013,646 +2261,1109 @@
         </w:rPr>
         <w:t>注：表现为法力值条随鼠标的移动而减少，单次使用卡牌可以透支法力值（代码表现为法力值可被消耗至负数）</w:t>
       </w:r>
+    </w:p>
+    <w:p>
+      <w:pPr>
+        <w:rPr>
+          <w:rFonts w:hint="default"/>
+          <w:lang w:val="en-US" w:eastAsia="zh-CN"/>
+        </w:rPr>
+      </w:pPr>
+      <w:r>
+        <w:rPr>
+          <w:rFonts w:hint="eastAsia"/>
+          <w:lang w:val="en-US" w:eastAsia="zh-CN"/>
+        </w:rPr>
+        <w:t>Card_name=卡牌的名称</w:t>
+      </w:r>
+    </w:p>
+    <w:p>
+      <w:pPr>
+        <w:rPr>
+          <w:rFonts w:hint="default"/>
+          <w:lang w:val="en-US" w:eastAsia="zh-CN"/>
+        </w:rPr>
+      </w:pPr>
+      <w:r>
+        <w:rPr>
+          <w:rFonts w:hint="eastAsia"/>
+          <w:lang w:val="en-US" w:eastAsia="zh-CN"/>
+        </w:rPr>
+        <w:t>Card_order=卡牌额序号</w:t>
+      </w:r>
+    </w:p>
+    <w:p>
+      <w:pPr>
+        <w:rPr>
+          <w:rFonts w:hint="eastAsia"/>
+          <w:lang w:val="en-US" w:eastAsia="zh-CN"/>
+        </w:rPr>
+      </w:pPr>
+      <w:r>
+        <w:rPr>
+          <w:rFonts w:hint="eastAsia"/>
+          <w:lang w:val="en-US" w:eastAsia="zh-CN"/>
+        </w:rPr>
+        <w:t>Card_line=卡牌的序列位置</w:t>
+      </w:r>
+    </w:p>
+    <w:p>
+      <w:pPr>
+        <w:rPr>
+          <w:rFonts w:hint="eastAsia"/>
+          <w:lang w:val="en-US" w:eastAsia="zh-CN"/>
+        </w:rPr>
+      </w:pPr>
+      <w:r>
+        <w:rPr>
+          <w:rFonts w:hint="eastAsia"/>
+          <w:lang w:val="en-US" w:eastAsia="zh-CN"/>
+        </w:rPr>
+        <w:t>Card_des=卡牌的描述</w:t>
+      </w:r>
+    </w:p>
+    <w:p>
+      <w:pPr>
+        <w:rPr>
+          <w:rFonts w:hint="default"/>
+          <w:lang w:val="en-US" w:eastAsia="zh-CN"/>
+        </w:rPr>
+      </w:pPr>
+      <w:r>
+        <w:rPr>
+          <w:rFonts w:hint="eastAsia"/>
+          <w:lang w:val="en-US" w:eastAsia="zh-CN"/>
+        </w:rPr>
+        <w:t>Card_limit=卡牌的法力值消耗上限</w:t>
+      </w:r>
+    </w:p>
+    <w:p>
+      <w:pPr>
+        <w:rPr>
+          <w:rFonts w:hint="eastAsia"/>
+          <w:lang w:val="en-US" w:eastAsia="zh-CN"/>
+        </w:rPr>
+      </w:pPr>
+      <w:r>
+        <w:rPr>
+          <w:rFonts w:hint="eastAsia"/>
+          <w:lang w:val="en-US" w:eastAsia="zh-CN"/>
+        </w:rPr>
+        <w:t>Card_pic=卡牌的图样</w:t>
+      </w:r>
+    </w:p>
+    <w:p>
+      <w:pPr>
+        <w:rPr>
+          <w:rFonts w:hint="eastAsia"/>
+          <w:lang w:val="en-US" w:eastAsia="zh-CN"/>
+        </w:rPr>
+      </w:pPr>
+      <w:r>
+        <w:rPr>
+          <w:rFonts w:hint="eastAsia"/>
+          <w:lang w:val="en-US" w:eastAsia="zh-CN"/>
+        </w:rPr>
+        <w:t>Card_type=卡牌的类别</w:t>
+      </w:r>
+    </w:p>
+    <w:p>
+      <w:pPr>
+        <w:rPr>
+          <w:rFonts w:hint="eastAsia"/>
+          <w:lang w:val="en-US" w:eastAsia="zh-CN"/>
+        </w:rPr>
+      </w:pPr>
+      <w:r>
+        <w:rPr>
+          <w:rFonts w:hint="eastAsia"/>
+          <w:lang w:val="en-US" w:eastAsia="zh-CN"/>
+        </w:rPr>
+        <w:t>Card_form=卡牌的状态</w:t>
+      </w:r>
+    </w:p>
+    <w:p>
+      <w:pPr>
+        <w:rPr>
+          <w:rFonts w:hint="default"/>
+          <w:lang w:val="en-US" w:eastAsia="zh-CN"/>
+        </w:rPr>
+      </w:pPr>
+      <w:r>
+        <w:rPr>
+          <w:rFonts w:hint="eastAsia"/>
+          <w:lang w:val="en-US" w:eastAsia="zh-CN"/>
+        </w:rPr>
+        <w:t>Card_form=1表示卡牌被选中Card_form=0表示卡牌未被选中</w:t>
+      </w:r>
+    </w:p>
+    <w:p>
+      <w:pPr>
+        <w:rPr>
+          <w:rFonts w:hint="default"/>
+          <w:lang w:val="en-US" w:eastAsia="zh-CN"/>
+        </w:rPr>
+      </w:pPr>
+      <w:r>
+        <w:rPr>
+          <w:rFonts w:hint="eastAsia"/>
+          <w:lang w:val="en-US" w:eastAsia="zh-CN"/>
+        </w:rPr>
+        <w:t>Card_type=1表示卡牌为伤害类卡牌Card_type=0表示卡牌为效果类卡牌</w:t>
+      </w:r>
+    </w:p>
+    <w:p>
+      <w:pPr>
+        <w:pStyle w:val="3"/>
+        <w:numPr>
+          <w:ilvl w:val="1"/>
+          <w:numId w:val="2"/>
+        </w:numPr>
+        <w:bidi w:val="0"/>
+        <w:rPr>
+          <w:rFonts w:hint="default"/>
+          <w:lang w:val="en-US" w:eastAsia="zh-CN"/>
+        </w:rPr>
+      </w:pPr>
+      <w:r>
+        <w:rPr>
+          <w:rFonts w:hint="eastAsia"/>
+          <w:lang w:val="en-US" w:eastAsia="zh-CN"/>
+        </w:rPr>
+        <w:t>宝物</w:t>
+      </w:r>
+    </w:p>
+    <w:p>
+      <w:pPr>
+        <w:rPr>
+          <w:rFonts w:hint="default"/>
+          <w:lang w:val="en-US" w:eastAsia="zh-CN"/>
+        </w:rPr>
+      </w:pPr>
+      <w:r>
+        <w:rPr>
+          <w:rFonts w:hint="eastAsia"/>
+          <w:lang w:val="en-US" w:eastAsia="zh-CN"/>
+        </w:rPr>
+        <w:t>宝物是玩家在游戏过程中会获得的对玩家战斗产生帮助的物品，部分宝物可能影响事件的结果。</w:t>
+      </w:r>
+    </w:p>
+    <w:p>
+      <w:pPr>
+        <w:rPr>
+          <w:rFonts w:hint="eastAsia"/>
+          <w:lang w:val="en-US" w:eastAsia="zh-CN"/>
+        </w:rPr>
+      </w:pPr>
+      <w:r>
+        <w:rPr>
+          <w:rFonts w:hint="eastAsia"/>
+          <w:lang w:val="en-US" w:eastAsia="zh-CN"/>
+        </w:rPr>
+        <w:t>宝物的属性：</w:t>
+      </w:r>
+    </w:p>
+    <w:p>
+      <w:pPr>
+        <w:rPr>
+          <w:rFonts w:hint="default"/>
+          <w:lang w:val="en-US" w:eastAsia="zh-CN"/>
+        </w:rPr>
+      </w:pPr>
+      <w:r>
+        <w:rPr>
+          <w:rFonts w:hint="eastAsia"/>
+          <w:lang w:val="en-US" w:eastAsia="zh-CN"/>
+        </w:rPr>
+        <w:t>Treasure_name=宝物的名称</w:t>
+      </w:r>
+    </w:p>
+    <w:p>
+      <w:pPr>
+        <w:rPr>
+          <w:rFonts w:hint="default"/>
+          <w:lang w:val="en-US" w:eastAsia="zh-CN"/>
+        </w:rPr>
+      </w:pPr>
+      <w:r>
+        <w:rPr>
+          <w:rFonts w:hint="eastAsia"/>
+          <w:lang w:val="en-US" w:eastAsia="zh-CN"/>
+        </w:rPr>
+        <w:t>Treasure_order=宝物的序号</w:t>
+      </w:r>
+    </w:p>
+    <w:p>
+      <w:pPr>
+        <w:rPr>
+          <w:rFonts w:hint="default"/>
+          <w:lang w:val="en-US" w:eastAsia="zh-CN"/>
+        </w:rPr>
+      </w:pPr>
+      <w:r>
+        <w:rPr>
+          <w:rFonts w:hint="eastAsia"/>
+          <w:lang w:val="en-US" w:eastAsia="zh-CN"/>
+        </w:rPr>
+        <w:t>Treasure_des=宝物的描述</w:t>
+      </w:r>
+    </w:p>
+    <w:p>
+      <w:pPr>
+        <w:rPr>
+          <w:rFonts w:hint="default"/>
+          <w:lang w:val="en-US" w:eastAsia="zh-CN"/>
+        </w:rPr>
+      </w:pPr>
+      <w:r>
+        <w:rPr>
+          <w:rFonts w:hint="eastAsia"/>
+          <w:lang w:val="en-US" w:eastAsia="zh-CN"/>
+        </w:rPr>
+        <w:t>Treasure_rarity=宝物的稀有度</w:t>
+      </w:r>
+    </w:p>
+    <w:p>
+      <w:pPr>
+        <w:pStyle w:val="3"/>
+        <w:numPr>
+          <w:ilvl w:val="1"/>
+          <w:numId w:val="2"/>
+        </w:numPr>
+        <w:bidi w:val="0"/>
+        <w:ind w:left="567" w:leftChars="0" w:hanging="567" w:firstLineChars="0"/>
+        <w:rPr>
+          <w:rFonts w:hint="eastAsia"/>
+          <w:lang w:val="en-US" w:eastAsia="zh-CN"/>
+        </w:rPr>
+      </w:pPr>
+      <w:r>
+        <w:rPr>
+          <w:rFonts w:hint="eastAsia"/>
+          <w:lang w:val="en-US" w:eastAsia="zh-CN"/>
+        </w:rPr>
+        <w:t>道具</w:t>
+      </w:r>
+    </w:p>
+    <w:p>
+      <w:pPr>
+        <w:rPr>
+          <w:rFonts w:hint="eastAsia"/>
+          <w:lang w:val="en-US" w:eastAsia="zh-CN"/>
+        </w:rPr>
+      </w:pPr>
+      <w:r>
+        <w:rPr>
+          <w:rFonts w:hint="eastAsia"/>
+          <w:lang w:val="en-US" w:eastAsia="zh-CN"/>
+        </w:rPr>
+        <w:t>道具是玩家在游戏过程中会获得的可以在战斗中临时帮助玩家战斗或帮助玩家推进剧情的物品。</w:t>
+      </w:r>
+    </w:p>
+    <w:p>
+      <w:pPr>
+        <w:rPr>
+          <w:rFonts w:hint="eastAsia"/>
+          <w:lang w:val="en-US" w:eastAsia="zh-CN"/>
+        </w:rPr>
+      </w:pPr>
+      <w:r>
+        <w:rPr>
+          <w:rFonts w:hint="eastAsia"/>
+          <w:lang w:val="en-US" w:eastAsia="zh-CN"/>
+        </w:rPr>
+        <w:t>道具的属性：</w:t>
+      </w:r>
+    </w:p>
+    <w:p>
+      <w:pPr>
+        <w:rPr>
+          <w:rFonts w:hint="default"/>
+          <w:lang w:val="en-US" w:eastAsia="zh-CN"/>
+        </w:rPr>
+      </w:pPr>
+      <w:r>
+        <w:rPr>
+          <w:rFonts w:hint="eastAsia"/>
+          <w:lang w:val="en-US" w:eastAsia="zh-CN"/>
+        </w:rPr>
+        <w:t>Item_name=道具的名称</w:t>
+      </w:r>
+    </w:p>
+    <w:p>
+      <w:pPr>
+        <w:rPr>
+          <w:rFonts w:hint="default"/>
+          <w:lang w:val="en-US" w:eastAsia="zh-CN"/>
+        </w:rPr>
+      </w:pPr>
+      <w:r>
+        <w:rPr>
+          <w:rFonts w:hint="eastAsia"/>
+          <w:lang w:val="en-US" w:eastAsia="zh-CN"/>
+        </w:rPr>
+        <w:t>Item_order=道具的序号</w:t>
+      </w:r>
+    </w:p>
+    <w:p>
+      <w:pPr>
+        <w:rPr>
+          <w:rFonts w:hint="default"/>
+          <w:lang w:val="en-US" w:eastAsia="zh-CN"/>
+        </w:rPr>
+      </w:pPr>
+      <w:r>
+        <w:rPr>
+          <w:rFonts w:hint="eastAsia"/>
+          <w:lang w:val="en-US" w:eastAsia="zh-CN"/>
+        </w:rPr>
+        <w:t>Item_des=道具的描述</w:t>
+      </w:r>
+    </w:p>
+    <w:p>
+      <w:pPr>
+        <w:rPr>
+          <w:rFonts w:hint="eastAsia"/>
+          <w:lang w:val="en-US" w:eastAsia="zh-CN"/>
+        </w:rPr>
+      </w:pPr>
+      <w:r>
+        <w:rPr>
+          <w:rFonts w:hint="eastAsia"/>
+          <w:lang w:val="en-US" w:eastAsia="zh-CN"/>
+        </w:rPr>
+        <w:t>Item_type=道具的种类</w:t>
+      </w:r>
+    </w:p>
+    <w:p>
+      <w:pPr>
+        <w:rPr>
+          <w:rFonts w:hint="eastAsia"/>
+          <w:lang w:val="en-US" w:eastAsia="zh-CN"/>
+        </w:rPr>
+      </w:pPr>
+      <w:r>
+        <w:rPr>
+          <w:rFonts w:hint="eastAsia"/>
+          <w:lang w:val="en-US" w:eastAsia="zh-CN"/>
+        </w:rPr>
+        <w:t>Item_form=道具的状态</w:t>
+      </w:r>
+    </w:p>
+    <w:p>
+      <w:pPr>
+        <w:rPr>
+          <w:rFonts w:hint="default"/>
+          <w:lang w:val="en-US" w:eastAsia="zh-CN"/>
+        </w:rPr>
+      </w:pPr>
+      <w:r>
+        <w:rPr>
+          <w:rFonts w:hint="eastAsia"/>
+          <w:lang w:val="en-US" w:eastAsia="zh-CN"/>
+        </w:rPr>
+        <w:t>Item_</w:t>
+      </w:r>
+    </w:p>
+    <w:p>
+      <w:pPr>
+        <w:rPr>
+          <w:rFonts w:hint="default"/>
+          <w:lang w:val="en-US" w:eastAsia="zh-CN"/>
+        </w:rPr>
+      </w:pPr>
+      <w:r>
+        <w:rPr>
+          <w:rFonts w:hint="eastAsia"/>
+          <w:lang w:val="en-US" w:eastAsia="zh-CN"/>
+        </w:rPr>
+        <w:t>Item_form=1表示道具被选中Item_form=0表示道具未被选中</w:t>
+      </w:r>
+    </w:p>
+    <w:p>
+      <w:pPr>
+        <w:pStyle w:val="3"/>
+        <w:numPr>
+          <w:ilvl w:val="1"/>
+          <w:numId w:val="2"/>
+        </w:numPr>
+        <w:bidi w:val="0"/>
+        <w:ind w:left="567" w:leftChars="0" w:hanging="567" w:firstLineChars="0"/>
+        <w:rPr>
+          <w:rFonts w:hint="default"/>
+          <w:lang w:val="en-US" w:eastAsia="zh-CN"/>
+        </w:rPr>
+      </w:pPr>
+      <w:r>
+        <w:rPr>
+          <w:rFonts w:hint="eastAsia"/>
+          <w:lang w:val="en-US" w:eastAsia="zh-CN"/>
+        </w:rPr>
+        <w:t>宠物妖怪</w:t>
+      </w:r>
+    </w:p>
+    <w:p>
+      <w:pPr>
+        <w:rPr>
+          <w:rFonts w:hint="eastAsia"/>
+          <w:lang w:val="en-US" w:eastAsia="zh-CN"/>
+        </w:rPr>
+      </w:pPr>
+      <w:r>
+        <w:rPr>
+          <w:rFonts w:hint="eastAsia"/>
+          <w:lang w:val="en-US" w:eastAsia="zh-CN"/>
+        </w:rPr>
+        <w:t>部分妖怪可以被驯养为宠物，宠物会对玩家战斗产生帮助，部分宠物可能影响事件的结果，玩家一次最多驯养一只妖怪。</w:t>
+      </w:r>
+    </w:p>
+    <w:p>
+      <w:pPr>
+        <w:rPr>
+          <w:rFonts w:hint="default"/>
+          <w:lang w:val="en-US" w:eastAsia="zh-CN"/>
+        </w:rPr>
+      </w:pPr>
+      <w:r>
+        <w:rPr>
+          <w:rFonts w:hint="eastAsia"/>
+          <w:lang w:val="en-US" w:eastAsia="zh-CN"/>
+        </w:rPr>
+        <w:t>Pet_name=宠物的名称</w:t>
+      </w:r>
+    </w:p>
+    <w:p>
+      <w:pPr>
+        <w:rPr>
+          <w:rFonts w:hint="default"/>
+          <w:lang w:val="en-US" w:eastAsia="zh-CN"/>
+        </w:rPr>
+      </w:pPr>
+      <w:r>
+        <w:rPr>
+          <w:rFonts w:hint="eastAsia"/>
+          <w:lang w:val="en-US" w:eastAsia="zh-CN"/>
+        </w:rPr>
+        <w:t>Pet_order=宠物的序号</w:t>
+      </w:r>
+    </w:p>
+    <w:p>
+      <w:pPr>
+        <w:rPr>
+          <w:rFonts w:hint="default"/>
+          <w:lang w:val="en-US" w:eastAsia="zh-CN"/>
+        </w:rPr>
+      </w:pPr>
+      <w:r>
+        <w:rPr>
+          <w:rFonts w:hint="eastAsia"/>
+          <w:lang w:val="en-US" w:eastAsia="zh-CN"/>
+        </w:rPr>
+        <w:t>Pet_des=宠物的描述</w:t>
+      </w:r>
+    </w:p>
+    <w:p>
+      <w:pPr>
+        <w:rPr>
+          <w:rFonts w:hint="default"/>
+          <w:lang w:val="en-US" w:eastAsia="zh-CN"/>
+        </w:rPr>
+      </w:pPr>
+      <w:r>
+        <w:rPr>
+          <w:rFonts w:hint="eastAsia"/>
+          <w:lang w:val="en-US" w:eastAsia="zh-CN"/>
+        </w:rPr>
+        <w:t>Pet_attack=宠物的攻击力</w:t>
+      </w:r>
+    </w:p>
+    <w:p>
+      <w:pPr>
+        <w:rPr>
+          <w:rFonts w:hint="eastAsia"/>
+          <w:lang w:val="en-US" w:eastAsia="zh-CN"/>
+        </w:rPr>
+      </w:pPr>
+      <w:r>
+        <w:rPr>
+          <w:rFonts w:hint="eastAsia"/>
+          <w:lang w:val="en-US" w:eastAsia="zh-CN"/>
+        </w:rPr>
+        <w:t>Pet_speed=宠物的移动速度</w:t>
+      </w:r>
+    </w:p>
+    <w:p>
+      <w:pPr>
+        <w:rPr>
+          <w:rFonts w:hint="default"/>
+          <w:lang w:val="en-US" w:eastAsia="zh-CN"/>
+        </w:rPr>
+      </w:pPr>
+      <w:r>
+        <w:rPr>
+          <w:rFonts w:hint="eastAsia"/>
+          <w:lang w:val="en-US" w:eastAsia="zh-CN"/>
+        </w:rPr>
+        <w:t>Pet_atkspeed=宠物的攻击速度</w:t>
+      </w:r>
+    </w:p>
+    <w:p>
+      <w:pPr>
+        <w:rPr>
+          <w:rFonts w:hint="eastAsia"/>
+          <w:lang w:val="en-US" w:eastAsia="zh-CN"/>
+        </w:rPr>
+      </w:pPr>
+      <w:r>
+        <w:rPr>
+          <w:rFonts w:hint="eastAsia"/>
+          <w:lang w:val="en-US" w:eastAsia="zh-CN"/>
+        </w:rPr>
+        <w:t>Pet_form=宠物的状态</w:t>
+      </w:r>
+    </w:p>
+    <w:p>
+      <w:pPr>
+        <w:rPr>
+          <w:rFonts w:hint="default"/>
+          <w:lang w:val="en-US" w:eastAsia="zh-CN"/>
+        </w:rPr>
+      </w:pPr>
+      <w:r>
+        <w:rPr>
+          <w:rFonts w:hint="eastAsia"/>
+          <w:lang w:val="en-US" w:eastAsia="zh-CN"/>
+        </w:rPr>
+        <w:t>Pet_type=宠物的攻击种类</w:t>
+      </w:r>
+    </w:p>
+    <w:p>
+      <w:pPr>
+        <w:rPr>
+          <w:rFonts w:hint="default"/>
+          <w:lang w:val="en-US" w:eastAsia="zh-CN"/>
+        </w:rPr>
+      </w:pPr>
+      <w:r>
+        <w:rPr>
+          <w:rFonts w:hint="eastAsia"/>
+          <w:lang w:val="en-US" w:eastAsia="zh-CN"/>
+        </w:rPr>
+        <w:t>Pet_rarity=宠物的稀有度</w:t>
+      </w:r>
+    </w:p>
+    <w:p>
+      <w:pPr>
+        <w:rPr>
+          <w:rFonts w:hint="default"/>
+          <w:lang w:val="en-US" w:eastAsia="zh-CN"/>
+        </w:rPr>
+      </w:pPr>
+    </w:p>
+    <w:p>
+      <w:pPr>
+        <w:pStyle w:val="3"/>
+        <w:numPr>
+          <w:ilvl w:val="1"/>
+          <w:numId w:val="2"/>
+        </w:numPr>
+        <w:bidi w:val="0"/>
+        <w:rPr>
+          <w:rFonts w:hint="eastAsia"/>
+          <w:lang w:val="en-US" w:eastAsia="zh-CN"/>
+        </w:rPr>
+      </w:pPr>
+      <w:r>
+        <w:rPr>
+          <w:rFonts w:hint="eastAsia"/>
+          <w:lang w:val="en-US" w:eastAsia="zh-CN"/>
+        </w:rPr>
+        <w:t>背包（卡组）</w:t>
+      </w:r>
+    </w:p>
+    <w:p>
+      <w:pPr>
+        <w:rPr>
+          <w:rFonts w:hint="eastAsia"/>
+          <w:lang w:val="en-US" w:eastAsia="zh-CN"/>
+        </w:rPr>
+      </w:pPr>
+      <w:r>
+        <w:rPr>
+          <w:rFonts w:hint="eastAsia"/>
+          <w:lang w:val="en-US" w:eastAsia="zh-CN"/>
+        </w:rPr>
+        <w:t>背包用于查看玩家在一局游戏中的卡牌、道具和妖怪宠物资源的信息。同时也是作为选择卡牌构成卡组的界面。</w:t>
+      </w:r>
+    </w:p>
+    <w:p>
+      <w:pPr>
+        <w:pStyle w:val="3"/>
+        <w:bidi w:val="0"/>
+        <w:rPr>
+          <w:rFonts w:hint="eastAsia"/>
+          <w:lang w:val="en-US" w:eastAsia="zh-CN"/>
+        </w:rPr>
+      </w:pPr>
+      <w:r>
+        <w:rPr>
+          <w:rFonts w:hint="eastAsia"/>
+          <w:lang w:val="en-US" w:eastAsia="zh-CN"/>
+        </w:rPr>
+        <w:t>9.12进阶</w:t>
+      </w:r>
+    </w:p>
+    <w:p>
+      <w:pPr>
+        <w:rPr>
+          <w:rFonts w:hint="default"/>
+          <w:lang w:val="en-US" w:eastAsia="zh-CN"/>
+        </w:rPr>
+      </w:pPr>
+      <w:r>
+        <w:rPr>
+          <w:rFonts w:hint="eastAsia"/>
+          <w:lang w:val="en-US" w:eastAsia="zh-CN"/>
+        </w:rPr>
+        <w:t>玩家在通关一次游戏后，解锁下一进阶难度，初始进阶难度为0，每次游戏开始前可选择本局游戏的进阶难度（和选择武器为同一界面）。</w:t>
+      </w:r>
+    </w:p>
+    <w:p>
+      <w:pPr>
+        <w:pStyle w:val="2"/>
+        <w:numPr>
+          <w:ilvl w:val="0"/>
+          <w:numId w:val="2"/>
+        </w:numPr>
+        <w:bidi w:val="0"/>
+        <w:ind w:left="425" w:leftChars="0" w:hanging="425" w:firstLineChars="0"/>
+        <w:rPr>
+          <w:rFonts w:hint="eastAsia"/>
+          <w:lang w:val="en-US" w:eastAsia="zh-CN"/>
+        </w:rPr>
+      </w:pPr>
+      <w:r>
+        <w:rPr>
+          <w:rFonts w:hint="eastAsia"/>
+          <w:lang w:val="en-US" w:eastAsia="zh-CN"/>
+        </w:rPr>
+        <w:t>事件</w:t>
+      </w:r>
+    </w:p>
+    <w:p>
+      <w:pPr>
+        <w:rPr>
+          <w:rFonts w:hint="default"/>
+          <w:lang w:val="en-US" w:eastAsia="zh-CN"/>
+        </w:rPr>
+      </w:pPr>
+      <w:r>
+        <w:rPr>
+          <w:rFonts w:hint="eastAsia"/>
+          <w:lang w:val="en-US" w:eastAsia="zh-CN"/>
+        </w:rPr>
+        <w:t>事件为地图上可选节点的一个种类，点击后进入一个和战斗地图相类似的地图。该节点会遭遇一些事件、剧情，由文案先写定故事基底再由文案和策划讨论具体细节。最后由策划确定事件会对当局游戏造成的影响。</w:t>
+      </w:r>
+    </w:p>
+    <w:p>
+      <w:pPr>
+        <w:pStyle w:val="2"/>
+        <w:numPr>
+          <w:ilvl w:val="0"/>
+          <w:numId w:val="2"/>
+        </w:numPr>
+        <w:bidi w:val="0"/>
+        <w:rPr>
+          <w:rFonts w:hint="default"/>
+          <w:lang w:val="en-US" w:eastAsia="zh-CN"/>
+        </w:rPr>
+      </w:pPr>
+      <w:r>
+        <w:rPr>
+          <w:rFonts w:hint="eastAsia"/>
+          <w:lang w:val="en-US" w:eastAsia="zh-CN"/>
+        </w:rPr>
+        <w:t>商店</w:t>
+      </w:r>
+    </w:p>
+    <w:p>
+      <w:pPr>
+        <w:rPr>
+          <w:rFonts w:hint="eastAsia"/>
+          <w:lang w:val="en-US" w:eastAsia="zh-CN"/>
+        </w:rPr>
+      </w:pPr>
+      <w:r>
+        <w:rPr>
+          <w:rFonts w:hint="eastAsia"/>
+          <w:lang w:val="en-US" w:eastAsia="zh-CN"/>
+        </w:rPr>
+        <w:t>商店为地图上可选节点的一个种类，点击后进入一个和战斗地图相类似的地图。该节点玩家可用获取的资源来交换宝物、道具、生命值等其他资源。</w:t>
+      </w:r>
+    </w:p>
+    <w:p>
+      <w:pPr>
+        <w:rPr>
+          <w:rFonts w:hint="default"/>
+          <w:lang w:val="en-US" w:eastAsia="zh-CN"/>
+        </w:rPr>
+      </w:pPr>
+      <w:r>
+        <w:rPr>
+          <w:rFonts w:hint="eastAsia"/>
+          <w:lang w:val="en-US" w:eastAsia="zh-CN"/>
+        </w:rPr>
+        <w:t>商店老板最好也有剧情，比如可以做结局分支，由文案先写定故事基底再由文案和策划讨论具体细节。最后由策划确定商店最终的全部功能。</w:t>
+      </w:r>
+    </w:p>
+    <w:p>
+      <w:pPr>
+        <w:pStyle w:val="2"/>
+        <w:numPr>
+          <w:ilvl w:val="0"/>
+          <w:numId w:val="2"/>
+        </w:numPr>
+        <w:bidi w:val="0"/>
+        <w:ind w:left="425" w:leftChars="0" w:hanging="425" w:firstLineChars="0"/>
+        <w:rPr>
+          <w:rFonts w:hint="eastAsia"/>
+          <w:lang w:val="en-US" w:eastAsia="zh-CN"/>
+        </w:rPr>
+      </w:pPr>
+      <w:r>
+        <w:rPr>
+          <w:rFonts w:hint="eastAsia"/>
+          <w:lang w:val="en-US" w:eastAsia="zh-CN"/>
+        </w:rPr>
+        <w:t>图鉴</w:t>
+      </w:r>
+    </w:p>
+    <w:p>
+      <w:pPr>
+        <w:pStyle w:val="3"/>
+        <w:numPr>
+          <w:ilvl w:val="1"/>
+          <w:numId w:val="2"/>
+        </w:numPr>
+        <w:bidi w:val="0"/>
+        <w:ind w:left="567" w:leftChars="0" w:hanging="567" w:firstLineChars="0"/>
+        <w:rPr>
+          <w:rFonts w:hint="eastAsia"/>
+          <w:lang w:val="en-US" w:eastAsia="zh-CN"/>
+        </w:rPr>
+      </w:pPr>
+      <w:r>
+        <w:rPr>
+          <w:rFonts w:hint="eastAsia"/>
+          <w:lang w:val="en-US" w:eastAsia="zh-CN"/>
+        </w:rPr>
+        <w:t>敌人图鉴</w:t>
+      </w:r>
+    </w:p>
+    <w:p>
+      <w:pPr>
+        <w:pStyle w:val="3"/>
+        <w:numPr>
+          <w:ilvl w:val="1"/>
+          <w:numId w:val="2"/>
+        </w:numPr>
+        <w:bidi w:val="0"/>
+        <w:rPr>
+          <w:rFonts w:hint="default"/>
+          <w:lang w:val="en-US" w:eastAsia="zh-CN"/>
+        </w:rPr>
+      </w:pPr>
+      <w:r>
+        <w:rPr>
+          <w:rFonts w:hint="eastAsia"/>
+          <w:lang w:val="en-US" w:eastAsia="zh-CN"/>
+        </w:rPr>
+        <w:t>宝物图鉴</w:t>
+      </w:r>
+    </w:p>
+    <w:p>
+      <w:pPr>
+        <w:pStyle w:val="3"/>
+        <w:numPr>
+          <w:ilvl w:val="1"/>
+          <w:numId w:val="2"/>
+        </w:numPr>
+        <w:bidi w:val="0"/>
+        <w:ind w:left="567" w:leftChars="0" w:hanging="567" w:firstLineChars="0"/>
+        <w:rPr>
+          <w:rFonts w:hint="eastAsia"/>
+          <w:lang w:val="en-US" w:eastAsia="zh-CN"/>
+        </w:rPr>
+      </w:pPr>
+      <w:r>
+        <w:rPr>
+          <w:rFonts w:hint="eastAsia"/>
+          <w:lang w:val="en-US" w:eastAsia="zh-CN"/>
+        </w:rPr>
+        <w:t>卡牌图鉴</w:t>
+      </w:r>
+    </w:p>
+    <w:p>
+      <w:pPr>
+        <w:pStyle w:val="3"/>
+        <w:numPr>
+          <w:ilvl w:val="1"/>
+          <w:numId w:val="2"/>
+        </w:numPr>
+        <w:bidi w:val="0"/>
+        <w:rPr>
+          <w:rFonts w:hint="default"/>
+          <w:lang w:val="en-US" w:eastAsia="zh-CN"/>
+        </w:rPr>
+      </w:pPr>
+      <w:r>
+        <w:rPr>
+          <w:rFonts w:hint="eastAsia"/>
+          <w:lang w:val="en-US" w:eastAsia="zh-CN"/>
+        </w:rPr>
+        <w:t>道具图鉴</w:t>
+      </w:r>
+    </w:p>
+    <w:p>
+      <w:pPr>
+        <w:rPr>
+          <w:rFonts w:hint="default"/>
+          <w:lang w:val="en-US" w:eastAsia="zh-CN"/>
+        </w:rPr>
+      </w:pPr>
+    </w:p>
+    <w:p>
+      <w:pPr>
+        <w:numPr>
+          <w:ilvl w:val="0"/>
+          <w:numId w:val="0"/>
+        </w:numPr>
+        <w:ind w:leftChars="0"/>
+        <w:rPr>
+          <w:rFonts w:hint="default"/>
+          <w:lang w:val="en-US" w:eastAsia="zh-CN"/>
+        </w:rPr>
+      </w:pPr>
+    </w:p>
+    <w:p>
+      <w:pPr>
+        <w:pStyle w:val="2"/>
+        <w:numPr>
+          <w:ilvl w:val="0"/>
+          <w:numId w:val="2"/>
+        </w:numPr>
+        <w:bidi w:val="0"/>
+        <w:ind w:left="425" w:leftChars="0" w:hanging="425" w:firstLineChars="0"/>
+        <w:rPr>
+          <w:rFonts w:hint="eastAsia"/>
+          <w:lang w:val="en-US" w:eastAsia="zh-CN"/>
+        </w:rPr>
+      </w:pPr>
+      <w:r>
+        <w:rPr>
+          <w:rFonts w:hint="eastAsia"/>
+          <w:lang w:val="en-US" w:eastAsia="zh-CN"/>
+        </w:rPr>
+        <w:t>游玩记录（非必须）</w:t>
+      </w:r>
+    </w:p>
+    <w:p>
+      <w:pPr>
+        <w:rPr>
+          <w:rFonts w:hint="eastAsia"/>
+          <w:lang w:val="en-US" w:eastAsia="zh-CN"/>
+        </w:rPr>
+      </w:pPr>
+      <w:r>
+        <w:rPr>
+          <w:rFonts w:hint="eastAsia"/>
+          <w:lang w:val="en-US" w:eastAsia="zh-CN"/>
+        </w:rPr>
+        <w:t>每次游戏结束后生成一个玩家最终结局情况的记录，记录包括最终得分、本局游戏开始时选择的武器、结束时所在的关卡数（若为死亡记录则额外记录死因）、结束时的宝物信息、结束时的背包信息、结束时的卡组信息、卡组中每张牌造成的伤害和使用次数（若为非伤害类卡牌仅记录使用次数）、妖怪宠物信息与造成的伤害。</w:t>
+      </w:r>
+    </w:p>
+    <w:p>
+      <w:pPr>
+        <w:rPr>
+          <w:rFonts w:hint="eastAsia"/>
+          <w:lang w:val="en-US" w:eastAsia="zh-CN"/>
+        </w:rPr>
+      </w:pPr>
+      <w:r>
+        <w:rPr>
+          <w:rFonts w:hint="eastAsia"/>
+          <w:lang w:val="en-US" w:eastAsia="zh-CN"/>
+        </w:rPr>
+        <w:t>记录上限为多少局由程序决定，我不确定这是否会有储存问题</w:t>
+      </w:r>
+    </w:p>
+    <w:p>
+      <w:pPr>
+        <w:rPr>
+          <w:rFonts w:hint="default"/>
+          <w:lang w:val="en-US" w:eastAsia="zh-CN"/>
+        </w:rPr>
+      </w:pPr>
+      <w:r>
+        <w:rPr>
+          <w:rFonts w:hint="eastAsia"/>
+          <w:lang w:val="en-US" w:eastAsia="zh-CN"/>
+        </w:rPr>
+        <w:t>可能的话记录每一局的种子，游戏开始时玩家可以有一个种子输入选择，输入种子则可游玩该种子所记录的局，局内的所有随机数完全一致。（参考其他肉鸽游戏的种子功能）</w:t>
+      </w:r>
+    </w:p>
+    <w:p>
+      <w:pPr>
+        <w:pStyle w:val="2"/>
+        <w:numPr>
+          <w:ilvl w:val="0"/>
+          <w:numId w:val="2"/>
+        </w:numPr>
+        <w:bidi w:val="0"/>
+        <w:ind w:left="425" w:leftChars="0" w:hanging="425" w:firstLineChars="0"/>
+        <w:rPr>
+          <w:rFonts w:hint="default"/>
+          <w:lang w:val="en-US" w:eastAsia="zh-CN"/>
+        </w:rPr>
+      </w:pPr>
+      <w:r>
+        <w:rPr>
+          <w:rFonts w:hint="eastAsia"/>
+          <w:lang w:val="en-US" w:eastAsia="zh-CN"/>
+        </w:rPr>
+        <w:t>全局成长（天赋树）</w:t>
+      </w:r>
+    </w:p>
+    <w:p>
+      <w:pPr>
+        <w:rPr>
+          <w:rFonts w:hint="eastAsia"/>
+          <w:lang w:val="en-US" w:eastAsia="zh-CN"/>
+        </w:rPr>
+      </w:pPr>
+      <w:r>
+        <w:rPr>
+          <w:rFonts w:hint="eastAsia"/>
+          <w:lang w:val="en-US" w:eastAsia="zh-CN"/>
+        </w:rPr>
+        <w:t>玩家每次在游戏结束后会获得一定的历练值，可以在全局成长系统中消耗历练值来获得全局提升（也就是天赋树或技能点）。</w:t>
+      </w:r>
+    </w:p>
+    <w:p>
+      <w:pPr>
+        <w:rPr>
+          <w:rFonts w:hint="eastAsia"/>
+          <w:lang w:val="en-US" w:eastAsia="zh-CN"/>
+        </w:rPr>
+      </w:pPr>
+      <w:r>
+        <w:rPr>
+          <w:rFonts w:hint="eastAsia"/>
+          <w:lang w:val="en-US" w:eastAsia="zh-CN"/>
+        </w:rPr>
+        <w:t>预设定天赋树的背景图为八卦，由中心点向八个分支进行逐步强化。</w:t>
+      </w:r>
+    </w:p>
+    <w:p>
+      <w:pPr>
+        <w:rPr>
+          <w:rFonts w:hint="eastAsia"/>
+          <w:lang w:val="en-US" w:eastAsia="zh-CN"/>
+        </w:rPr>
+      </w:pPr>
+      <w:r>
+        <w:rPr>
+          <w:rFonts w:hint="eastAsia"/>
+          <w:lang w:val="en-US" w:eastAsia="zh-CN"/>
+        </w:rPr>
+        <w:t>原型图如下：</w:t>
+      </w:r>
+    </w:p>
+    <w:p>
+      <w:pPr>
+        <w:rPr>
+          <w:rFonts w:hint="default"/>
+          <w:lang w:val="en-US" w:eastAsia="zh-CN"/>
+        </w:rPr>
+      </w:pPr>
+      <w:r>
+        <w:rPr>
+          <w:rFonts w:hint="default"/>
+          <w:lang w:val="en-US" w:eastAsia="zh-CN"/>
+        </w:rPr>
+        <w:drawing>
+          <wp:inline distT="0" distB="0" distL="114300" distR="114300">
+            <wp:extent cx="5266690" cy="3745230"/>
+            <wp:effectExtent l="0" t="0" r="635" b="7620"/>
+            <wp:docPr id="6" name="图片 6" descr="天赋树原型图@1x"/>
+            <wp:cNvGraphicFramePr>
+              <a:graphicFrameLocks xmlns:a="http://schemas.openxmlformats.org/drawingml/2006/main" noChangeAspect="1"/>
+            </wp:cNvGraphicFramePr>
+            <a:graphic xmlns:a="http://schemas.openxmlformats.org/drawingml/2006/main">
+              <a:graphicData uri="http://schemas.openxmlformats.org/drawingml/2006/picture">
+                <pic:pic xmlns:pic="http://schemas.openxmlformats.org/drawingml/2006/picture">
+                  <pic:nvPicPr>
+                    <pic:cNvPr id="6" name="图片 6" descr="天赋树原型图@1x"/>
+                    <pic:cNvPicPr>
+                      <a:picLocks noChangeAspect="1"/>
+                    </pic:cNvPicPr>
+                  </pic:nvPicPr>
+                  <pic:blipFill>
+                    <a:blip r:embed="rId8"/>
+                    <a:stretch>
+                      <a:fillRect/>
+                    </a:stretch>
+                  </pic:blipFill>
+                  <pic:spPr>
+                    <a:xfrm>
+                      <a:off x="0" y="0"/>
+                      <a:ext cx="5266690" cy="3745230"/>
+                    </a:xfrm>
+                    <a:prstGeom prst="rect">
+                      <a:avLst/>
+                    </a:prstGeom>
+                  </pic:spPr>
+                </pic:pic>
+              </a:graphicData>
+            </a:graphic>
+          </wp:inline>
+        </w:drawing>
+      </w:r>
+    </w:p>
+    <w:p>
+      <w:pPr>
+        <w:rPr>
+          <w:rFonts w:hint="eastAsia"/>
+          <w:lang w:val="en-US" w:eastAsia="zh-CN"/>
+        </w:rPr>
+      </w:pPr>
+      <w:r>
+        <w:rPr>
+          <w:rFonts w:hint="eastAsia"/>
+          <w:lang w:val="en-US" w:eastAsia="zh-CN"/>
+        </w:rPr>
+        <w:t>中间七个节点全部解锁完后即可自由强化八个分支，每个分支必须由里到外依次强化</w:t>
+      </w:r>
+    </w:p>
+    <w:p>
+      <w:pPr>
+        <w:rPr>
+          <w:rFonts w:hint="default"/>
+          <w:lang w:val="en-US" w:eastAsia="zh-CN"/>
+        </w:rPr>
+      </w:pPr>
+      <w:r>
+        <w:rPr>
+          <w:rFonts w:hint="eastAsia"/>
+          <w:lang w:val="en-US" w:eastAsia="zh-CN"/>
+        </w:rPr>
+        <w:t>注：预设八个节点为彩虹色+白色，中心为黑色</w:t>
+      </w:r>
       <w:bookmarkStart w:id="3" w:name="_GoBack"/>
       <w:bookmarkEnd w:id="3"/>
     </w:p>
     <w:p>
       <w:pPr>
-        <w:rPr>
-          <w:rFonts w:hint="default"/>
-          <w:lang w:val="en-US" w:eastAsia="zh-CN"/>
-        </w:rPr>
-      </w:pPr>
-      <w:r>
-        <w:rPr>
-          <w:rFonts w:hint="eastAsia"/>
-          <w:lang w:val="en-US" w:eastAsia="zh-CN"/>
-        </w:rPr>
-        <w:t>Card_name=卡牌的名称</w:t>
-      </w:r>
-    </w:p>
-    <w:p>
-      <w:pPr>
-        <w:rPr>
-          <w:rFonts w:hint="default"/>
-          <w:lang w:val="en-US" w:eastAsia="zh-CN"/>
-        </w:rPr>
-      </w:pPr>
-      <w:r>
-        <w:rPr>
-          <w:rFonts w:hint="eastAsia"/>
-          <w:lang w:val="en-US" w:eastAsia="zh-CN"/>
-        </w:rPr>
-        <w:t>Card_order=卡牌额序号</w:t>
-      </w:r>
-    </w:p>
-    <w:p>
-      <w:pPr>
-        <w:rPr>
-          <w:rFonts w:hint="eastAsia"/>
-          <w:lang w:val="en-US" w:eastAsia="zh-CN"/>
-        </w:rPr>
-      </w:pPr>
-      <w:r>
-        <w:rPr>
-          <w:rFonts w:hint="eastAsia"/>
-          <w:lang w:val="en-US" w:eastAsia="zh-CN"/>
-        </w:rPr>
-        <w:t>Card_line=卡牌的序列位置</w:t>
-      </w:r>
-    </w:p>
-    <w:p>
-      <w:pPr>
-        <w:rPr>
-          <w:rFonts w:hint="eastAsia"/>
-          <w:lang w:val="en-US" w:eastAsia="zh-CN"/>
-        </w:rPr>
-      </w:pPr>
-      <w:r>
-        <w:rPr>
-          <w:rFonts w:hint="eastAsia"/>
-          <w:lang w:val="en-US" w:eastAsia="zh-CN"/>
-        </w:rPr>
-        <w:t>Card_des=卡牌的描述</w:t>
-      </w:r>
-    </w:p>
-    <w:p>
-      <w:pPr>
-        <w:rPr>
-          <w:rFonts w:hint="default"/>
-          <w:lang w:val="en-US" w:eastAsia="zh-CN"/>
-        </w:rPr>
-      </w:pPr>
-      <w:r>
-        <w:rPr>
-          <w:rFonts w:hint="eastAsia"/>
-          <w:lang w:val="en-US" w:eastAsia="zh-CN"/>
-        </w:rPr>
-        <w:t>Card_limit=卡牌的法力值消耗上限</w:t>
-      </w:r>
-    </w:p>
-    <w:p>
-      <w:pPr>
-        <w:rPr>
-          <w:rFonts w:hint="eastAsia"/>
-          <w:lang w:val="en-US" w:eastAsia="zh-CN"/>
-        </w:rPr>
-      </w:pPr>
-      <w:r>
-        <w:rPr>
-          <w:rFonts w:hint="eastAsia"/>
-          <w:lang w:val="en-US" w:eastAsia="zh-CN"/>
-        </w:rPr>
-        <w:t>Card_pic=卡牌的图样</w:t>
-      </w:r>
-    </w:p>
-    <w:p>
-      <w:pPr>
-        <w:rPr>
-          <w:rFonts w:hint="eastAsia"/>
-          <w:lang w:val="en-US" w:eastAsia="zh-CN"/>
-        </w:rPr>
-      </w:pPr>
-      <w:r>
-        <w:rPr>
-          <w:rFonts w:hint="eastAsia"/>
-          <w:lang w:val="en-US" w:eastAsia="zh-CN"/>
-        </w:rPr>
-        <w:t>Card_type=卡牌的类别</w:t>
-      </w:r>
-    </w:p>
-    <w:p>
-      <w:pPr>
-        <w:rPr>
-          <w:rFonts w:hint="eastAsia"/>
-          <w:lang w:val="en-US" w:eastAsia="zh-CN"/>
-        </w:rPr>
-      </w:pPr>
-      <w:r>
-        <w:rPr>
-          <w:rFonts w:hint="eastAsia"/>
-          <w:lang w:val="en-US" w:eastAsia="zh-CN"/>
-        </w:rPr>
-        <w:t>Card_form=卡牌的状态</w:t>
-      </w:r>
-    </w:p>
-    <w:p>
-      <w:pPr>
-        <w:rPr>
-          <w:rFonts w:hint="default"/>
-          <w:lang w:val="en-US" w:eastAsia="zh-CN"/>
-        </w:rPr>
-      </w:pPr>
-      <w:r>
-        <w:rPr>
-          <w:rFonts w:hint="eastAsia"/>
-          <w:lang w:val="en-US" w:eastAsia="zh-CN"/>
-        </w:rPr>
-        <w:t>Card_form=1表示卡牌被选中Card_form=0表示卡牌未被选中</w:t>
-      </w:r>
-    </w:p>
-    <w:p>
-      <w:pPr>
-        <w:rPr>
-          <w:rFonts w:hint="default"/>
-          <w:lang w:val="en-US" w:eastAsia="zh-CN"/>
-        </w:rPr>
-      </w:pPr>
-      <w:r>
-        <w:rPr>
-          <w:rFonts w:hint="eastAsia"/>
-          <w:lang w:val="en-US" w:eastAsia="zh-CN"/>
-        </w:rPr>
-        <w:t>Card_type=1表示卡牌为伤害类卡牌Card_type=0表示卡牌为效果类卡牌</w:t>
-      </w:r>
-    </w:p>
-    <w:p>
-      <w:pPr>
-        <w:pStyle w:val="3"/>
-        <w:numPr>
-          <w:ilvl w:val="1"/>
-          <w:numId w:val="2"/>
-        </w:numPr>
-        <w:bidi w:val="0"/>
-        <w:rPr>
-          <w:rFonts w:hint="default"/>
-          <w:lang w:val="en-US" w:eastAsia="zh-CN"/>
-        </w:rPr>
-      </w:pPr>
-      <w:r>
-        <w:rPr>
-          <w:rFonts w:hint="eastAsia"/>
-          <w:lang w:val="en-US" w:eastAsia="zh-CN"/>
-        </w:rPr>
-        <w:t>宝物</w:t>
-      </w:r>
-    </w:p>
-    <w:p>
-      <w:pPr>
-        <w:rPr>
-          <w:rFonts w:hint="default"/>
-          <w:lang w:val="en-US" w:eastAsia="zh-CN"/>
-        </w:rPr>
-      </w:pPr>
-      <w:r>
-        <w:rPr>
-          <w:rFonts w:hint="eastAsia"/>
-          <w:lang w:val="en-US" w:eastAsia="zh-CN"/>
-        </w:rPr>
-        <w:t>宝物是玩家在游戏过程中会获得的对玩家战斗产生帮助的物品，部分宝物可能影响事件的结果。</w:t>
-      </w:r>
-    </w:p>
-    <w:p>
-      <w:pPr>
-        <w:rPr>
-          <w:rFonts w:hint="eastAsia"/>
-          <w:lang w:val="en-US" w:eastAsia="zh-CN"/>
-        </w:rPr>
-      </w:pPr>
-      <w:r>
-        <w:rPr>
-          <w:rFonts w:hint="eastAsia"/>
-          <w:lang w:val="en-US" w:eastAsia="zh-CN"/>
-        </w:rPr>
-        <w:t>宝物的属性：</w:t>
-      </w:r>
-    </w:p>
-    <w:p>
-      <w:pPr>
-        <w:rPr>
-          <w:rFonts w:hint="default"/>
-          <w:lang w:val="en-US" w:eastAsia="zh-CN"/>
-        </w:rPr>
-      </w:pPr>
-      <w:r>
-        <w:rPr>
-          <w:rFonts w:hint="eastAsia"/>
-          <w:lang w:val="en-US" w:eastAsia="zh-CN"/>
-        </w:rPr>
-        <w:t>Treasure_name=宝物的名称</w:t>
-      </w:r>
-    </w:p>
-    <w:p>
-      <w:pPr>
-        <w:rPr>
-          <w:rFonts w:hint="default"/>
-          <w:lang w:val="en-US" w:eastAsia="zh-CN"/>
-        </w:rPr>
-      </w:pPr>
-      <w:r>
-        <w:rPr>
-          <w:rFonts w:hint="eastAsia"/>
-          <w:lang w:val="en-US" w:eastAsia="zh-CN"/>
-        </w:rPr>
-        <w:t>Treasure_order=宝物的序号</w:t>
-      </w:r>
-    </w:p>
-    <w:p>
-      <w:pPr>
-        <w:rPr>
-          <w:rFonts w:hint="default"/>
-          <w:lang w:val="en-US" w:eastAsia="zh-CN"/>
-        </w:rPr>
-      </w:pPr>
-      <w:r>
-        <w:rPr>
-          <w:rFonts w:hint="eastAsia"/>
-          <w:lang w:val="en-US" w:eastAsia="zh-CN"/>
-        </w:rPr>
-        <w:t>Treasure_des=宝物的描述</w:t>
-      </w:r>
-    </w:p>
-    <w:p>
-      <w:pPr>
-        <w:rPr>
-          <w:rFonts w:hint="default"/>
-          <w:lang w:val="en-US" w:eastAsia="zh-CN"/>
-        </w:rPr>
-      </w:pPr>
-      <w:r>
-        <w:rPr>
-          <w:rFonts w:hint="eastAsia"/>
-          <w:lang w:val="en-US" w:eastAsia="zh-CN"/>
-        </w:rPr>
-        <w:t>Treasure_rarity=宝物的稀有度</w:t>
-      </w:r>
-    </w:p>
-    <w:p>
-      <w:pPr>
-        <w:pStyle w:val="3"/>
-        <w:numPr>
-          <w:ilvl w:val="1"/>
-          <w:numId w:val="2"/>
-        </w:numPr>
-        <w:bidi w:val="0"/>
-        <w:ind w:left="567" w:leftChars="0" w:hanging="567" w:firstLineChars="0"/>
-        <w:rPr>
-          <w:rFonts w:hint="eastAsia"/>
-          <w:lang w:val="en-US" w:eastAsia="zh-CN"/>
-        </w:rPr>
-      </w:pPr>
-      <w:r>
-        <w:rPr>
-          <w:rFonts w:hint="eastAsia"/>
-          <w:lang w:val="en-US" w:eastAsia="zh-CN"/>
-        </w:rPr>
-        <w:t>道具</w:t>
-      </w:r>
-    </w:p>
-    <w:p>
-      <w:pPr>
-        <w:rPr>
-          <w:rFonts w:hint="eastAsia"/>
-          <w:lang w:val="en-US" w:eastAsia="zh-CN"/>
-        </w:rPr>
-      </w:pPr>
-      <w:r>
-        <w:rPr>
-          <w:rFonts w:hint="eastAsia"/>
-          <w:lang w:val="en-US" w:eastAsia="zh-CN"/>
-        </w:rPr>
-        <w:t>道具是玩家在游戏过程中会获得的可以在战斗中临时帮助玩家战斗或帮助玩家推进剧情的物品。</w:t>
-      </w:r>
-    </w:p>
-    <w:p>
-      <w:pPr>
-        <w:rPr>
-          <w:rFonts w:hint="eastAsia"/>
-          <w:lang w:val="en-US" w:eastAsia="zh-CN"/>
-        </w:rPr>
-      </w:pPr>
-      <w:r>
-        <w:rPr>
-          <w:rFonts w:hint="eastAsia"/>
-          <w:lang w:val="en-US" w:eastAsia="zh-CN"/>
-        </w:rPr>
-        <w:t>道具的属性：</w:t>
-      </w:r>
-    </w:p>
-    <w:p>
-      <w:pPr>
-        <w:rPr>
-          <w:rFonts w:hint="default"/>
-          <w:lang w:val="en-US" w:eastAsia="zh-CN"/>
-        </w:rPr>
-      </w:pPr>
-      <w:r>
-        <w:rPr>
-          <w:rFonts w:hint="eastAsia"/>
-          <w:lang w:val="en-US" w:eastAsia="zh-CN"/>
-        </w:rPr>
-        <w:t>Item_name=道具的名称</w:t>
-      </w:r>
-    </w:p>
-    <w:p>
-      <w:pPr>
-        <w:rPr>
-          <w:rFonts w:hint="default"/>
-          <w:lang w:val="en-US" w:eastAsia="zh-CN"/>
-        </w:rPr>
-      </w:pPr>
-      <w:r>
-        <w:rPr>
-          <w:rFonts w:hint="eastAsia"/>
-          <w:lang w:val="en-US" w:eastAsia="zh-CN"/>
-        </w:rPr>
-        <w:t>Item_order=道具的序号</w:t>
-      </w:r>
-    </w:p>
-    <w:p>
-      <w:pPr>
-        <w:rPr>
-          <w:rFonts w:hint="default"/>
-          <w:lang w:val="en-US" w:eastAsia="zh-CN"/>
-        </w:rPr>
-      </w:pPr>
-      <w:r>
-        <w:rPr>
-          <w:rFonts w:hint="eastAsia"/>
-          <w:lang w:val="en-US" w:eastAsia="zh-CN"/>
-        </w:rPr>
-        <w:t>Item_des=道具的描述</w:t>
-      </w:r>
-    </w:p>
-    <w:p>
-      <w:pPr>
-        <w:rPr>
-          <w:rFonts w:hint="eastAsia"/>
-          <w:lang w:val="en-US" w:eastAsia="zh-CN"/>
-        </w:rPr>
-      </w:pPr>
-      <w:r>
-        <w:rPr>
-          <w:rFonts w:hint="eastAsia"/>
-          <w:lang w:val="en-US" w:eastAsia="zh-CN"/>
-        </w:rPr>
-        <w:t>Item_type=道具的种类</w:t>
-      </w:r>
-    </w:p>
-    <w:p>
-      <w:pPr>
-        <w:rPr>
-          <w:rFonts w:hint="eastAsia"/>
-          <w:lang w:val="en-US" w:eastAsia="zh-CN"/>
-        </w:rPr>
-      </w:pPr>
-      <w:r>
-        <w:rPr>
-          <w:rFonts w:hint="eastAsia"/>
-          <w:lang w:val="en-US" w:eastAsia="zh-CN"/>
-        </w:rPr>
-        <w:t>Item_form=道具的状态</w:t>
-      </w:r>
-    </w:p>
-    <w:p>
-      <w:pPr>
-        <w:rPr>
-          <w:rFonts w:hint="default"/>
-          <w:lang w:val="en-US" w:eastAsia="zh-CN"/>
-        </w:rPr>
-      </w:pPr>
-      <w:r>
-        <w:rPr>
-          <w:rFonts w:hint="eastAsia"/>
-          <w:lang w:val="en-US" w:eastAsia="zh-CN"/>
-        </w:rPr>
-        <w:t>Item_</w:t>
-      </w:r>
-    </w:p>
-    <w:p>
-      <w:pPr>
-        <w:rPr>
-          <w:rFonts w:hint="default"/>
-          <w:lang w:val="en-US" w:eastAsia="zh-CN"/>
-        </w:rPr>
-      </w:pPr>
-      <w:r>
-        <w:rPr>
-          <w:rFonts w:hint="eastAsia"/>
-          <w:lang w:val="en-US" w:eastAsia="zh-CN"/>
-        </w:rPr>
-        <w:t>Item_form=1表示道具被选中Item_form=0表示道具未被选中</w:t>
-      </w:r>
-    </w:p>
-    <w:p>
-      <w:pPr>
-        <w:pStyle w:val="3"/>
-        <w:numPr>
-          <w:ilvl w:val="1"/>
-          <w:numId w:val="2"/>
-        </w:numPr>
-        <w:bidi w:val="0"/>
-        <w:ind w:left="567" w:leftChars="0" w:hanging="567" w:firstLineChars="0"/>
-        <w:rPr>
-          <w:rFonts w:hint="default"/>
-          <w:lang w:val="en-US" w:eastAsia="zh-CN"/>
-        </w:rPr>
-      </w:pPr>
-      <w:r>
-        <w:rPr>
-          <w:rFonts w:hint="eastAsia"/>
-          <w:lang w:val="en-US" w:eastAsia="zh-CN"/>
-        </w:rPr>
-        <w:t>宠物妖怪</w:t>
-      </w:r>
-    </w:p>
-    <w:p>
-      <w:pPr>
-        <w:rPr>
-          <w:rFonts w:hint="eastAsia"/>
-          <w:lang w:val="en-US" w:eastAsia="zh-CN"/>
-        </w:rPr>
-      </w:pPr>
-      <w:r>
-        <w:rPr>
-          <w:rFonts w:hint="eastAsia"/>
-          <w:lang w:val="en-US" w:eastAsia="zh-CN"/>
-        </w:rPr>
-        <w:t>部分妖怪可以被驯养为宠物，宠物会对玩家战斗产生帮助，部分宠物可能影响事件的结果，玩家一次最多驯养一只妖怪。</w:t>
-      </w:r>
-    </w:p>
-    <w:p>
-      <w:pPr>
-        <w:rPr>
-          <w:rFonts w:hint="default"/>
-          <w:lang w:val="en-US" w:eastAsia="zh-CN"/>
-        </w:rPr>
-      </w:pPr>
-      <w:r>
-        <w:rPr>
-          <w:rFonts w:hint="eastAsia"/>
-          <w:lang w:val="en-US" w:eastAsia="zh-CN"/>
-        </w:rPr>
-        <w:t>Pet_name=宠物的名称</w:t>
-      </w:r>
-    </w:p>
-    <w:p>
-      <w:pPr>
-        <w:rPr>
-          <w:rFonts w:hint="default"/>
-          <w:lang w:val="en-US" w:eastAsia="zh-CN"/>
-        </w:rPr>
-      </w:pPr>
-      <w:r>
-        <w:rPr>
-          <w:rFonts w:hint="eastAsia"/>
-          <w:lang w:val="en-US" w:eastAsia="zh-CN"/>
-        </w:rPr>
-        <w:t>Pet_order=宠物的序号</w:t>
-      </w:r>
-    </w:p>
-    <w:p>
-      <w:pPr>
-        <w:rPr>
-          <w:rFonts w:hint="default"/>
-          <w:lang w:val="en-US" w:eastAsia="zh-CN"/>
-        </w:rPr>
-      </w:pPr>
-      <w:r>
-        <w:rPr>
-          <w:rFonts w:hint="eastAsia"/>
-          <w:lang w:val="en-US" w:eastAsia="zh-CN"/>
-        </w:rPr>
-        <w:t>Pet_des=宠物的描述</w:t>
-      </w:r>
-    </w:p>
-    <w:p>
-      <w:pPr>
-        <w:rPr>
-          <w:rFonts w:hint="default"/>
-          <w:lang w:val="en-US" w:eastAsia="zh-CN"/>
-        </w:rPr>
-      </w:pPr>
-      <w:r>
-        <w:rPr>
-          <w:rFonts w:hint="eastAsia"/>
-          <w:lang w:val="en-US" w:eastAsia="zh-CN"/>
-        </w:rPr>
-        <w:t>Pet_attack=宠物的攻击力</w:t>
-      </w:r>
-    </w:p>
-    <w:p>
-      <w:pPr>
-        <w:rPr>
-          <w:rFonts w:hint="eastAsia"/>
-          <w:lang w:val="en-US" w:eastAsia="zh-CN"/>
-        </w:rPr>
-      </w:pPr>
-      <w:r>
-        <w:rPr>
-          <w:rFonts w:hint="eastAsia"/>
-          <w:lang w:val="en-US" w:eastAsia="zh-CN"/>
-        </w:rPr>
-        <w:t>Pet_speed=宠物的移动速度</w:t>
-      </w:r>
-    </w:p>
-    <w:p>
-      <w:pPr>
-        <w:rPr>
-          <w:rFonts w:hint="default"/>
-          <w:lang w:val="en-US" w:eastAsia="zh-CN"/>
-        </w:rPr>
-      </w:pPr>
-      <w:r>
-        <w:rPr>
-          <w:rFonts w:hint="eastAsia"/>
-          <w:lang w:val="en-US" w:eastAsia="zh-CN"/>
-        </w:rPr>
-        <w:t>Pet_atkspeed=宠物的攻击速度</w:t>
-      </w:r>
-    </w:p>
-    <w:p>
-      <w:pPr>
-        <w:rPr>
-          <w:rFonts w:hint="eastAsia"/>
-          <w:lang w:val="en-US" w:eastAsia="zh-CN"/>
-        </w:rPr>
-      </w:pPr>
-      <w:r>
-        <w:rPr>
-          <w:rFonts w:hint="eastAsia"/>
-          <w:lang w:val="en-US" w:eastAsia="zh-CN"/>
-        </w:rPr>
-        <w:t>Pet_form=宠物的状态</w:t>
-      </w:r>
-    </w:p>
-    <w:p>
-      <w:pPr>
-        <w:rPr>
-          <w:rFonts w:hint="default"/>
-          <w:lang w:val="en-US" w:eastAsia="zh-CN"/>
-        </w:rPr>
-      </w:pPr>
-      <w:r>
-        <w:rPr>
-          <w:rFonts w:hint="eastAsia"/>
-          <w:lang w:val="en-US" w:eastAsia="zh-CN"/>
-        </w:rPr>
-        <w:t>Pet_type=宠物的攻击种类</w:t>
-      </w:r>
-    </w:p>
-    <w:p>
-      <w:pPr>
-        <w:rPr>
-          <w:rFonts w:hint="default"/>
-          <w:lang w:val="en-US" w:eastAsia="zh-CN"/>
-        </w:rPr>
-      </w:pPr>
-      <w:r>
-        <w:rPr>
-          <w:rFonts w:hint="eastAsia"/>
-          <w:lang w:val="en-US" w:eastAsia="zh-CN"/>
-        </w:rPr>
-        <w:t>Pet_rarity=宠物的稀有度</w:t>
-      </w:r>
-    </w:p>
-    <w:p>
-      <w:pPr>
-        <w:rPr>
-          <w:rFonts w:hint="default"/>
-          <w:lang w:val="en-US" w:eastAsia="zh-CN"/>
-        </w:rPr>
-      </w:pPr>
-    </w:p>
-    <w:p>
-      <w:pPr>
-        <w:pStyle w:val="3"/>
-        <w:numPr>
-          <w:ilvl w:val="1"/>
-          <w:numId w:val="2"/>
-        </w:numPr>
-        <w:bidi w:val="0"/>
-        <w:ind w:left="567" w:leftChars="0" w:hanging="567" w:firstLineChars="0"/>
-        <w:rPr>
-          <w:rFonts w:hint="eastAsia"/>
-          <w:lang w:val="en-US" w:eastAsia="zh-CN"/>
-        </w:rPr>
-      </w:pPr>
-      <w:r>
-        <w:rPr>
-          <w:rFonts w:hint="eastAsia"/>
-          <w:lang w:val="en-US" w:eastAsia="zh-CN"/>
-        </w:rPr>
-        <w:t>背包（卡组）</w:t>
-      </w:r>
-    </w:p>
-    <w:p>
-      <w:pPr>
-        <w:rPr>
-          <w:rFonts w:hint="default"/>
-          <w:lang w:val="en-US" w:eastAsia="zh-CN"/>
-        </w:rPr>
-      </w:pPr>
-      <w:r>
-        <w:rPr>
-          <w:rFonts w:hint="eastAsia"/>
-          <w:lang w:val="en-US" w:eastAsia="zh-CN"/>
-        </w:rPr>
-        <w:t>背包用于查看玩家在一局游戏中的卡牌、道具和妖怪宠物资源的信息。同时也是作为选择卡牌构成卡组的界面。</w:t>
-      </w:r>
-    </w:p>
-    <w:p>
-      <w:pPr>
         <w:pStyle w:val="2"/>
         <w:numPr>
           <w:ilvl w:val="0"/>
@@ -2661,179 +3372,6 @@
         <w:bidi w:val="0"/>
         <w:ind w:left="425" w:leftChars="0" w:hanging="425" w:firstLineChars="0"/>
         <w:rPr>
-          <w:rFonts w:hint="eastAsia"/>
-          <w:lang w:val="en-US" w:eastAsia="zh-CN"/>
-        </w:rPr>
-      </w:pPr>
-      <w:r>
-        <w:rPr>
-          <w:rFonts w:hint="eastAsia"/>
-          <w:lang w:val="en-US" w:eastAsia="zh-CN"/>
-        </w:rPr>
-        <w:t>事件</w:t>
-      </w:r>
-    </w:p>
-    <w:p>
-      <w:pPr>
-        <w:pStyle w:val="2"/>
-        <w:numPr>
-          <w:ilvl w:val="0"/>
-          <w:numId w:val="2"/>
-        </w:numPr>
-        <w:bidi w:val="0"/>
-        <w:rPr>
-          <w:rFonts w:hint="default"/>
-          <w:lang w:val="en-US" w:eastAsia="zh-CN"/>
-        </w:rPr>
-      </w:pPr>
-      <w:r>
-        <w:rPr>
-          <w:rFonts w:hint="eastAsia"/>
-          <w:lang w:val="en-US" w:eastAsia="zh-CN"/>
-        </w:rPr>
-        <w:t>商店</w:t>
-      </w:r>
-    </w:p>
-    <w:p>
-      <w:pPr>
-        <w:rPr>
-          <w:rFonts w:hint="default"/>
-          <w:lang w:val="en-US" w:eastAsia="zh-CN"/>
-        </w:rPr>
-      </w:pPr>
-    </w:p>
-    <w:p>
-      <w:pPr>
-        <w:numPr>
-          <w:ilvl w:val="0"/>
-          <w:numId w:val="0"/>
-        </w:numPr>
-        <w:ind w:leftChars="0"/>
-        <w:rPr>
-          <w:rFonts w:hint="default"/>
-          <w:lang w:val="en-US" w:eastAsia="zh-CN"/>
-        </w:rPr>
-      </w:pPr>
-    </w:p>
-    <w:p>
-      <w:pPr>
-        <w:pStyle w:val="2"/>
-        <w:numPr>
-          <w:ilvl w:val="0"/>
-          <w:numId w:val="2"/>
-        </w:numPr>
-        <w:bidi w:val="0"/>
-        <w:ind w:left="425" w:leftChars="0" w:hanging="425" w:firstLineChars="0"/>
-        <w:rPr>
-          <w:rFonts w:hint="eastAsia"/>
-          <w:lang w:val="en-US" w:eastAsia="zh-CN"/>
-        </w:rPr>
-      </w:pPr>
-      <w:r>
-        <w:rPr>
-          <w:rFonts w:hint="eastAsia"/>
-          <w:lang w:val="en-US" w:eastAsia="zh-CN"/>
-        </w:rPr>
-        <w:t>卡牌（符咒）收集</w:t>
-      </w:r>
-    </w:p>
-    <w:p>
-      <w:pPr>
-        <w:pStyle w:val="2"/>
-        <w:numPr>
-          <w:ilvl w:val="0"/>
-          <w:numId w:val="2"/>
-        </w:numPr>
-        <w:bidi w:val="0"/>
-        <w:rPr>
-          <w:rFonts w:hint="default"/>
-          <w:lang w:val="en-US" w:eastAsia="zh-CN"/>
-        </w:rPr>
-      </w:pPr>
-      <w:r>
-        <w:rPr>
-          <w:rFonts w:hint="eastAsia"/>
-          <w:lang w:val="en-US" w:eastAsia="zh-CN"/>
-        </w:rPr>
-        <w:t>宝物收集</w:t>
-      </w:r>
-    </w:p>
-    <w:p>
-      <w:pPr>
-        <w:pStyle w:val="2"/>
-        <w:numPr>
-          <w:ilvl w:val="0"/>
-          <w:numId w:val="2"/>
-        </w:numPr>
-        <w:bidi w:val="0"/>
-        <w:ind w:left="425" w:leftChars="0" w:hanging="425" w:firstLineChars="0"/>
-        <w:rPr>
-          <w:rFonts w:hint="default"/>
-          <w:lang w:val="en-US" w:eastAsia="zh-CN"/>
-        </w:rPr>
-      </w:pPr>
-      <w:r>
-        <w:rPr>
-          <w:rFonts w:hint="eastAsia"/>
-          <w:lang w:val="en-US" w:eastAsia="zh-CN"/>
-        </w:rPr>
-        <w:t>敌人图鉴</w:t>
-      </w:r>
-    </w:p>
-    <w:p>
-      <w:pPr>
-        <w:pStyle w:val="2"/>
-        <w:numPr>
-          <w:ilvl w:val="0"/>
-          <w:numId w:val="2"/>
-        </w:numPr>
-        <w:bidi w:val="0"/>
-        <w:ind w:left="425" w:leftChars="0" w:hanging="425" w:firstLineChars="0"/>
-        <w:rPr>
-          <w:rFonts w:hint="eastAsia"/>
-          <w:lang w:val="en-US" w:eastAsia="zh-CN"/>
-        </w:rPr>
-      </w:pPr>
-      <w:r>
-        <w:rPr>
-          <w:rFonts w:hint="eastAsia"/>
-          <w:lang w:val="en-US" w:eastAsia="zh-CN"/>
-        </w:rPr>
-        <w:t>游玩记录</w:t>
-      </w:r>
-    </w:p>
-    <w:p>
-      <w:pPr>
-        <w:pStyle w:val="2"/>
-        <w:numPr>
-          <w:ilvl w:val="0"/>
-          <w:numId w:val="2"/>
-        </w:numPr>
-        <w:bidi w:val="0"/>
-        <w:ind w:left="425" w:leftChars="0" w:hanging="425" w:firstLineChars="0"/>
-        <w:rPr>
-          <w:rFonts w:hint="default"/>
-          <w:lang w:val="en-US" w:eastAsia="zh-CN"/>
-        </w:rPr>
-      </w:pPr>
-      <w:r>
-        <w:rPr>
-          <w:rFonts w:hint="eastAsia"/>
-          <w:lang w:val="en-US" w:eastAsia="zh-CN"/>
-        </w:rPr>
-        <w:t>全局成长（技能树）</w:t>
-      </w:r>
-    </w:p>
-    <w:p>
-      <w:pPr>
-        <w:pStyle w:val="2"/>
-        <w:numPr>
-          <w:ilvl w:val="0"/>
-          <w:numId w:val="2"/>
-        </w:numPr>
-        <w:bidi w:val="0"/>
-        <w:ind w:left="425" w:leftChars="0" w:hanging="425" w:firstLineChars="0"/>
-        <w:rPr>
           <w:rFonts w:hint="default"/>
           <w:lang w:val="en-US" w:eastAsia="zh-CN"/>
         </w:rPr>
@@ -2844,6 +3382,21 @@
           <w:lang w:val="en-US" w:eastAsia="zh-CN"/>
         </w:rPr>
         <w:t>古代故事趣闻</w:t>
+      </w:r>
+    </w:p>
+    <w:p>
+      <w:pPr>
+        <w:rPr>
+          <w:rFonts w:hint="default"/>
+          <w:lang w:val="en-US" w:eastAsia="zh-CN"/>
+        </w:rPr>
+      </w:pPr>
+      <w:r>
+        <w:rPr>
+          <w:rFonts w:hint="eastAsia"/>
+          <w:lang w:val="en-US" w:eastAsia="zh-CN"/>
+        </w:rPr>
+        <w:t>由文案负责搜集各种古代故事趣闻，以这些故事为原型改变故事融入到游戏的事件中作分支剧情或主线剧情（注意：一定要合理改编，少部分故事可以较为完整的搬运过来作为致敬或者菜蛋）。</w:t>
       </w:r>
     </w:p>
     <w:p>
@@ -3534,6 +4087,7 @@
   <w:style w:type="paragraph" w:customStyle="1" w:styleId="10">
     <w:name w:val="标题2"/>
     <w:basedOn w:val="1"/>
+    <w:qFormat/>
     <w:uiPriority w:val="0"/>
     <w:pPr>
       <w:keepNext/>

--- a/Doc/降妖文档.docx
+++ b/Doc/降妖文档.docx
@@ -83,8 +83,8 @@
           <w:numId w:val="1"/>
         </w:numPr>
       </w:pPr>
-      <w:bookmarkStart w:id="0" w:name="_Toc16984"/>
-      <w:bookmarkStart w:id="1" w:name="_Toc181793542"/>
+      <w:bookmarkStart w:id="0" w:name="_Toc181793542"/>
+      <w:bookmarkStart w:id="1" w:name="_Toc16984"/>
       <w:r>
         <w:rPr>
           <w:rFonts w:hint="eastAsia"/>
@@ -544,7 +544,18 @@
                 <w:iCs w:val="0"/>
                 <w:lang w:val="en-US" w:eastAsia="zh-CN"/>
               </w:rPr>
-              <w:t>更新了5.6.14部分的原型图，10.11.14.15部分的文案要求</w:t>
+              <w:t>更新了6.8.14.部分的原型图，10.11</w:t>
+            </w:r>
+            <w:bookmarkStart w:id="3" w:name="_GoBack"/>
+            <w:bookmarkEnd w:id="3"/>
+            <w:r>
+              <w:rPr>
+                <w:rFonts w:hint="eastAsia"/>
+                <w:i w:val="0"/>
+                <w:iCs w:val="0"/>
+                <w:lang w:val="en-US" w:eastAsia="zh-CN"/>
+              </w:rPr>
+              <w:t>.15.部分的文案要求</w:t>
             </w:r>
           </w:p>
         </w:tc>
@@ -3359,8 +3370,6 @@
         </w:rPr>
         <w:t>注：预设八个节点为彩虹色+白色，中心为黑色</w:t>
       </w:r>
-      <w:bookmarkStart w:id="3" w:name="_GoBack"/>
-      <w:bookmarkEnd w:id="3"/>
     </w:p>
     <w:p>
       <w:pPr>

--- a/Doc/降妖文档.docx
+++ b/Doc/降妖文档.docx
@@ -544,10 +544,45 @@
                 <w:iCs w:val="0"/>
                 <w:lang w:val="en-US" w:eastAsia="zh-CN"/>
               </w:rPr>
-              <w:t>更新了6.8.14.部分的原型图，10.11</w:t>
+              <w:t>更新了6.8.14.部分的原型图，10.11.15.部分的文案要求</w:t>
             </w:r>
-            <w:bookmarkStart w:id="3" w:name="_GoBack"/>
-            <w:bookmarkEnd w:id="3"/>
+          </w:p>
+        </w:tc>
+      </w:tr>
+      <w:tr>
+        <w:tblPrEx>
+          <w:tblBorders>
+            <w:top w:val="single" w:color="auto" w:sz="4" w:space="0"/>
+            <w:left w:val="single" w:color="auto" w:sz="4" w:space="0"/>
+            <w:bottom w:val="single" w:color="auto" w:sz="4" w:space="0"/>
+            <w:right w:val="single" w:color="auto" w:sz="4" w:space="0"/>
+            <w:insideH w:val="single" w:color="auto" w:sz="4" w:space="0"/>
+            <w:insideV w:val="single" w:color="auto" w:sz="4" w:space="0"/>
+          </w:tblBorders>
+          <w:tblCellMar>
+            <w:top w:w="0" w:type="dxa"/>
+            <w:left w:w="108" w:type="dxa"/>
+            <w:bottom w:w="0" w:type="dxa"/>
+            <w:right w:w="108" w:type="dxa"/>
+          </w:tblCellMar>
+        </w:tblPrEx>
+        <w:trPr>
+          <w:trHeight w:val="320" w:hRule="atLeast"/>
+        </w:trPr>
+        <w:tc>
+          <w:tcPr>
+            <w:tcW w:w="1273" w:type="dxa"/>
+          </w:tcPr>
+          <w:p>
+            <w:pPr>
+              <w:jc w:val="center"/>
+              <w:rPr>
+                <w:rFonts w:hint="default" w:eastAsiaTheme="minorEastAsia"/>
+                <w:i w:val="0"/>
+                <w:iCs w:val="0"/>
+                <w:lang w:val="en-US" w:eastAsia="zh-CN"/>
+              </w:rPr>
+            </w:pPr>
             <w:r>
               <w:rPr>
                 <w:rFonts w:hint="eastAsia"/>
@@ -555,8 +590,60 @@
                 <w:iCs w:val="0"/>
                 <w:lang w:val="en-US" w:eastAsia="zh-CN"/>
               </w:rPr>
-              <w:t>.15.部分的文案要求</w:t>
+              <w:t>2025.3.6</w:t>
             </w:r>
+          </w:p>
+        </w:tc>
+        <w:tc>
+          <w:tcPr>
+            <w:tcW w:w="1274" w:type="dxa"/>
+          </w:tcPr>
+          <w:p>
+            <w:pPr>
+              <w:jc w:val="center"/>
+              <w:rPr>
+                <w:rFonts w:hint="default" w:eastAsiaTheme="minorEastAsia"/>
+                <w:i w:val="0"/>
+                <w:iCs w:val="0"/>
+                <w:lang w:val="en-US" w:eastAsia="zh-CN"/>
+              </w:rPr>
+            </w:pPr>
+            <w:r>
+              <w:rPr>
+                <w:rFonts w:hint="eastAsia"/>
+                <w:i w:val="0"/>
+                <w:iCs w:val="0"/>
+                <w:lang w:val="en-US" w:eastAsia="zh-CN"/>
+              </w:rPr>
+              <w:t>章一川</w:t>
+            </w:r>
+          </w:p>
+        </w:tc>
+        <w:tc>
+          <w:tcPr>
+            <w:tcW w:w="5751" w:type="dxa"/>
+          </w:tcPr>
+          <w:p>
+            <w:pPr>
+              <w:jc w:val="left"/>
+              <w:rPr>
+                <w:rFonts w:hint="default" w:eastAsiaTheme="minorEastAsia"/>
+                <w:i w:val="0"/>
+                <w:iCs w:val="0"/>
+                <w:lang w:val="en-US" w:eastAsia="zh-CN"/>
+              </w:rPr>
+            </w:pPr>
+            <w:r>
+              <w:rPr>
+                <w:rFonts w:hint="eastAsia"/>
+                <w:i w:val="0"/>
+                <w:iCs w:val="0"/>
+                <w:lang w:val="en-US" w:eastAsia="zh-CN"/>
+              </w:rPr>
+              <w:t>更新了8.4 8.6，表格中的“一次完整游戏全流程原型图”</w:t>
+            </w:r>
+            <w:bookmarkStart w:id="3" w:name="_GoBack"/>
+            <w:bookmarkEnd w:id="3"/>
           </w:p>
         </w:tc>
       </w:tr>
@@ -980,28 +1067,6 @@
           <w:numId w:val="2"/>
         </w:numPr>
         <w:bidi w:val="0"/>
-        <w:ind w:left="425" w:leftChars="0" w:hanging="425" w:firstLineChars="0"/>
-        <w:rPr>
-          <w:rFonts w:hint="eastAsia"/>
-          <w:lang w:val="en-US" w:eastAsia="zh-CN"/>
-        </w:rPr>
-      </w:pPr>
-      <w:r>
-        <w:rPr>
-          <w:rFonts w:hint="eastAsia"/>
-          <w:lang w:val="en-US" w:eastAsia="zh-CN"/>
-        </w:rPr>
-        <w:t>主要属性</w:t>
-      </w:r>
-    </w:p>
-    <w:p>
-      <w:pPr>
-        <w:pStyle w:val="2"/>
-        <w:numPr>
-          <w:ilvl w:val="0"/>
-          <w:numId w:val="2"/>
-        </w:numPr>
-        <w:bidi w:val="0"/>
         <w:rPr>
           <w:rFonts w:hint="default"/>
           <w:lang w:val="en-US" w:eastAsia="zh-CN"/>
@@ -1254,17 +1319,25 @@
     <w:p>
       <w:pPr>
         <w:rPr>
-          <w:rFonts w:hint="default"/>
-          <w:lang w:val="en-US" w:eastAsia="zh-CN"/>
-        </w:rPr>
-      </w:pPr>
-      <w:r>
-        <w:rPr>
-          <w:rFonts w:hint="eastAsia"/>
-          <w:lang w:val="en-US" w:eastAsia="zh-CN"/>
-        </w:rPr>
-        <w:t>节点随机生成，一个区域生成</w:t>
-      </w:r>
+          <w:rFonts w:hint="eastAsia"/>
+          <w:lang w:val="en-US" w:eastAsia="zh-CN"/>
+        </w:rPr>
+      </w:pPr>
+      <w:r>
+        <w:rPr>
+          <w:rFonts w:hint="eastAsia"/>
+          <w:lang w:val="en-US" w:eastAsia="zh-CN"/>
+        </w:rPr>
+        <w:t>节点随机生成，一个区域生成节点的规则如下：</w:t>
+      </w:r>
+    </w:p>
+    <w:p>
+      <w:pPr>
+        <w:rPr>
+          <w:rFonts w:hint="eastAsia"/>
+          <w:lang w:val="en-US" w:eastAsia="zh-CN"/>
+        </w:rPr>
+      </w:pPr>
     </w:p>
     <w:p>
       <w:pPr>
@@ -1687,16 +1760,376 @@
         </w:numPr>
         <w:ind w:leftChars="0"/>
         <w:rPr>
-          <w:rFonts w:hint="default"/>
-          <w:lang w:val="en-US" w:eastAsia="zh-CN"/>
-        </w:rPr>
-      </w:pPr>
-      <w:r>
-        <w:rPr>
-          <w:rFonts w:hint="eastAsia"/>
-          <w:lang w:val="en-US" w:eastAsia="zh-CN"/>
-        </w:rPr>
-        <w:t>玩家的初始等级为0，关卡中每当一个敌人死亡都会掉落一个可拾取物在死亡点，玩家在拾取该物品后不获得实体物进入背包，而是获得一定的经验值。经验值掉落物有大小/颜色区分，以供玩家分辨经验值的夺少。</w:t>
+          <w:rFonts w:hint="eastAsia"/>
+          <w:lang w:val="en-US" w:eastAsia="zh-CN"/>
+        </w:rPr>
+      </w:pPr>
+      <w:r>
+        <w:rPr>
+          <w:rFonts w:hint="eastAsia"/>
+          <w:lang w:val="en-US" w:eastAsia="zh-CN"/>
+        </w:rPr>
+        <w:t>玩家的初始等级为0，关卡中每当一个敌人死亡都会掉落一个可拾取物在死亡点，玩家在拾取该物品后不获得实体物进入背包，而是获得一定的经验值。经验值掉落物有大小/颜色区分，以供玩家分辨经验值的多少。</w:t>
+      </w:r>
+    </w:p>
+    <w:p>
+      <w:pPr>
+        <w:numPr>
+          <w:ilvl w:val="0"/>
+          <w:numId w:val="0"/>
+        </w:numPr>
+        <w:ind w:leftChars="0"/>
+        <w:rPr>
+          <w:rFonts w:hint="default"/>
+          <w:lang w:val="en-US" w:eastAsia="zh-CN"/>
+        </w:rPr>
+      </w:pPr>
+      <w:r>
+        <w:rPr>
+          <w:rFonts w:hint="eastAsia"/>
+          <w:lang w:val="en-US" w:eastAsia="zh-CN"/>
+        </w:rPr>
+        <w:t>每次升级玩家可以从随机提供的三个选项中选择自身的一项属性值进行提升。部分属性值有上限。</w:t>
+      </w:r>
+    </w:p>
+    <w:p>
+      <w:pPr>
+        <w:numPr>
+          <w:ilvl w:val="0"/>
+          <w:numId w:val="0"/>
+        </w:numPr>
+        <w:ind w:leftChars="0"/>
+        <w:rPr>
+          <w:rFonts w:hint="eastAsia"/>
+          <w:lang w:val="en-US" w:eastAsia="zh-CN"/>
+        </w:rPr>
+      </w:pPr>
+      <w:r>
+        <w:rPr>
+          <w:rFonts w:hint="eastAsia"/>
+          <w:lang w:val="en-US" w:eastAsia="zh-CN"/>
+        </w:rPr>
+        <w:t>玩家的属性：</w:t>
+      </w:r>
+    </w:p>
+    <w:p>
+      <w:pPr>
+        <w:numPr>
+          <w:ilvl w:val="0"/>
+          <w:numId w:val="0"/>
+        </w:numPr>
+        <w:ind w:leftChars="0"/>
+        <w:rPr>
+          <w:rFonts w:hint="default"/>
+          <w:lang w:val="en-US" w:eastAsia="zh-CN"/>
+        </w:rPr>
+      </w:pPr>
+      <w:r>
+        <w:rPr>
+          <w:rFonts w:hint="eastAsia"/>
+          <w:lang w:val="en-US" w:eastAsia="zh-CN"/>
+        </w:rPr>
+        <w:t>Player_health=玩家的生命值</w:t>
+      </w:r>
+    </w:p>
+    <w:p>
+      <w:pPr>
+        <w:numPr>
+          <w:ilvl w:val="0"/>
+          <w:numId w:val="0"/>
+        </w:numPr>
+        <w:ind w:leftChars="0"/>
+        <w:rPr>
+          <w:rFonts w:hint="eastAsia"/>
+          <w:lang w:val="en-US" w:eastAsia="zh-CN"/>
+        </w:rPr>
+      </w:pPr>
+      <w:r>
+        <w:rPr>
+          <w:rFonts w:hint="eastAsia"/>
+          <w:lang w:val="en-US" w:eastAsia="zh-CN"/>
+        </w:rPr>
+        <w:t>Player_Mhealth=玩家的最大生命值</w:t>
+      </w:r>
+    </w:p>
+    <w:p>
+      <w:pPr>
+        <w:numPr>
+          <w:ilvl w:val="0"/>
+          <w:numId w:val="0"/>
+        </w:numPr>
+        <w:ind w:leftChars="0"/>
+        <w:rPr>
+          <w:rFonts w:hint="default"/>
+          <w:lang w:val="en-US" w:eastAsia="zh-CN"/>
+        </w:rPr>
+      </w:pPr>
+      <w:r>
+        <w:rPr>
+          <w:rFonts w:hint="eastAsia"/>
+          <w:lang w:val="en-US" w:eastAsia="zh-CN"/>
+        </w:rPr>
+        <w:t>Player_attack=玩家的攻击力</w:t>
+      </w:r>
+    </w:p>
+    <w:p>
+      <w:pPr>
+        <w:numPr>
+          <w:ilvl w:val="0"/>
+          <w:numId w:val="0"/>
+        </w:numPr>
+        <w:ind w:leftChars="0"/>
+        <w:rPr>
+          <w:rFonts w:hint="eastAsia"/>
+          <w:lang w:val="en-US" w:eastAsia="zh-CN"/>
+        </w:rPr>
+      </w:pPr>
+      <w:r>
+        <w:rPr>
+          <w:rFonts w:hint="eastAsia"/>
+          <w:lang w:val="en-US" w:eastAsia="zh-CN"/>
+        </w:rPr>
+        <w:t>Player_speed=玩家的移动速度</w:t>
+      </w:r>
+    </w:p>
+    <w:p>
+      <w:pPr>
+        <w:numPr>
+          <w:ilvl w:val="0"/>
+          <w:numId w:val="0"/>
+        </w:numPr>
+        <w:ind w:leftChars="0"/>
+        <w:rPr>
+          <w:rFonts w:hint="default"/>
+          <w:lang w:val="en-US" w:eastAsia="zh-CN"/>
+        </w:rPr>
+      </w:pPr>
+      <w:r>
+        <w:rPr>
+          <w:rFonts w:hint="eastAsia"/>
+          <w:lang w:val="en-US" w:eastAsia="zh-CN"/>
+        </w:rPr>
+        <w:t>Player_Mspeed=玩家的最大的移动速度</w:t>
+      </w:r>
+    </w:p>
+    <w:p>
+      <w:pPr>
+        <w:numPr>
+          <w:ilvl w:val="0"/>
+          <w:numId w:val="0"/>
+        </w:numPr>
+        <w:ind w:leftChars="0"/>
+        <w:rPr>
+          <w:rFonts w:hint="eastAsia"/>
+          <w:lang w:val="en-US" w:eastAsia="zh-CN"/>
+        </w:rPr>
+      </w:pPr>
+      <w:r>
+        <w:rPr>
+          <w:rFonts w:hint="eastAsia"/>
+          <w:lang w:val="en-US" w:eastAsia="zh-CN"/>
+        </w:rPr>
+        <w:t>Player_range=玩家的攻击范围</w:t>
+      </w:r>
+    </w:p>
+    <w:p>
+      <w:pPr>
+        <w:numPr>
+          <w:ilvl w:val="0"/>
+          <w:numId w:val="0"/>
+        </w:numPr>
+        <w:ind w:leftChars="0"/>
+        <w:rPr>
+          <w:rFonts w:hint="eastAsia"/>
+          <w:lang w:val="en-US" w:eastAsia="zh-CN"/>
+        </w:rPr>
+      </w:pPr>
+      <w:r>
+        <w:rPr>
+          <w:rFonts w:hint="eastAsia"/>
+          <w:lang w:val="en-US" w:eastAsia="zh-CN"/>
+        </w:rPr>
+        <w:t>Player_cultivation=玩家的修为</w:t>
+      </w:r>
+    </w:p>
+    <w:p>
+      <w:pPr>
+        <w:numPr>
+          <w:ilvl w:val="0"/>
+          <w:numId w:val="0"/>
+        </w:numPr>
+        <w:ind w:leftChars="0"/>
+        <w:rPr>
+          <w:rFonts w:hint="default"/>
+          <w:lang w:val="en-US" w:eastAsia="zh-CN"/>
+        </w:rPr>
+      </w:pPr>
+      <w:r>
+        <w:rPr>
+          <w:rFonts w:hint="eastAsia"/>
+          <w:lang w:val="en-US" w:eastAsia="zh-CN"/>
+        </w:rPr>
+        <w:t>Player_Mcultivation=玩家的最大修为</w:t>
+      </w:r>
+    </w:p>
+    <w:p>
+      <w:pPr>
+        <w:numPr>
+          <w:ilvl w:val="0"/>
+          <w:numId w:val="0"/>
+        </w:numPr>
+        <w:ind w:leftChars="0"/>
+        <w:rPr>
+          <w:rFonts w:hint="default"/>
+          <w:lang w:val="en-US" w:eastAsia="zh-CN"/>
+        </w:rPr>
+      </w:pPr>
+      <w:r>
+        <w:rPr>
+          <w:rFonts w:hint="eastAsia"/>
+          <w:lang w:val="en-US" w:eastAsia="zh-CN"/>
+        </w:rPr>
+        <w:t>Player_pickrange=玩家的拾取范围</w:t>
+      </w:r>
+    </w:p>
+    <w:p>
+      <w:pPr>
+        <w:numPr>
+          <w:ilvl w:val="0"/>
+          <w:numId w:val="0"/>
+        </w:numPr>
+        <w:ind w:leftChars="0"/>
+        <w:rPr>
+          <w:rFonts w:hint="eastAsia"/>
+          <w:lang w:val="en-US" w:eastAsia="zh-CN"/>
+        </w:rPr>
+      </w:pPr>
+      <w:r>
+        <w:rPr>
+          <w:rFonts w:hint="eastAsia"/>
+          <w:lang w:val="en-US" w:eastAsia="zh-CN"/>
+        </w:rPr>
+        <w:t>Player_def=玩家的防御力</w:t>
+      </w:r>
+    </w:p>
+    <w:p>
+      <w:pPr>
+        <w:numPr>
+          <w:ilvl w:val="0"/>
+          <w:numId w:val="0"/>
+        </w:numPr>
+        <w:ind w:leftChars="0"/>
+        <w:rPr>
+          <w:rFonts w:hint="eastAsia"/>
+          <w:lang w:val="en-US" w:eastAsia="zh-CN"/>
+        </w:rPr>
+      </w:pPr>
+      <w:r>
+        <w:rPr>
+          <w:rFonts w:hint="eastAsia"/>
+          <w:lang w:val="en-US" w:eastAsia="zh-CN"/>
+        </w:rPr>
+        <w:t>Player_dodge=玩家的闪避率</w:t>
+      </w:r>
+    </w:p>
+    <w:p>
+      <w:pPr>
+        <w:numPr>
+          <w:ilvl w:val="0"/>
+          <w:numId w:val="0"/>
+        </w:numPr>
+        <w:ind w:leftChars="0"/>
+        <w:rPr>
+          <w:rFonts w:hint="eastAsia"/>
+          <w:lang w:val="en-US" w:eastAsia="zh-CN"/>
+        </w:rPr>
+      </w:pPr>
+      <w:r>
+        <w:rPr>
+          <w:rFonts w:hint="eastAsia"/>
+          <w:lang w:val="en-US" w:eastAsia="zh-CN"/>
+        </w:rPr>
+        <w:t>Player_Mdodge=玩家的最大闪避率</w:t>
+      </w:r>
+    </w:p>
+    <w:p>
+      <w:pPr>
+        <w:numPr>
+          <w:ilvl w:val="0"/>
+          <w:numId w:val="0"/>
+        </w:numPr>
+        <w:ind w:leftChars="0"/>
+        <w:rPr>
+          <w:rFonts w:hint="default"/>
+          <w:lang w:val="en-US" w:eastAsia="zh-CN"/>
+        </w:rPr>
+      </w:pPr>
+      <w:r>
+        <w:rPr>
+          <w:rFonts w:hint="eastAsia"/>
+          <w:lang w:val="en-US" w:eastAsia="zh-CN"/>
+        </w:rPr>
+        <w:t>Player_virtue=玩家的美德</w:t>
+      </w:r>
+    </w:p>
+    <w:p>
+      <w:pPr>
+        <w:numPr>
+          <w:ilvl w:val="0"/>
+          <w:numId w:val="0"/>
+        </w:numPr>
+        <w:ind w:leftChars="0"/>
+        <w:rPr>
+          <w:rFonts w:hint="eastAsia"/>
+          <w:lang w:val="en-US" w:eastAsia="zh-CN"/>
+        </w:rPr>
+      </w:pPr>
+      <w:r>
+        <w:rPr>
+          <w:rFonts w:hint="eastAsia"/>
+          <w:lang w:val="en-US" w:eastAsia="zh-CN"/>
+        </w:rPr>
+        <w:t>Player_form=玩家的状态</w:t>
+      </w:r>
+    </w:p>
+    <w:p>
+      <w:pPr>
+        <w:numPr>
+          <w:ilvl w:val="0"/>
+          <w:numId w:val="0"/>
+        </w:numPr>
+        <w:ind w:leftChars="0"/>
+        <w:rPr>
+          <w:rFonts w:hint="eastAsia"/>
+          <w:lang w:val="en-US" w:eastAsia="zh-CN"/>
+        </w:rPr>
+      </w:pPr>
+      <w:r>
+        <w:rPr>
+          <w:rFonts w:hint="eastAsia"/>
+          <w:lang w:val="en-US" w:eastAsia="zh-CN"/>
+        </w:rPr>
+        <w:t>Player_form=0时表示正常状态，后续可能会出现多种不同异常状态</w:t>
+      </w:r>
+    </w:p>
+    <w:p>
+      <w:pPr>
+        <w:numPr>
+          <w:ilvl w:val="0"/>
+          <w:numId w:val="0"/>
+        </w:numPr>
+        <w:ind w:leftChars="0"/>
+        <w:rPr>
+          <w:rFonts w:hint="default"/>
+          <w:lang w:val="en-US" w:eastAsia="zh-CN"/>
+        </w:rPr>
+      </w:pPr>
+      <w:r>
+        <w:rPr>
+          <w:rFonts w:hint="eastAsia"/>
+          <w:lang w:val="en-US" w:eastAsia="zh-CN"/>
+        </w:rPr>
+        <w:t>修为即为法力值回复速度。</w:t>
       </w:r>
     </w:p>
     <w:p>
@@ -1919,27 +2352,147 @@
           <w:rFonts w:hint="eastAsia"/>
           <w:lang w:val="en-US" w:eastAsia="zh-CN"/>
         </w:rPr>
+        <w:t>敌人在受击时会有受击特效，表现为模型变红0.1s。</w:t>
+      </w:r>
+    </w:p>
+    <w:p>
+      <w:pPr>
+        <w:rPr>
+          <w:rFonts w:hint="eastAsia"/>
+          <w:lang w:val="en-US" w:eastAsia="zh-CN"/>
+        </w:rPr>
+      </w:pPr>
+      <w:r>
+        <w:rPr>
+          <w:rFonts w:hint="eastAsia"/>
+          <w:lang w:val="en-US" w:eastAsia="zh-CN"/>
+        </w:rPr>
+        <w:t>怪物生成规则：</w:t>
+      </w:r>
+    </w:p>
+    <w:p>
+      <w:pPr>
+        <w:rPr>
+          <w:rFonts w:hint="eastAsia"/>
+          <w:lang w:val="en-US" w:eastAsia="zh-CN"/>
+        </w:rPr>
+      </w:pPr>
+      <w:r>
+        <w:rPr>
+          <w:rFonts w:hint="eastAsia"/>
+          <w:lang w:val="en-US" w:eastAsia="zh-CN"/>
+        </w:rPr>
+        <w:t>同一描述：“在X时间点后，生成规则变为：每Ys在视角范围内等概率生成Z个A等级的敌人”</w:t>
+      </w:r>
+    </w:p>
+    <w:p>
+      <w:pPr>
+        <w:rPr>
+          <w:rFonts w:hint="default"/>
+          <w:lang w:val="en-US" w:eastAsia="zh-CN"/>
+        </w:rPr>
+      </w:pPr>
+      <w:r>
+        <w:rPr>
+          <w:rFonts w:hint="eastAsia"/>
+          <w:lang w:val="en-US" w:eastAsia="zh-CN"/>
+        </w:rPr>
+        <w:t>即在Level_timer=X后，令Level_generate gap=Y，Level_generate level=A，Level_generate amount=Z</w:t>
+      </w:r>
+    </w:p>
+    <w:p>
+      <w:pPr>
+        <w:rPr>
+          <w:rFonts w:hint="eastAsia"/>
+          <w:lang w:val="en-US" w:eastAsia="zh-CN"/>
+        </w:rPr>
+      </w:pPr>
+      <w:r>
+        <w:rPr>
+          <w:rFonts w:hint="eastAsia"/>
+          <w:lang w:val="en-US" w:eastAsia="zh-CN"/>
+        </w:rPr>
+        <w:t>敌人会被分为四个危险等级，在生成每个等级的第一个敌人（假设为Monster1）时，该等级的所有可能出现的敌人同等概率出现。在生成之后，之后生成该等级的敌人时生成Monster1的概率提升至90%，而其他该等级的敌人共享10%的生成概率。</w:t>
+      </w:r>
+    </w:p>
+    <w:p>
+      <w:pPr>
+        <w:rPr>
+          <w:rFonts w:hint="default"/>
+          <w:lang w:val="en-US" w:eastAsia="zh-CN"/>
+        </w:rPr>
+      </w:pPr>
+      <w:r>
+        <w:rPr>
+          <w:rFonts w:hint="eastAsia"/>
+          <w:lang w:val="en-US" w:eastAsia="zh-CN"/>
+        </w:rPr>
+        <w:t>敌人在生成前应当有提示，动画效果表现为生成前1s生成地点出现蓝色的鬼火，在闪烁两下后生成。</w:t>
+      </w:r>
+    </w:p>
+    <w:p>
+      <w:pPr>
+        <w:rPr>
+          <w:rFonts w:hint="eastAsia"/>
+          <w:lang w:val="en-US" w:eastAsia="zh-CN"/>
+        </w:rPr>
+      </w:pPr>
+      <w:r>
+        <w:rPr>
+          <w:rFonts w:hint="eastAsia"/>
+          <w:lang w:val="en-US" w:eastAsia="zh-CN"/>
+        </w:rPr>
+        <w:t>同时生成的敌人应当互相之间距离较近。</w:t>
+      </w:r>
+    </w:p>
+    <w:p>
+      <w:pPr>
+        <w:rPr>
+          <w:rFonts w:hint="default"/>
+          <w:lang w:val="en-US" w:eastAsia="zh-CN"/>
+        </w:rPr>
+      </w:pPr>
+      <w:r>
+        <w:rPr>
+          <w:rFonts w:hint="eastAsia"/>
+          <w:lang w:val="en-US" w:eastAsia="zh-CN"/>
+        </w:rPr>
+        <w:t>若玩家的碰撞箱与即将生成的敌人碰撞箱有碰撞，立刻刷新该敌人的位置。</w:t>
+      </w:r>
+    </w:p>
+    <w:p>
+      <w:pPr>
+        <w:rPr>
+          <w:rFonts w:hint="default"/>
+          <w:lang w:val="en-US" w:eastAsia="zh-CN"/>
+        </w:rPr>
+      </w:pPr>
+      <w:r>
+        <w:rPr>
+          <w:rFonts w:hint="eastAsia"/>
+          <w:lang w:val="en-US" w:eastAsia="zh-CN"/>
+        </w:rPr>
+        <w:t>在降妖表格.xlsx中的关卡数据中查看具体例子。</w:t>
+      </w:r>
+    </w:p>
+    <w:p>
+      <w:pPr>
+        <w:rPr>
+          <w:rFonts w:hint="eastAsia"/>
+          <w:lang w:val="en-US" w:eastAsia="zh-CN"/>
+        </w:rPr>
+      </w:pPr>
+      <w:r>
+        <w:rPr>
+          <w:rFonts w:hint="eastAsia"/>
+          <w:lang w:val="en-US" w:eastAsia="zh-CN"/>
+        </w:rPr>
         <w:t>部分敌人会有特殊的技能，会在属性的Enemy_skill中说明</w:t>
       </w:r>
     </w:p>
     <w:p>
       <w:pPr>
         <w:rPr>
-          <w:rFonts w:hint="default"/>
-          <w:lang w:val="en-US" w:eastAsia="zh-CN"/>
-        </w:rPr>
-      </w:pPr>
-      <w:r>
-        <w:rPr>
-          <w:rFonts w:hint="eastAsia"/>
-          <w:lang w:val="en-US" w:eastAsia="zh-CN"/>
-        </w:rPr>
-        <w:t>消灭敌人后会获得一定的经验值</w:t>
-      </w:r>
-    </w:p>
-    <w:p>
-      <w:pPr>
-        <w:rPr>
           <w:rFonts w:hint="eastAsia"/>
           <w:lang w:val="en-US" w:eastAsia="zh-CN"/>
         </w:rPr>
@@ -2045,7 +2598,7 @@
     <w:p>
       <w:pPr>
         <w:rPr>
-          <w:rFonts w:hint="default"/>
+          <w:rFonts w:hint="eastAsia"/>
           <w:lang w:val="en-US" w:eastAsia="zh-CN"/>
         </w:rPr>
       </w:pPr>
@@ -2056,6 +2609,179 @@
         </w:rPr>
         <w:t>Enemy_skill=敌人的特殊技能</w:t>
       </w:r>
+    </w:p>
+    <w:p>
+      <w:pPr>
+        <w:rPr>
+          <w:rFonts w:hint="eastAsia"/>
+          <w:lang w:val="en-US" w:eastAsia="zh-CN"/>
+        </w:rPr>
+      </w:pPr>
+      <w:r>
+        <w:rPr>
+          <w:rFonts w:hint="eastAsia"/>
+          <w:lang w:val="en-US" w:eastAsia="zh-CN"/>
+        </w:rPr>
+        <w:t>Enemy_level=敌人的危险等级</w:t>
+      </w:r>
+    </w:p>
+    <w:p>
+      <w:pPr>
+        <w:rPr>
+          <w:rFonts w:hint="eastAsia"/>
+          <w:lang w:val="en-US" w:eastAsia="zh-CN"/>
+        </w:rPr>
+      </w:pPr>
+      <w:r>
+        <w:rPr>
+          <w:rFonts w:hint="eastAsia"/>
+          <w:lang w:val="en-US" w:eastAsia="zh-CN"/>
+        </w:rPr>
+        <w:t>关卡的属性：</w:t>
+      </w:r>
+    </w:p>
+    <w:p>
+      <w:pPr>
+        <w:rPr>
+          <w:rFonts w:hint="eastAsia"/>
+          <w:lang w:val="en-US" w:eastAsia="zh-CN"/>
+        </w:rPr>
+      </w:pPr>
+      <w:r>
+        <w:rPr>
+          <w:rFonts w:hint="eastAsia"/>
+          <w:lang w:val="en-US" w:eastAsia="zh-CN"/>
+        </w:rPr>
+        <w:t>Level_order=关卡序号</w:t>
+      </w:r>
+    </w:p>
+    <w:p>
+      <w:pPr>
+        <w:rPr>
+          <w:rFonts w:hint="default"/>
+          <w:lang w:val="en-US" w:eastAsia="zh-CN"/>
+        </w:rPr>
+      </w:pPr>
+      <w:r>
+        <w:rPr>
+          <w:rFonts w:hint="eastAsia"/>
+          <w:lang w:val="en-US" w:eastAsia="zh-CN"/>
+        </w:rPr>
+        <w:t>Level_timer=关卡已过时间</w:t>
+      </w:r>
+    </w:p>
+    <w:p>
+      <w:pPr>
+        <w:rPr>
+          <w:rFonts w:hint="eastAsia"/>
+          <w:lang w:val="en-US" w:eastAsia="zh-CN"/>
+        </w:rPr>
+      </w:pPr>
+      <w:r>
+        <w:rPr>
+          <w:rFonts w:hint="eastAsia"/>
+          <w:lang w:val="en-US" w:eastAsia="zh-CN"/>
+        </w:rPr>
+        <w:t>Level_last=关卡总时间</w:t>
+      </w:r>
+    </w:p>
+    <w:p>
+      <w:pPr>
+        <w:rPr>
+          <w:rFonts w:hint="eastAsia"/>
+          <w:lang w:val="en-US" w:eastAsia="zh-CN"/>
+        </w:rPr>
+      </w:pPr>
+      <w:r>
+        <w:rPr>
+          <w:rFonts w:hint="eastAsia"/>
+          <w:lang w:val="en-US" w:eastAsia="zh-CN"/>
+        </w:rPr>
+        <w:t>Level_reward=关卡奖励</w:t>
+      </w:r>
+    </w:p>
+    <w:p>
+      <w:pPr>
+        <w:rPr>
+          <w:rFonts w:hint="default"/>
+          <w:lang w:val="en-US" w:eastAsia="zh-CN"/>
+        </w:rPr>
+      </w:pPr>
+      <w:r>
+        <w:rPr>
+          <w:rFonts w:hint="eastAsia"/>
+          <w:lang w:val="en-US" w:eastAsia="zh-CN"/>
+        </w:rPr>
+        <w:t>Level_Change=关卡波次变换时间</w:t>
+      </w:r>
+    </w:p>
+    <w:p>
+      <w:pPr>
+        <w:rPr>
+          <w:rFonts w:hint="eastAsia"/>
+          <w:lang w:val="en-US" w:eastAsia="zh-CN"/>
+        </w:rPr>
+      </w:pPr>
+      <w:r>
+        <w:rPr>
+          <w:rFonts w:hint="eastAsia"/>
+          <w:lang w:val="en-US" w:eastAsia="zh-CN"/>
+        </w:rPr>
+        <w:t>Level_generate gap=关卡生成怪物生成间隔</w:t>
+      </w:r>
+    </w:p>
+    <w:p>
+      <w:pPr>
+        <w:rPr>
+          <w:rFonts w:hint="default"/>
+          <w:lang w:val="en-US" w:eastAsia="zh-CN"/>
+        </w:rPr>
+      </w:pPr>
+      <w:r>
+        <w:rPr>
+          <w:rFonts w:hint="eastAsia"/>
+          <w:lang w:val="en-US" w:eastAsia="zh-CN"/>
+        </w:rPr>
+        <w:t>Level_generate level=关卡生成怪物的危险的等级</w:t>
+      </w:r>
+    </w:p>
+    <w:p>
+      <w:pPr>
+        <w:rPr>
+          <w:rFonts w:hint="default"/>
+          <w:lang w:val="en-US" w:eastAsia="zh-CN"/>
+        </w:rPr>
+      </w:pPr>
+      <w:r>
+        <w:rPr>
+          <w:rFonts w:hint="eastAsia"/>
+          <w:lang w:val="en-US" w:eastAsia="zh-CN"/>
+        </w:rPr>
+        <w:t>Level_generate amount=关卡生成怪物的生成数量</w:t>
+      </w:r>
+    </w:p>
+    <w:p>
+      <w:pPr>
+        <w:rPr>
+          <w:rFonts w:hint="default"/>
+          <w:lang w:val="en-US" w:eastAsia="zh-CN"/>
+        </w:rPr>
+      </w:pPr>
+      <w:r>
+        <w:rPr>
+          <w:rFonts w:hint="eastAsia"/>
+          <w:lang w:val="en-US" w:eastAsia="zh-CN"/>
+        </w:rPr>
+        <w:t>关卡的难度与节点数有关，比如第七个节点的关卡难度就是Level_order=7的难度。</w:t>
+      </w:r>
+    </w:p>
+    <w:p>
+      <w:pPr>
+        <w:rPr>
+          <w:rFonts w:hint="default"/>
+          <w:lang w:val="en-US" w:eastAsia="zh-CN"/>
+        </w:rPr>
+      </w:pPr>
     </w:p>
     <w:p>
       <w:pPr>
@@ -2270,7 +2996,7 @@
           <w:color w:val="FF0000"/>
           <w:lang w:val="en-US" w:eastAsia="zh-CN"/>
         </w:rPr>
-        <w:t>注：表现为法力值条随鼠标的移动而减少，单次使用卡牌可以透支法力值（代码表现为法力值可被消耗至负数）</w:t>
+        <w:t>注：表现为法力值条随鼠标的移动而减少，单次使用卡牌可以透支法力值（代码表现为法力值可被消耗至负数）。为了能够相对精确的使用卡牌，在玩家画出范围时的前1s给玩家一个减速5倍的子弹时间，1s后瞬间渐变恢复至正常速度。</w:t>
       </w:r>
     </w:p>
     <w:p>
@@ -2381,7 +3107,7 @@
     <w:p>
       <w:pPr>
         <w:rPr>
-          <w:rFonts w:hint="eastAsia"/>
+          <w:rFonts w:hint="default"/>
           <w:lang w:val="en-US" w:eastAsia="zh-CN"/>
         </w:rPr>
       </w:pPr>
@@ -2405,7 +3131,7 @@
           <w:rFonts w:hint="eastAsia"/>
           <w:lang w:val="en-US" w:eastAsia="zh-CN"/>
         </w:rPr>
-        <w:t>Card_form=1表示卡牌被选中Card_form=0表示卡牌未被选中</w:t>
+        <w:t>Card_form=1表示卡牌可被使用Card_pick=0表示卡牌不可使用（后续会出现法力值足够但卡牌无法使用的情况）</w:t>
       </w:r>
     </w:p>
     <w:p>
@@ -2649,7 +3375,7 @@
     <w:p>
       <w:pPr>
         <w:rPr>
-          <w:rFonts w:hint="eastAsia"/>
+          <w:rFonts w:hint="default"/>
           <w:lang w:val="en-US" w:eastAsia="zh-CN"/>
         </w:rPr>
       </w:pPr>
@@ -2659,21 +3385,6 @@
           <w:lang w:val="en-US" w:eastAsia="zh-CN"/>
         </w:rPr>
         <w:t>Item_form=道具的状态</w:t>
-      </w:r>
-    </w:p>
-    <w:p>
-      <w:pPr>
-        <w:rPr>
-          <w:rFonts w:hint="default"/>
-          <w:lang w:val="en-US" w:eastAsia="zh-CN"/>
-        </w:rPr>
-      </w:pPr>
-      <w:r>
-        <w:rPr>
-          <w:rFonts w:hint="eastAsia"/>
-          <w:lang w:val="en-US" w:eastAsia="zh-CN"/>
-        </w:rPr>
-        <w:t>Item_</w:t>
       </w:r>
     </w:p>
     <w:p>
@@ -2806,7 +3517,7 @@
     <w:p>
       <w:pPr>
         <w:rPr>
-          <w:rFonts w:hint="default"/>
+          <w:rFonts w:hint="eastAsia"/>
           <w:lang w:val="en-US" w:eastAsia="zh-CN"/>
         </w:rPr>
       </w:pPr>
@@ -2816,6 +3527,21 @@
           <w:lang w:val="en-US" w:eastAsia="zh-CN"/>
         </w:rPr>
         <w:t>Pet_atkspeed=宠物的攻击速度</w:t>
+      </w:r>
+    </w:p>
+    <w:p>
+      <w:pPr>
+        <w:rPr>
+          <w:rFonts w:hint="default"/>
+          <w:lang w:val="en-US" w:eastAsia="zh-CN"/>
+        </w:rPr>
+      </w:pPr>
+      <w:r>
+        <w:rPr>
+          <w:rFonts w:hint="eastAsia"/>
+          <w:lang w:val="en-US" w:eastAsia="zh-CN"/>
+        </w:rPr>
+        <w:t>Pet_skill=宠物的特殊技能</w:t>
       </w:r>
     </w:p>
     <w:p>
@@ -3405,7 +4131,7 @@
           <w:rFonts w:hint="eastAsia"/>
           <w:lang w:val="en-US" w:eastAsia="zh-CN"/>
         </w:rPr>
-        <w:t>由文案负责搜集各种古代故事趣闻，以这些故事为原型改变故事融入到游戏的事件中作分支剧情或主线剧情（注意：一定要合理改编，少部分故事可以较为完整的搬运过来作为致敬或者菜蛋）。</w:t>
+        <w:t>由文案负责搜集各种古代故事趣闻，以这些故事为原型改变故事融入到游戏的事件中作分支剧情或主线剧情（注意：一定要合理改编，少部分故事可以较为完整的搬运过来作为致敬或者彩蛋）。</w:t>
       </w:r>
     </w:p>
     <w:p>

--- a/Doc/降妖文档.docx
+++ b/Doc/降妖文档.docx
@@ -642,8 +642,6 @@
               </w:rPr>
               <w:t>更新了8.4 8.6，表格中的“一次完整游戏全流程原型图”</w:t>
             </w:r>
-            <w:bookmarkStart w:id="3" w:name="_GoBack"/>
-            <w:bookmarkEnd w:id="3"/>
           </w:p>
         </w:tc>
       </w:tr>
@@ -2969,6 +2967,23 @@
       <w:pPr>
         <w:rPr>
           <w:rFonts w:hint="default"/>
+          <w:color w:val="auto"/>
+          <w:lang w:val="en-US" w:eastAsia="zh-CN"/>
+        </w:rPr>
+      </w:pPr>
+      <w:r>
+        <w:rPr>
+          <w:rFonts w:hint="eastAsia"/>
+          <w:color w:val="auto"/>
+          <w:lang w:val="en-US" w:eastAsia="zh-CN"/>
+        </w:rPr>
+        <w:t>④鼠标画出图案的移动路径越长，消耗的法力值越多（有上限）</w:t>
+      </w:r>
+    </w:p>
+    <w:p>
+      <w:pPr>
+        <w:rPr>
+          <w:rFonts w:hint="default"/>
           <w:color w:val="FF0000"/>
           <w:lang w:val="en-US" w:eastAsia="zh-CN"/>
         </w:rPr>
@@ -2976,27 +2991,18 @@
       <w:r>
         <w:rPr>
           <w:rFonts w:hint="eastAsia"/>
+          <w:color w:val="auto"/>
+          <w:lang w:val="en-US" w:eastAsia="zh-CN"/>
+        </w:rPr>
+        <w:t>注：表现为法力值条随鼠标的移动而减少，单次使用卡牌可以透支法力值（代码表现为法力值可被消耗至负数）。为了能够相对精确的使用卡牌，在玩家画出范围时的前1s给玩家一个减速5倍的子弹时间，1s后瞬间渐变恢复至正常速度。</w:t>
+      </w:r>
+      <w:r>
+        <w:rPr>
+          <w:rFonts w:hint="eastAsia"/>
           <w:color w:val="FF0000"/>
           <w:lang w:val="en-US" w:eastAsia="zh-CN"/>
         </w:rPr>
-        <w:t>④鼠标画出图案的移动路径越长，消耗的法力值越多（有上限）</w:t>
-      </w:r>
-    </w:p>
-    <w:p>
-      <w:pPr>
-        <w:rPr>
-          <w:rFonts w:hint="default"/>
-          <w:color w:val="FF0000"/>
-          <w:lang w:val="en-US" w:eastAsia="zh-CN"/>
-        </w:rPr>
-      </w:pPr>
-      <w:r>
-        <w:rPr>
-          <w:rFonts w:hint="eastAsia"/>
-          <w:color w:val="FF0000"/>
-          <w:lang w:val="en-US" w:eastAsia="zh-CN"/>
-        </w:rPr>
-        <w:t>注：表现为法力值条随鼠标的移动而减少，单次使用卡牌可以透支法力值（代码表现为法力值可被消耗至负数）。为了能够相对精确的使用卡牌，在玩家画出范围时的前1s给玩家一个减速5倍的子弹时间，1s后瞬间渐变恢复至正常速度。</w:t>
+        <w:t>每两张卡牌之间有一个1s的冷却时间。范围路径画笔为半径为0.5的圆。</w:t>
       </w:r>
     </w:p>
     <w:p>
@@ -3410,201 +3416,6 @@
           <w:numId w:val="2"/>
         </w:numPr>
         <w:bidi w:val="0"/>
-        <w:ind w:left="567" w:leftChars="0" w:hanging="567" w:firstLineChars="0"/>
-        <w:rPr>
-          <w:rFonts w:hint="default"/>
-          <w:lang w:val="en-US" w:eastAsia="zh-CN"/>
-        </w:rPr>
-      </w:pPr>
-      <w:r>
-        <w:rPr>
-          <w:rFonts w:hint="eastAsia"/>
-          <w:lang w:val="en-US" w:eastAsia="zh-CN"/>
-        </w:rPr>
-        <w:t>宠物妖怪</w:t>
-      </w:r>
-    </w:p>
-    <w:p>
-      <w:pPr>
-        <w:rPr>
-          <w:rFonts w:hint="eastAsia"/>
-          <w:lang w:val="en-US" w:eastAsia="zh-CN"/>
-        </w:rPr>
-      </w:pPr>
-      <w:r>
-        <w:rPr>
-          <w:rFonts w:hint="eastAsia"/>
-          <w:lang w:val="en-US" w:eastAsia="zh-CN"/>
-        </w:rPr>
-        <w:t>部分妖怪可以被驯养为宠物，宠物会对玩家战斗产生帮助，部分宠物可能影响事件的结果，玩家一次最多驯养一只妖怪。</w:t>
-      </w:r>
-    </w:p>
-    <w:p>
-      <w:pPr>
-        <w:rPr>
-          <w:rFonts w:hint="default"/>
-          <w:lang w:val="en-US" w:eastAsia="zh-CN"/>
-        </w:rPr>
-      </w:pPr>
-      <w:r>
-        <w:rPr>
-          <w:rFonts w:hint="eastAsia"/>
-          <w:lang w:val="en-US" w:eastAsia="zh-CN"/>
-        </w:rPr>
-        <w:t>Pet_name=宠物的名称</w:t>
-      </w:r>
-    </w:p>
-    <w:p>
-      <w:pPr>
-        <w:rPr>
-          <w:rFonts w:hint="default"/>
-          <w:lang w:val="en-US" w:eastAsia="zh-CN"/>
-        </w:rPr>
-      </w:pPr>
-      <w:r>
-        <w:rPr>
-          <w:rFonts w:hint="eastAsia"/>
-          <w:lang w:val="en-US" w:eastAsia="zh-CN"/>
-        </w:rPr>
-        <w:t>Pet_order=宠物的序号</w:t>
-      </w:r>
-    </w:p>
-    <w:p>
-      <w:pPr>
-        <w:rPr>
-          <w:rFonts w:hint="default"/>
-          <w:lang w:val="en-US" w:eastAsia="zh-CN"/>
-        </w:rPr>
-      </w:pPr>
-      <w:r>
-        <w:rPr>
-          <w:rFonts w:hint="eastAsia"/>
-          <w:lang w:val="en-US" w:eastAsia="zh-CN"/>
-        </w:rPr>
-        <w:t>Pet_des=宠物的描述</w:t>
-      </w:r>
-    </w:p>
-    <w:p>
-      <w:pPr>
-        <w:rPr>
-          <w:rFonts w:hint="default"/>
-          <w:lang w:val="en-US" w:eastAsia="zh-CN"/>
-        </w:rPr>
-      </w:pPr>
-      <w:r>
-        <w:rPr>
-          <w:rFonts w:hint="eastAsia"/>
-          <w:lang w:val="en-US" w:eastAsia="zh-CN"/>
-        </w:rPr>
-        <w:t>Pet_attack=宠物的攻击力</w:t>
-      </w:r>
-    </w:p>
-    <w:p>
-      <w:pPr>
-        <w:rPr>
-          <w:rFonts w:hint="eastAsia"/>
-          <w:lang w:val="en-US" w:eastAsia="zh-CN"/>
-        </w:rPr>
-      </w:pPr>
-      <w:r>
-        <w:rPr>
-          <w:rFonts w:hint="eastAsia"/>
-          <w:lang w:val="en-US" w:eastAsia="zh-CN"/>
-        </w:rPr>
-        <w:t>Pet_speed=宠物的移动速度</w:t>
-      </w:r>
-    </w:p>
-    <w:p>
-      <w:pPr>
-        <w:rPr>
-          <w:rFonts w:hint="eastAsia"/>
-          <w:lang w:val="en-US" w:eastAsia="zh-CN"/>
-        </w:rPr>
-      </w:pPr>
-      <w:r>
-        <w:rPr>
-          <w:rFonts w:hint="eastAsia"/>
-          <w:lang w:val="en-US" w:eastAsia="zh-CN"/>
-        </w:rPr>
-        <w:t>Pet_atkspeed=宠物的攻击速度</w:t>
-      </w:r>
-    </w:p>
-    <w:p>
-      <w:pPr>
-        <w:rPr>
-          <w:rFonts w:hint="default"/>
-          <w:lang w:val="en-US" w:eastAsia="zh-CN"/>
-        </w:rPr>
-      </w:pPr>
-      <w:r>
-        <w:rPr>
-          <w:rFonts w:hint="eastAsia"/>
-          <w:lang w:val="en-US" w:eastAsia="zh-CN"/>
-        </w:rPr>
-        <w:t>Pet_skill=宠物的特殊技能</w:t>
-      </w:r>
-    </w:p>
-    <w:p>
-      <w:pPr>
-        <w:rPr>
-          <w:rFonts w:hint="eastAsia"/>
-          <w:lang w:val="en-US" w:eastAsia="zh-CN"/>
-        </w:rPr>
-      </w:pPr>
-      <w:r>
-        <w:rPr>
-          <w:rFonts w:hint="eastAsia"/>
-          <w:lang w:val="en-US" w:eastAsia="zh-CN"/>
-        </w:rPr>
-        <w:t>Pet_form=宠物的状态</w:t>
-      </w:r>
-    </w:p>
-    <w:p>
-      <w:pPr>
-        <w:rPr>
-          <w:rFonts w:hint="default"/>
-          <w:lang w:val="en-US" w:eastAsia="zh-CN"/>
-        </w:rPr>
-      </w:pPr>
-      <w:r>
-        <w:rPr>
-          <w:rFonts w:hint="eastAsia"/>
-          <w:lang w:val="en-US" w:eastAsia="zh-CN"/>
-        </w:rPr>
-        <w:t>Pet_type=宠物的攻击种类</w:t>
-      </w:r>
-    </w:p>
-    <w:p>
-      <w:pPr>
-        <w:rPr>
-          <w:rFonts w:hint="default"/>
-          <w:lang w:val="en-US" w:eastAsia="zh-CN"/>
-        </w:rPr>
-      </w:pPr>
-      <w:r>
-        <w:rPr>
-          <w:rFonts w:hint="eastAsia"/>
-          <w:lang w:val="en-US" w:eastAsia="zh-CN"/>
-        </w:rPr>
-        <w:t>Pet_rarity=宠物的稀有度</w:t>
-      </w:r>
-    </w:p>
-    <w:p>
-      <w:pPr>
-        <w:rPr>
-          <w:rFonts w:hint="default"/>
-          <w:lang w:val="en-US" w:eastAsia="zh-CN"/>
-        </w:rPr>
-      </w:pPr>
-    </w:p>
-    <w:p>
-      <w:pPr>
-        <w:pStyle w:val="3"/>
-        <w:numPr>
-          <w:ilvl w:val="1"/>
-          <w:numId w:val="2"/>
-        </w:numPr>
-        <w:bidi w:val="0"/>
         <w:rPr>
           <w:rFonts w:hint="eastAsia"/>
           <w:lang w:val="en-US" w:eastAsia="zh-CN"/>
@@ -3632,6 +3443,1032 @@
         </w:rPr>
         <w:t>背包用于查看玩家在一局游戏中的卡牌、道具和妖怪宠物资源的信息。同时也是作为选择卡牌构成卡组的界面。</w:t>
       </w:r>
+    </w:p>
+    <w:p>
+      <w:pPr>
+        <w:rPr>
+          <w:rFonts w:hint="eastAsia"/>
+          <w:lang w:val="en-US" w:eastAsia="zh-CN"/>
+        </w:rPr>
+      </w:pPr>
+      <w:r>
+        <w:rPr>
+          <w:rFonts w:hint="eastAsia"/>
+          <w:lang w:val="en-US" w:eastAsia="zh-CN"/>
+        </w:rPr>
+        <w:t>卡牌的属性：</w:t>
+      </w:r>
+    </w:p>
+    <w:tbl>
+      <w:tblPr>
+        <w:tblStyle w:val="6"/>
+        <w:tblW w:w="0" w:type="auto"/>
+        <w:tblInd w:w="0" w:type="dxa"/>
+        <w:tblBorders>
+          <w:top w:val="single" w:color="auto" w:sz="4" w:space="0"/>
+          <w:left w:val="single" w:color="auto" w:sz="4" w:space="0"/>
+          <w:bottom w:val="single" w:color="auto" w:sz="4" w:space="0"/>
+          <w:right w:val="single" w:color="auto" w:sz="4" w:space="0"/>
+          <w:insideH w:val="single" w:color="auto" w:sz="4" w:space="0"/>
+          <w:insideV w:val="single" w:color="auto" w:sz="4" w:space="0"/>
+        </w:tblBorders>
+        <w:tblLayout w:type="autofit"/>
+        <w:tblCellMar>
+          <w:top w:w="0" w:type="dxa"/>
+          <w:left w:w="108" w:type="dxa"/>
+          <w:bottom w:w="0" w:type="dxa"/>
+          <w:right w:w="108" w:type="dxa"/>
+        </w:tblCellMar>
+      </w:tblPr>
+      <w:tblGrid>
+        <w:gridCol w:w="1704"/>
+        <w:gridCol w:w="1704"/>
+        <w:gridCol w:w="1704"/>
+        <w:gridCol w:w="1705"/>
+        <w:gridCol w:w="1705"/>
+      </w:tblGrid>
+      <w:tr>
+        <w:tblPrEx>
+          <w:tblBorders>
+            <w:top w:val="single" w:color="auto" w:sz="4" w:space="0"/>
+            <w:left w:val="single" w:color="auto" w:sz="4" w:space="0"/>
+            <w:bottom w:val="single" w:color="auto" w:sz="4" w:space="0"/>
+            <w:right w:val="single" w:color="auto" w:sz="4" w:space="0"/>
+            <w:insideH w:val="single" w:color="auto" w:sz="4" w:space="0"/>
+            <w:insideV w:val="single" w:color="auto" w:sz="4" w:space="0"/>
+          </w:tblBorders>
+          <w:tblCellMar>
+            <w:top w:w="0" w:type="dxa"/>
+            <w:left w:w="108" w:type="dxa"/>
+            <w:bottom w:w="0" w:type="dxa"/>
+            <w:right w:w="108" w:type="dxa"/>
+          </w:tblCellMar>
+        </w:tblPrEx>
+        <w:tc>
+          <w:tcPr>
+            <w:tcW w:w="1704" w:type="dxa"/>
+          </w:tcPr>
+          <w:p>
+            <w:pPr>
+              <w:rPr>
+                <w:rFonts w:hint="default"/>
+                <w:vertAlign w:val="baseline"/>
+                <w:lang w:val="en-US" w:eastAsia="zh-CN"/>
+              </w:rPr>
+            </w:pPr>
+            <w:r>
+              <w:rPr>
+                <w:rFonts w:hint="eastAsia"/>
+                <w:vertAlign w:val="baseline"/>
+                <w:lang w:val="en-US" w:eastAsia="zh-CN"/>
+              </w:rPr>
+              <w:t>英文</w:t>
+            </w:r>
+          </w:p>
+        </w:tc>
+        <w:tc>
+          <w:tcPr>
+            <w:tcW w:w="1704" w:type="dxa"/>
+          </w:tcPr>
+          <w:p>
+            <w:pPr>
+              <w:rPr>
+                <w:rFonts w:hint="default"/>
+                <w:vertAlign w:val="baseline"/>
+                <w:lang w:val="en-US" w:eastAsia="zh-CN"/>
+              </w:rPr>
+            </w:pPr>
+            <w:r>
+              <w:rPr>
+                <w:rFonts w:hint="eastAsia"/>
+                <w:vertAlign w:val="baseline"/>
+                <w:lang w:val="en-US" w:eastAsia="zh-CN"/>
+              </w:rPr>
+              <w:t>中文</w:t>
+            </w:r>
+          </w:p>
+        </w:tc>
+        <w:tc>
+          <w:tcPr>
+            <w:tcW w:w="1704" w:type="dxa"/>
+          </w:tcPr>
+          <w:p>
+            <w:pPr>
+              <w:rPr>
+                <w:rFonts w:hint="default"/>
+                <w:vertAlign w:val="baseline"/>
+                <w:lang w:val="en-US" w:eastAsia="zh-CN"/>
+              </w:rPr>
+            </w:pPr>
+            <w:r>
+              <w:rPr>
+                <w:rFonts w:hint="eastAsia"/>
+                <w:vertAlign w:val="baseline"/>
+                <w:lang w:val="en-US" w:eastAsia="zh-CN"/>
+              </w:rPr>
+              <w:t>数据类型</w:t>
+            </w:r>
+          </w:p>
+        </w:tc>
+        <w:tc>
+          <w:tcPr>
+            <w:tcW w:w="1705" w:type="dxa"/>
+          </w:tcPr>
+          <w:p>
+            <w:pPr>
+              <w:rPr>
+                <w:rFonts w:hint="default"/>
+                <w:vertAlign w:val="baseline"/>
+                <w:lang w:val="en-US" w:eastAsia="zh-CN"/>
+              </w:rPr>
+            </w:pPr>
+            <w:r>
+              <w:rPr>
+                <w:rFonts w:hint="eastAsia"/>
+                <w:vertAlign w:val="baseline"/>
+                <w:lang w:val="en-US" w:eastAsia="zh-CN"/>
+              </w:rPr>
+              <w:t>值域</w:t>
+            </w:r>
+          </w:p>
+        </w:tc>
+        <w:tc>
+          <w:tcPr>
+            <w:tcW w:w="1705" w:type="dxa"/>
+          </w:tcPr>
+          <w:p>
+            <w:pPr>
+              <w:rPr>
+                <w:rFonts w:hint="default"/>
+                <w:vertAlign w:val="baseline"/>
+                <w:lang w:val="en-US" w:eastAsia="zh-CN"/>
+              </w:rPr>
+            </w:pPr>
+            <w:r>
+              <w:rPr>
+                <w:rFonts w:hint="eastAsia"/>
+                <w:vertAlign w:val="baseline"/>
+                <w:lang w:val="en-US" w:eastAsia="zh-CN"/>
+              </w:rPr>
+              <w:t>备注</w:t>
+            </w:r>
+          </w:p>
+        </w:tc>
+      </w:tr>
+      <w:tr>
+        <w:tblPrEx>
+          <w:tblBorders>
+            <w:top w:val="single" w:color="auto" w:sz="4" w:space="0"/>
+            <w:left w:val="single" w:color="auto" w:sz="4" w:space="0"/>
+            <w:bottom w:val="single" w:color="auto" w:sz="4" w:space="0"/>
+            <w:right w:val="single" w:color="auto" w:sz="4" w:space="0"/>
+            <w:insideH w:val="single" w:color="auto" w:sz="4" w:space="0"/>
+            <w:insideV w:val="single" w:color="auto" w:sz="4" w:space="0"/>
+          </w:tblBorders>
+          <w:tblCellMar>
+            <w:top w:w="0" w:type="dxa"/>
+            <w:left w:w="108" w:type="dxa"/>
+            <w:bottom w:w="0" w:type="dxa"/>
+            <w:right w:w="108" w:type="dxa"/>
+          </w:tblCellMar>
+        </w:tblPrEx>
+        <w:tc>
+          <w:tcPr>
+            <w:tcW w:w="1704" w:type="dxa"/>
+          </w:tcPr>
+          <w:p>
+            <w:pPr>
+              <w:rPr>
+                <w:rFonts w:hint="default"/>
+                <w:vertAlign w:val="baseline"/>
+                <w:lang w:val="en-US" w:eastAsia="zh-CN"/>
+              </w:rPr>
+            </w:pPr>
+            <w:r>
+              <w:rPr>
+                <w:rFonts w:hint="eastAsia"/>
+                <w:vertAlign w:val="baseline"/>
+                <w:lang w:val="en-US" w:eastAsia="zh-CN"/>
+              </w:rPr>
+              <w:t>Card_order</w:t>
+            </w:r>
+          </w:p>
+        </w:tc>
+        <w:tc>
+          <w:tcPr>
+            <w:tcW w:w="1704" w:type="dxa"/>
+          </w:tcPr>
+          <w:p>
+            <w:pPr>
+              <w:rPr>
+                <w:rFonts w:hint="default"/>
+                <w:vertAlign w:val="baseline"/>
+                <w:lang w:val="en-US" w:eastAsia="zh-CN"/>
+              </w:rPr>
+            </w:pPr>
+            <w:r>
+              <w:rPr>
+                <w:rFonts w:hint="eastAsia"/>
+                <w:vertAlign w:val="baseline"/>
+                <w:lang w:val="en-US" w:eastAsia="zh-CN"/>
+              </w:rPr>
+              <w:t>卡牌序号</w:t>
+            </w:r>
+          </w:p>
+        </w:tc>
+        <w:tc>
+          <w:tcPr>
+            <w:tcW w:w="1704" w:type="dxa"/>
+          </w:tcPr>
+          <w:p>
+            <w:pPr>
+              <w:rPr>
+                <w:rFonts w:hint="default"/>
+                <w:vertAlign w:val="baseline"/>
+                <w:lang w:val="en-US" w:eastAsia="zh-CN"/>
+              </w:rPr>
+            </w:pPr>
+            <w:r>
+              <w:rPr>
+                <w:rFonts w:hint="eastAsia"/>
+                <w:vertAlign w:val="baseline"/>
+                <w:lang w:val="en-US" w:eastAsia="zh-CN"/>
+              </w:rPr>
+              <w:t>int</w:t>
+            </w:r>
+          </w:p>
+        </w:tc>
+        <w:tc>
+          <w:tcPr>
+            <w:tcW w:w="1705" w:type="dxa"/>
+          </w:tcPr>
+          <w:p>
+            <w:pPr>
+              <w:rPr>
+                <w:rFonts w:hint="default"/>
+                <w:vertAlign w:val="baseline"/>
+                <w:lang w:val="en-US" w:eastAsia="zh-CN"/>
+              </w:rPr>
+            </w:pPr>
+            <w:r>
+              <w:rPr>
+                <w:rFonts w:hint="eastAsia"/>
+                <w:vertAlign w:val="baseline"/>
+                <w:lang w:val="en-US" w:eastAsia="zh-CN"/>
+              </w:rPr>
+              <w:t>[1,+∞)</w:t>
+            </w:r>
+          </w:p>
+        </w:tc>
+        <w:tc>
+          <w:tcPr>
+            <w:tcW w:w="1705" w:type="dxa"/>
+          </w:tcPr>
+          <w:p>
+            <w:pPr>
+              <w:rPr>
+                <w:rFonts w:hint="default"/>
+                <w:vertAlign w:val="baseline"/>
+                <w:lang w:val="en-US" w:eastAsia="zh-CN"/>
+              </w:rPr>
+            </w:pPr>
+            <w:r>
+              <w:rPr>
+                <w:rFonts w:hint="eastAsia"/>
+                <w:vertAlign w:val="baseline"/>
+                <w:lang w:val="en-US" w:eastAsia="zh-CN"/>
+              </w:rPr>
+              <w:t>直接引用</w:t>
+            </w:r>
+          </w:p>
+        </w:tc>
+      </w:tr>
+      <w:tr>
+        <w:tblPrEx>
+          <w:tblBorders>
+            <w:top w:val="single" w:color="auto" w:sz="4" w:space="0"/>
+            <w:left w:val="single" w:color="auto" w:sz="4" w:space="0"/>
+            <w:bottom w:val="single" w:color="auto" w:sz="4" w:space="0"/>
+            <w:right w:val="single" w:color="auto" w:sz="4" w:space="0"/>
+            <w:insideH w:val="single" w:color="auto" w:sz="4" w:space="0"/>
+            <w:insideV w:val="single" w:color="auto" w:sz="4" w:space="0"/>
+          </w:tblBorders>
+          <w:tblCellMar>
+            <w:top w:w="0" w:type="dxa"/>
+            <w:left w:w="108" w:type="dxa"/>
+            <w:bottom w:w="0" w:type="dxa"/>
+            <w:right w:w="108" w:type="dxa"/>
+          </w:tblCellMar>
+        </w:tblPrEx>
+        <w:tc>
+          <w:tcPr>
+            <w:tcW w:w="1704" w:type="dxa"/>
+          </w:tcPr>
+          <w:p>
+            <w:pPr>
+              <w:rPr>
+                <w:rFonts w:hint="default"/>
+                <w:vertAlign w:val="baseline"/>
+                <w:lang w:val="en-US" w:eastAsia="zh-CN"/>
+              </w:rPr>
+            </w:pPr>
+            <w:r>
+              <w:rPr>
+                <w:rFonts w:hint="eastAsia"/>
+                <w:vertAlign w:val="baseline"/>
+                <w:lang w:val="en-US" w:eastAsia="zh-CN"/>
+              </w:rPr>
+              <w:t>Card_name</w:t>
+            </w:r>
+          </w:p>
+        </w:tc>
+        <w:tc>
+          <w:tcPr>
+            <w:tcW w:w="1704" w:type="dxa"/>
+          </w:tcPr>
+          <w:p>
+            <w:pPr>
+              <w:rPr>
+                <w:rFonts w:hint="default"/>
+                <w:vertAlign w:val="baseline"/>
+                <w:lang w:val="en-US" w:eastAsia="zh-CN"/>
+              </w:rPr>
+            </w:pPr>
+            <w:r>
+              <w:rPr>
+                <w:rFonts w:hint="eastAsia"/>
+                <w:vertAlign w:val="baseline"/>
+                <w:lang w:val="en-US" w:eastAsia="zh-CN"/>
+              </w:rPr>
+              <w:t>卡牌名称</w:t>
+            </w:r>
+          </w:p>
+        </w:tc>
+        <w:tc>
+          <w:tcPr>
+            <w:tcW w:w="1704" w:type="dxa"/>
+          </w:tcPr>
+          <w:p>
+            <w:pPr>
+              <w:rPr>
+                <w:rFonts w:hint="default"/>
+                <w:vertAlign w:val="baseline"/>
+                <w:lang w:val="en-US" w:eastAsia="zh-CN"/>
+              </w:rPr>
+            </w:pPr>
+            <w:r>
+              <w:rPr>
+                <w:rFonts w:hint="eastAsia"/>
+                <w:vertAlign w:val="baseline"/>
+                <w:lang w:val="en-US" w:eastAsia="zh-CN"/>
+              </w:rPr>
+              <w:t>string</w:t>
+            </w:r>
+          </w:p>
+        </w:tc>
+        <w:tc>
+          <w:tcPr>
+            <w:tcW w:w="1705" w:type="dxa"/>
+          </w:tcPr>
+          <w:p>
+            <w:pPr>
+              <w:rPr>
+                <w:rFonts w:hint="default"/>
+                <w:vertAlign w:val="baseline"/>
+                <w:lang w:val="en-US" w:eastAsia="zh-CN"/>
+              </w:rPr>
+            </w:pPr>
+            <w:r>
+              <w:rPr>
+                <w:rFonts w:hint="eastAsia"/>
+                <w:vertAlign w:val="baseline"/>
+                <w:lang w:val="en-US" w:eastAsia="zh-CN"/>
+              </w:rPr>
+              <w:t>无</w:t>
+            </w:r>
+          </w:p>
+        </w:tc>
+        <w:tc>
+          <w:tcPr>
+            <w:tcW w:w="1705" w:type="dxa"/>
+          </w:tcPr>
+          <w:p>
+            <w:pPr>
+              <w:rPr>
+                <w:rFonts w:hint="default"/>
+                <w:vertAlign w:val="baseline"/>
+                <w:lang w:val="en-US" w:eastAsia="zh-CN"/>
+              </w:rPr>
+            </w:pPr>
+            <w:r>
+              <w:rPr>
+                <w:rFonts w:hint="eastAsia"/>
+                <w:vertAlign w:val="baseline"/>
+                <w:lang w:val="en-US" w:eastAsia="zh-CN"/>
+              </w:rPr>
+              <w:t>直接引用</w:t>
+            </w:r>
+          </w:p>
+        </w:tc>
+      </w:tr>
+      <w:tr>
+        <w:tblPrEx>
+          <w:tblBorders>
+            <w:top w:val="single" w:color="auto" w:sz="4" w:space="0"/>
+            <w:left w:val="single" w:color="auto" w:sz="4" w:space="0"/>
+            <w:bottom w:val="single" w:color="auto" w:sz="4" w:space="0"/>
+            <w:right w:val="single" w:color="auto" w:sz="4" w:space="0"/>
+            <w:insideH w:val="single" w:color="auto" w:sz="4" w:space="0"/>
+            <w:insideV w:val="single" w:color="auto" w:sz="4" w:space="0"/>
+          </w:tblBorders>
+          <w:tblCellMar>
+            <w:top w:w="0" w:type="dxa"/>
+            <w:left w:w="108" w:type="dxa"/>
+            <w:bottom w:w="0" w:type="dxa"/>
+            <w:right w:w="108" w:type="dxa"/>
+          </w:tblCellMar>
+        </w:tblPrEx>
+        <w:tc>
+          <w:tcPr>
+            <w:tcW w:w="1704" w:type="dxa"/>
+          </w:tcPr>
+          <w:p>
+            <w:pPr>
+              <w:rPr>
+                <w:rFonts w:hint="default"/>
+                <w:vertAlign w:val="baseline"/>
+                <w:lang w:val="en-US" w:eastAsia="zh-CN"/>
+              </w:rPr>
+            </w:pPr>
+            <w:r>
+              <w:rPr>
+                <w:rFonts w:hint="eastAsia"/>
+                <w:vertAlign w:val="baseline"/>
+                <w:lang w:val="en-US" w:eastAsia="zh-CN"/>
+              </w:rPr>
+              <w:t>Card_des</w:t>
+            </w:r>
+          </w:p>
+        </w:tc>
+        <w:tc>
+          <w:tcPr>
+            <w:tcW w:w="1704" w:type="dxa"/>
+          </w:tcPr>
+          <w:p>
+            <w:pPr>
+              <w:rPr>
+                <w:rFonts w:hint="default"/>
+                <w:vertAlign w:val="baseline"/>
+                <w:lang w:val="en-US" w:eastAsia="zh-CN"/>
+              </w:rPr>
+            </w:pPr>
+            <w:r>
+              <w:rPr>
+                <w:rFonts w:hint="eastAsia"/>
+                <w:vertAlign w:val="baseline"/>
+                <w:lang w:val="en-US" w:eastAsia="zh-CN"/>
+              </w:rPr>
+              <w:t>卡牌描述</w:t>
+            </w:r>
+          </w:p>
+        </w:tc>
+        <w:tc>
+          <w:tcPr>
+            <w:tcW w:w="1704" w:type="dxa"/>
+          </w:tcPr>
+          <w:p>
+            <w:pPr>
+              <w:rPr>
+                <w:rFonts w:hint="default"/>
+                <w:vertAlign w:val="baseline"/>
+                <w:lang w:val="en-US" w:eastAsia="zh-CN"/>
+              </w:rPr>
+            </w:pPr>
+            <w:r>
+              <w:rPr>
+                <w:rFonts w:hint="eastAsia"/>
+                <w:vertAlign w:val="baseline"/>
+                <w:lang w:val="en-US" w:eastAsia="zh-CN"/>
+              </w:rPr>
+              <w:t>string</w:t>
+            </w:r>
+          </w:p>
+        </w:tc>
+        <w:tc>
+          <w:tcPr>
+            <w:tcW w:w="1705" w:type="dxa"/>
+          </w:tcPr>
+          <w:p>
+            <w:pPr>
+              <w:rPr>
+                <w:rFonts w:hint="default"/>
+                <w:vertAlign w:val="baseline"/>
+                <w:lang w:val="en-US" w:eastAsia="zh-CN"/>
+              </w:rPr>
+            </w:pPr>
+            <w:r>
+              <w:rPr>
+                <w:rFonts w:hint="eastAsia"/>
+                <w:vertAlign w:val="baseline"/>
+                <w:lang w:val="en-US" w:eastAsia="zh-CN"/>
+              </w:rPr>
+              <w:t>无</w:t>
+            </w:r>
+          </w:p>
+        </w:tc>
+        <w:tc>
+          <w:tcPr>
+            <w:tcW w:w="1705" w:type="dxa"/>
+          </w:tcPr>
+          <w:p>
+            <w:pPr>
+              <w:rPr>
+                <w:rFonts w:hint="default"/>
+                <w:vertAlign w:val="baseline"/>
+                <w:lang w:val="en-US" w:eastAsia="zh-CN"/>
+              </w:rPr>
+            </w:pPr>
+            <w:r>
+              <w:rPr>
+                <w:rFonts w:hint="eastAsia"/>
+                <w:vertAlign w:val="baseline"/>
+                <w:lang w:val="en-US" w:eastAsia="zh-CN"/>
+              </w:rPr>
+              <w:t>直接引用</w:t>
+            </w:r>
+          </w:p>
+        </w:tc>
+      </w:tr>
+      <w:tr>
+        <w:tblPrEx>
+          <w:tblBorders>
+            <w:top w:val="single" w:color="auto" w:sz="4" w:space="0"/>
+            <w:left w:val="single" w:color="auto" w:sz="4" w:space="0"/>
+            <w:bottom w:val="single" w:color="auto" w:sz="4" w:space="0"/>
+            <w:right w:val="single" w:color="auto" w:sz="4" w:space="0"/>
+            <w:insideH w:val="single" w:color="auto" w:sz="4" w:space="0"/>
+            <w:insideV w:val="single" w:color="auto" w:sz="4" w:space="0"/>
+          </w:tblBorders>
+          <w:tblCellMar>
+            <w:top w:w="0" w:type="dxa"/>
+            <w:left w:w="108" w:type="dxa"/>
+            <w:bottom w:w="0" w:type="dxa"/>
+            <w:right w:w="108" w:type="dxa"/>
+          </w:tblCellMar>
+        </w:tblPrEx>
+        <w:tc>
+          <w:tcPr>
+            <w:tcW w:w="1704" w:type="dxa"/>
+          </w:tcPr>
+          <w:p>
+            <w:pPr>
+              <w:rPr>
+                <w:rFonts w:hint="default"/>
+                <w:vertAlign w:val="baseline"/>
+                <w:lang w:val="en-US" w:eastAsia="zh-CN"/>
+              </w:rPr>
+            </w:pPr>
+            <w:r>
+              <w:rPr>
+                <w:rFonts w:hint="eastAsia"/>
+                <w:vertAlign w:val="baseline"/>
+                <w:lang w:val="en-US" w:eastAsia="zh-CN"/>
+              </w:rPr>
+              <w:t>Card_limit</w:t>
+            </w:r>
+          </w:p>
+        </w:tc>
+        <w:tc>
+          <w:tcPr>
+            <w:tcW w:w="1704" w:type="dxa"/>
+          </w:tcPr>
+          <w:p>
+            <w:pPr>
+              <w:rPr>
+                <w:rFonts w:hint="default"/>
+                <w:vertAlign w:val="baseline"/>
+                <w:lang w:val="en-US" w:eastAsia="zh-CN"/>
+              </w:rPr>
+            </w:pPr>
+            <w:r>
+              <w:rPr>
+                <w:rFonts w:hint="eastAsia"/>
+                <w:vertAlign w:val="baseline"/>
+                <w:lang w:val="en-US" w:eastAsia="zh-CN"/>
+              </w:rPr>
+              <w:t>卡牌法力值消耗上限</w:t>
+            </w:r>
+          </w:p>
+        </w:tc>
+        <w:tc>
+          <w:tcPr>
+            <w:tcW w:w="1704" w:type="dxa"/>
+          </w:tcPr>
+          <w:p>
+            <w:pPr>
+              <w:rPr>
+                <w:rFonts w:hint="default"/>
+                <w:vertAlign w:val="baseline"/>
+                <w:lang w:val="en-US" w:eastAsia="zh-CN"/>
+              </w:rPr>
+            </w:pPr>
+            <w:r>
+              <w:rPr>
+                <w:rFonts w:hint="eastAsia"/>
+                <w:vertAlign w:val="baseline"/>
+                <w:lang w:val="en-US" w:eastAsia="zh-CN"/>
+              </w:rPr>
+              <w:t>int</w:t>
+            </w:r>
+          </w:p>
+        </w:tc>
+        <w:tc>
+          <w:tcPr>
+            <w:tcW w:w="1705" w:type="dxa"/>
+          </w:tcPr>
+          <w:p>
+            <w:pPr>
+              <w:rPr>
+                <w:rFonts w:hint="default"/>
+                <w:vertAlign w:val="baseline"/>
+                <w:lang w:val="en-US" w:eastAsia="zh-CN"/>
+              </w:rPr>
+            </w:pPr>
+            <w:r>
+              <w:rPr>
+                <w:rFonts w:hint="eastAsia"/>
+                <w:vertAlign w:val="baseline"/>
+                <w:lang w:val="en-US" w:eastAsia="zh-CN"/>
+              </w:rPr>
+              <w:t>[1,99]</w:t>
+            </w:r>
+          </w:p>
+        </w:tc>
+        <w:tc>
+          <w:tcPr>
+            <w:tcW w:w="1705" w:type="dxa"/>
+          </w:tcPr>
+          <w:p>
+            <w:pPr>
+              <w:rPr>
+                <w:rFonts w:hint="default"/>
+                <w:vertAlign w:val="baseline"/>
+                <w:lang w:val="en-US" w:eastAsia="zh-CN"/>
+              </w:rPr>
+            </w:pPr>
+            <w:r>
+              <w:rPr>
+                <w:rFonts w:hint="eastAsia"/>
+                <w:vertAlign w:val="baseline"/>
+                <w:lang w:val="en-US" w:eastAsia="zh-CN"/>
+              </w:rPr>
+              <w:t>直接引用</w:t>
+            </w:r>
+          </w:p>
+        </w:tc>
+      </w:tr>
+      <w:tr>
+        <w:tblPrEx>
+          <w:tblBorders>
+            <w:top w:val="single" w:color="auto" w:sz="4" w:space="0"/>
+            <w:left w:val="single" w:color="auto" w:sz="4" w:space="0"/>
+            <w:bottom w:val="single" w:color="auto" w:sz="4" w:space="0"/>
+            <w:right w:val="single" w:color="auto" w:sz="4" w:space="0"/>
+            <w:insideH w:val="single" w:color="auto" w:sz="4" w:space="0"/>
+            <w:insideV w:val="single" w:color="auto" w:sz="4" w:space="0"/>
+          </w:tblBorders>
+          <w:tblCellMar>
+            <w:top w:w="0" w:type="dxa"/>
+            <w:left w:w="108" w:type="dxa"/>
+            <w:bottom w:w="0" w:type="dxa"/>
+            <w:right w:w="108" w:type="dxa"/>
+          </w:tblCellMar>
+        </w:tblPrEx>
+        <w:tc>
+          <w:tcPr>
+            <w:tcW w:w="1704" w:type="dxa"/>
+          </w:tcPr>
+          <w:p>
+            <w:pPr>
+              <w:rPr>
+                <w:rFonts w:hint="default"/>
+                <w:vertAlign w:val="baseline"/>
+                <w:lang w:val="en-US" w:eastAsia="zh-CN"/>
+              </w:rPr>
+            </w:pPr>
+            <w:r>
+              <w:rPr>
+                <w:rFonts w:hint="eastAsia"/>
+                <w:vertAlign w:val="baseline"/>
+                <w:lang w:val="en-US" w:eastAsia="zh-CN"/>
+              </w:rPr>
+              <w:t>Card_type</w:t>
+            </w:r>
+          </w:p>
+        </w:tc>
+        <w:tc>
+          <w:tcPr>
+            <w:tcW w:w="1704" w:type="dxa"/>
+          </w:tcPr>
+          <w:p>
+            <w:pPr>
+              <w:rPr>
+                <w:rFonts w:hint="default"/>
+                <w:vertAlign w:val="baseline"/>
+                <w:lang w:val="en-US" w:eastAsia="zh-CN"/>
+              </w:rPr>
+            </w:pPr>
+            <w:r>
+              <w:rPr>
+                <w:rFonts w:hint="eastAsia"/>
+                <w:vertAlign w:val="baseline"/>
+                <w:lang w:val="en-US" w:eastAsia="zh-CN"/>
+              </w:rPr>
+              <w:t>卡牌类别</w:t>
+            </w:r>
+          </w:p>
+        </w:tc>
+        <w:tc>
+          <w:tcPr>
+            <w:tcW w:w="1704" w:type="dxa"/>
+          </w:tcPr>
+          <w:p>
+            <w:pPr>
+              <w:rPr>
+                <w:rFonts w:hint="default"/>
+                <w:vertAlign w:val="baseline"/>
+                <w:lang w:val="en-US" w:eastAsia="zh-CN"/>
+              </w:rPr>
+            </w:pPr>
+            <w:r>
+              <w:rPr>
+                <w:rFonts w:hint="eastAsia"/>
+                <w:vertAlign w:val="baseline"/>
+                <w:lang w:val="en-US" w:eastAsia="zh-CN"/>
+              </w:rPr>
+              <w:t>String</w:t>
+            </w:r>
+          </w:p>
+        </w:tc>
+        <w:tc>
+          <w:tcPr>
+            <w:tcW w:w="1705" w:type="dxa"/>
+          </w:tcPr>
+          <w:p>
+            <w:pPr>
+              <w:rPr>
+                <w:rFonts w:hint="default"/>
+                <w:vertAlign w:val="baseline"/>
+                <w:lang w:val="en-US" w:eastAsia="zh-CN"/>
+              </w:rPr>
+            </w:pPr>
+            <w:r>
+              <w:rPr>
+                <w:rFonts w:hint="eastAsia"/>
+                <w:vertAlign w:val="baseline"/>
+                <w:lang w:val="en-US" w:eastAsia="zh-CN"/>
+              </w:rPr>
+              <w:t>无</w:t>
+            </w:r>
+          </w:p>
+        </w:tc>
+        <w:tc>
+          <w:tcPr>
+            <w:tcW w:w="1705" w:type="dxa"/>
+          </w:tcPr>
+          <w:p>
+            <w:pPr>
+              <w:rPr>
+                <w:rFonts w:hint="default"/>
+                <w:vertAlign w:val="baseline"/>
+                <w:lang w:val="en-US" w:eastAsia="zh-CN"/>
+              </w:rPr>
+            </w:pPr>
+            <w:r>
+              <w:rPr>
+                <w:rFonts w:hint="eastAsia"/>
+                <w:vertAlign w:val="baseline"/>
+                <w:lang w:val="en-US" w:eastAsia="zh-CN"/>
+              </w:rPr>
+              <w:t>伤害类卡牌</w:t>
+            </w:r>
+          </w:p>
+          <w:p>
+            <w:pPr>
+              <w:rPr>
+                <w:rFonts w:hint="default"/>
+                <w:vertAlign w:val="baseline"/>
+                <w:lang w:val="en-US" w:eastAsia="zh-CN"/>
+              </w:rPr>
+            </w:pPr>
+            <w:r>
+              <w:rPr>
+                <w:rFonts w:hint="eastAsia"/>
+                <w:vertAlign w:val="baseline"/>
+                <w:lang w:val="en-US" w:eastAsia="zh-CN"/>
+              </w:rPr>
+              <w:t>非伤害类卡牌</w:t>
+            </w:r>
+          </w:p>
+        </w:tc>
+      </w:tr>
+      <w:tr>
+        <w:tblPrEx>
+          <w:tblBorders>
+            <w:top w:val="single" w:color="auto" w:sz="4" w:space="0"/>
+            <w:left w:val="single" w:color="auto" w:sz="4" w:space="0"/>
+            <w:bottom w:val="single" w:color="auto" w:sz="4" w:space="0"/>
+            <w:right w:val="single" w:color="auto" w:sz="4" w:space="0"/>
+            <w:insideH w:val="single" w:color="auto" w:sz="4" w:space="0"/>
+            <w:insideV w:val="single" w:color="auto" w:sz="4" w:space="0"/>
+          </w:tblBorders>
+          <w:tblCellMar>
+            <w:top w:w="0" w:type="dxa"/>
+            <w:left w:w="108" w:type="dxa"/>
+            <w:bottom w:w="0" w:type="dxa"/>
+            <w:right w:w="108" w:type="dxa"/>
+          </w:tblCellMar>
+        </w:tblPrEx>
+        <w:tc>
+          <w:tcPr>
+            <w:tcW w:w="1704" w:type="dxa"/>
+          </w:tcPr>
+          <w:p>
+            <w:pPr>
+              <w:rPr>
+                <w:rFonts w:hint="default"/>
+                <w:vertAlign w:val="baseline"/>
+                <w:lang w:val="en-US" w:eastAsia="zh-CN"/>
+              </w:rPr>
+            </w:pPr>
+            <w:r>
+              <w:rPr>
+                <w:rFonts w:hint="eastAsia"/>
+                <w:vertAlign w:val="baseline"/>
+                <w:lang w:val="en-US" w:eastAsia="zh-CN"/>
+              </w:rPr>
+              <w:t>Card_rarity</w:t>
+            </w:r>
+          </w:p>
+        </w:tc>
+        <w:tc>
+          <w:tcPr>
+            <w:tcW w:w="1704" w:type="dxa"/>
+          </w:tcPr>
+          <w:p>
+            <w:pPr>
+              <w:rPr>
+                <w:rFonts w:hint="default"/>
+                <w:vertAlign w:val="baseline"/>
+                <w:lang w:val="en-US" w:eastAsia="zh-CN"/>
+              </w:rPr>
+            </w:pPr>
+            <w:r>
+              <w:rPr>
+                <w:rFonts w:hint="eastAsia"/>
+                <w:vertAlign w:val="baseline"/>
+                <w:lang w:val="en-US" w:eastAsia="zh-CN"/>
+              </w:rPr>
+              <w:t>卡牌稀有度</w:t>
+            </w:r>
+          </w:p>
+        </w:tc>
+        <w:tc>
+          <w:tcPr>
+            <w:tcW w:w="1704" w:type="dxa"/>
+          </w:tcPr>
+          <w:p>
+            <w:pPr>
+              <w:rPr>
+                <w:rFonts w:hint="default"/>
+                <w:vertAlign w:val="baseline"/>
+                <w:lang w:val="en-US" w:eastAsia="zh-CN"/>
+              </w:rPr>
+            </w:pPr>
+            <w:r>
+              <w:rPr>
+                <w:rFonts w:hint="eastAsia"/>
+                <w:vertAlign w:val="baseline"/>
+                <w:lang w:val="en-US" w:eastAsia="zh-CN"/>
+              </w:rPr>
+              <w:t>String</w:t>
+            </w:r>
+          </w:p>
+        </w:tc>
+        <w:tc>
+          <w:tcPr>
+            <w:tcW w:w="1705" w:type="dxa"/>
+          </w:tcPr>
+          <w:p>
+            <w:pPr>
+              <w:rPr>
+                <w:rFonts w:hint="default"/>
+                <w:vertAlign w:val="baseline"/>
+                <w:lang w:val="en-US" w:eastAsia="zh-CN"/>
+              </w:rPr>
+            </w:pPr>
+            <w:r>
+              <w:rPr>
+                <w:rFonts w:hint="eastAsia"/>
+                <w:vertAlign w:val="baseline"/>
+                <w:lang w:val="en-US" w:eastAsia="zh-CN"/>
+              </w:rPr>
+              <w:t>无</w:t>
+            </w:r>
+          </w:p>
+        </w:tc>
+        <w:tc>
+          <w:tcPr>
+            <w:tcW w:w="1705" w:type="dxa"/>
+          </w:tcPr>
+          <w:p>
+            <w:pPr>
+              <w:rPr>
+                <w:rFonts w:hint="default"/>
+                <w:vertAlign w:val="baseline"/>
+                <w:lang w:val="en-US" w:eastAsia="zh-CN"/>
+              </w:rPr>
+            </w:pPr>
+            <w:r>
+              <w:rPr>
+                <w:rFonts w:hint="eastAsia"/>
+                <w:vertAlign w:val="baseline"/>
+                <w:lang w:val="en-US" w:eastAsia="zh-CN"/>
+              </w:rPr>
+              <w:t>基础</w:t>
+            </w:r>
+          </w:p>
+          <w:p>
+            <w:pPr>
+              <w:rPr>
+                <w:rFonts w:hint="default"/>
+                <w:vertAlign w:val="baseline"/>
+                <w:lang w:val="en-US" w:eastAsia="zh-CN"/>
+              </w:rPr>
+            </w:pPr>
+            <w:r>
+              <w:rPr>
+                <w:rFonts w:hint="eastAsia"/>
+                <w:vertAlign w:val="baseline"/>
+                <w:lang w:val="en-US" w:eastAsia="zh-CN"/>
+              </w:rPr>
+              <w:t>普通</w:t>
+            </w:r>
+          </w:p>
+          <w:p>
+            <w:pPr>
+              <w:rPr>
+                <w:rFonts w:hint="default"/>
+                <w:vertAlign w:val="baseline"/>
+                <w:lang w:val="en-US" w:eastAsia="zh-CN"/>
+              </w:rPr>
+            </w:pPr>
+            <w:r>
+              <w:rPr>
+                <w:rFonts w:hint="eastAsia"/>
+                <w:vertAlign w:val="baseline"/>
+                <w:lang w:val="en-US" w:eastAsia="zh-CN"/>
+              </w:rPr>
+              <w:t>罕见</w:t>
+            </w:r>
+          </w:p>
+          <w:p>
+            <w:pPr>
+              <w:rPr>
+                <w:rFonts w:hint="default"/>
+                <w:vertAlign w:val="baseline"/>
+                <w:lang w:val="en-US" w:eastAsia="zh-CN"/>
+              </w:rPr>
+            </w:pPr>
+            <w:r>
+              <w:rPr>
+                <w:rFonts w:hint="eastAsia"/>
+                <w:vertAlign w:val="baseline"/>
+                <w:lang w:val="en-US" w:eastAsia="zh-CN"/>
+              </w:rPr>
+              <w:t>稀世</w:t>
+            </w:r>
+          </w:p>
+        </w:tc>
+      </w:tr>
+    </w:tbl>
+    <w:p>
+      <w:pPr>
+        <w:rPr>
+          <w:rFonts w:hint="eastAsia"/>
+          <w:lang w:val="en-US" w:eastAsia="zh-CN"/>
+        </w:rPr>
+      </w:pPr>
+      <w:bookmarkStart w:id="3" w:name="_GoBack"/>
+      <w:bookmarkEnd w:id="3"/>
+    </w:p>
+    <w:p>
+      <w:pPr>
+        <w:rPr>
+          <w:rFonts w:hint="default"/>
+          <w:lang w:val="en-US" w:eastAsia="zh-CN"/>
+        </w:rPr>
+      </w:pPr>
     </w:p>
     <w:p>
       <w:pPr>

--- a/Doc/降妖文档.docx
+++ b/Doc/降妖文档.docx
@@ -4459,8 +4459,6 @@
           <w:lang w:val="en-US" w:eastAsia="zh-CN"/>
         </w:rPr>
       </w:pPr>
-      <w:bookmarkStart w:id="3" w:name="_GoBack"/>
-      <w:bookmarkEnd w:id="3"/>
     </w:p>
     <w:p>
       <w:pPr>
@@ -4578,7 +4576,7 @@
     <w:p>
       <w:pPr>
         <w:rPr>
-          <w:rFonts w:hint="default"/>
+          <w:rFonts w:hint="eastAsia"/>
           <w:lang w:val="en-US" w:eastAsia="zh-CN"/>
         </w:rPr>
       </w:pPr>
@@ -4589,6 +4587,16 @@
         </w:rPr>
         <w:t>商店老板最好也有剧情，比如可以做结局分支，由文案先写定故事基底再由文案和策划讨论具体细节。最后由策划确定商店最终的全部功能。</w:t>
       </w:r>
+      <w:bookmarkStart w:id="3" w:name="_GoBack"/>
+      <w:bookmarkEnd w:id="3"/>
+    </w:p>
+    <w:p>
+      <w:pPr>
+        <w:rPr>
+          <w:rFonts w:hint="default"/>
+          <w:lang w:val="en-US" w:eastAsia="zh-CN"/>
+        </w:rPr>
+      </w:pPr>
     </w:p>
     <w:p>
       <w:pPr>
@@ -4632,6 +4640,308 @@
           <w:lang w:val="en-US" w:eastAsia="zh-CN"/>
         </w:rPr>
         <w:t>敌人图鉴</w:t>
+      </w:r>
+    </w:p>
+    <w:p>
+      <w:pPr>
+        <w:rPr>
+          <w:rFonts w:hint="eastAsia"/>
+          <w:lang w:val="en-US" w:eastAsia="zh-CN"/>
+        </w:rPr>
+      </w:pPr>
+      <w:r>
+        <w:rPr>
+          <w:sz w:val="21"/>
+        </w:rPr>
+        <mc:AlternateContent>
+          <mc:Choice Requires="wps">
+            <w:drawing>
+              <wp:anchor distT="0" distB="0" distL="114300" distR="114300" simplePos="0" relativeHeight="251660288" behindDoc="0" locked="0" layoutInCell="1" allowOverlap="1">
+                <wp:simplePos x="0" y="0"/>
+                <wp:positionH relativeFrom="column">
+                  <wp:posOffset>234315</wp:posOffset>
+                </wp:positionH>
+                <wp:positionV relativeFrom="paragraph">
+                  <wp:posOffset>1981835</wp:posOffset>
+                </wp:positionV>
+                <wp:extent cx="375285" cy="209550"/>
+                <wp:effectExtent l="8890" t="15240" r="15875" b="22860"/>
+                <wp:wrapNone/>
+                <wp:docPr id="8" name="燕尾形箭头 8"/>
+                <wp:cNvGraphicFramePr/>
+                <a:graphic xmlns:a="http://schemas.openxmlformats.org/drawingml/2006/main">
+                  <a:graphicData uri="http://schemas.microsoft.com/office/word/2010/wordprocessingShape">
+                    <wps:wsp>
+                      <wps:cNvSpPr/>
+                      <wps:spPr>
+                        <a:xfrm rot="10800000">
+                          <a:off x="2753995" y="3985260"/>
+                          <a:ext cx="375285" cy="209550"/>
+                        </a:xfrm>
+                        <a:prstGeom prst="notchedRightArrow">
+                          <a:avLst/>
+                        </a:prstGeom>
+                      </wps:spPr>
+                      <wps:style>
+                        <a:lnRef idx="2">
+                          <a:schemeClr val="accent1">
+                            <a:lumMod val="75000"/>
+                          </a:schemeClr>
+                        </a:lnRef>
+                        <a:fillRef idx="1">
+                          <a:schemeClr val="accent1"/>
+                        </a:fillRef>
+                        <a:effectRef idx="0">
+                          <a:srgbClr val="FFFFFF"/>
+                        </a:effectRef>
+                        <a:fontRef idx="minor">
+                          <a:schemeClr val="lt1"/>
+                        </a:fontRef>
+                      </wps:style>
+                      <wps:bodyPr rot="0" spcFirstLastPara="0" vertOverflow="overflow" horzOverflow="overflow" vert="horz" wrap="square" lIns="91440" tIns="45720" rIns="91440" bIns="45720" numCol="1" spcCol="0" rtlCol="0" fromWordArt="0" anchor="ctr" anchorCtr="0" forceAA="0" compatLnSpc="1">
+                        <a:noAutofit/>
+                      </wps:bodyPr>
+                    </wps:wsp>
+                  </a:graphicData>
+                </a:graphic>
+              </wp:anchor>
+            </w:drawing>
+          </mc:Choice>
+          <mc:Fallback>
+            <w:pict>
+              <v:shape id="_x0000_s1026" o:spid="_x0000_s1026" o:spt="94" type="#_x0000_t94" style="position:absolute;left:0pt;margin-left:18.45pt;margin-top:156.05pt;height:16.5pt;width:29.55pt;rotation:11796480f;z-index:251660288;v-text-anchor:middle;mso-width-relative:page;mso-height-relative:page;" fillcolor="#4874CB [3204]" filled="t" stroked="t" coordsize="21600,21600" o:gfxdata="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" adj="15570,5400">
+                <v:fill on="t" focussize="0,0"/>
+                <v:stroke weight="1pt" color="#2E54A1 [2404]" miterlimit="8" joinstyle="miter"/>
+                <v:imagedata o:title=""/>
+                <o:lock v:ext="edit" aspectratio="f"/>
+              </v:shape>
+            </w:pict>
+          </mc:Fallback>
+        </mc:AlternateContent>
+      </w:r>
+      <w:r>
+        <w:rPr>
+          <w:rFonts w:hint="eastAsia"/>
+          <w:lang w:val="en-US" w:eastAsia="zh-CN"/>
+        </w:rPr>
+        <w:drawing>
+          <wp:inline distT="0" distB="0" distL="114300" distR="114300">
+            <wp:extent cx="5266690" cy="3745230"/>
+            <wp:effectExtent l="0" t="0" r="635" b="7620"/>
+            <wp:docPr id="4" name="图片 4" descr="图鉴-敌人@1x"/>
+            <wp:cNvGraphicFramePr>
+              <a:graphicFrameLocks xmlns:a="http://schemas.openxmlformats.org/drawingml/2006/main" noChangeAspect="1"/>
+            </wp:cNvGraphicFramePr>
+            <a:graphic xmlns:a="http://schemas.openxmlformats.org/drawingml/2006/main">
+              <a:graphicData uri="http://schemas.openxmlformats.org/drawingml/2006/picture">
+                <pic:pic xmlns:pic="http://schemas.openxmlformats.org/drawingml/2006/picture">
+                  <pic:nvPicPr>
+                    <pic:cNvPr id="4" name="图片 4" descr="图鉴-敌人@1x"/>
+                    <pic:cNvPicPr>
+                      <a:picLocks noChangeAspect="1"/>
+                    </pic:cNvPicPr>
+                  </pic:nvPicPr>
+                  <pic:blipFill>
+                    <a:blip r:embed="rId8"/>
+                    <a:stretch>
+                      <a:fillRect/>
+                    </a:stretch>
+                  </pic:blipFill>
+                  <pic:spPr>
+                    <a:xfrm>
+                      <a:off x="0" y="0"/>
+                      <a:ext cx="5266690" cy="3745230"/>
+                    </a:xfrm>
+                    <a:prstGeom prst="rect">
+                      <a:avLst/>
+                    </a:prstGeom>
+                  </pic:spPr>
+                </pic:pic>
+              </a:graphicData>
+            </a:graphic>
+          </wp:inline>
+        </w:drawing>
+      </w:r>
+      <w:r>
+        <w:rPr>
+          <w:sz w:val="21"/>
+        </w:rPr>
+        <mc:AlternateContent>
+          <mc:Choice Requires="wps">
+            <w:drawing>
+              <wp:anchor distT="0" distB="0" distL="114300" distR="114300" simplePos="0" relativeHeight="251659264" behindDoc="0" locked="0" layoutInCell="1" allowOverlap="1">
+                <wp:simplePos x="0" y="0"/>
+                <wp:positionH relativeFrom="column">
+                  <wp:posOffset>4620895</wp:posOffset>
+                </wp:positionH>
+                <wp:positionV relativeFrom="paragraph">
+                  <wp:posOffset>2096135</wp:posOffset>
+                </wp:positionV>
+                <wp:extent cx="494030" cy="328930"/>
+                <wp:effectExtent l="15240" t="15240" r="14605" b="17780"/>
+                <wp:wrapNone/>
+                <wp:docPr id="7" name="燕尾形箭头 7"/>
+                <wp:cNvGraphicFramePr/>
+                <a:graphic xmlns:a="http://schemas.openxmlformats.org/drawingml/2006/main">
+                  <a:graphicData uri="http://schemas.microsoft.com/office/word/2010/wordprocessingShape">
+                    <wps:wsp>
+                      <wps:cNvSpPr/>
+                      <wps:spPr>
+                        <a:xfrm>
+                          <a:off x="1663065" y="4095115"/>
+                          <a:ext cx="494030" cy="328930"/>
+                        </a:xfrm>
+                        <a:prstGeom prst="notchedRightArrow">
+                          <a:avLst/>
+                        </a:prstGeom>
+                      </wps:spPr>
+                      <wps:style>
+                        <a:lnRef idx="2">
+                          <a:schemeClr val="accent1">
+                            <a:lumMod val="75000"/>
+                          </a:schemeClr>
+                        </a:lnRef>
+                        <a:fillRef idx="1">
+                          <a:schemeClr val="accent1"/>
+                        </a:fillRef>
+                        <a:effectRef idx="0">
+                          <a:srgbClr val="FFFFFF"/>
+                        </a:effectRef>
+                        <a:fontRef idx="minor">
+                          <a:schemeClr val="lt1"/>
+                        </a:fontRef>
+                      </wps:style>
+                      <wps:bodyPr rot="0" spcFirstLastPara="0" vertOverflow="overflow" horzOverflow="overflow" vert="horz" wrap="square" lIns="91440" tIns="45720" rIns="91440" bIns="45720" numCol="1" spcCol="0" rtlCol="0" fromWordArt="0" anchor="ctr" anchorCtr="0" forceAA="0" compatLnSpc="1">
+                        <a:noAutofit/>
+                      </wps:bodyPr>
+                    </wps:wsp>
+                  </a:graphicData>
+                </a:graphic>
+              </wp:anchor>
+            </w:drawing>
+          </mc:Choice>
+          <mc:Fallback>
+            <w:pict>
+              <v:shape id="_x0000_s1026" o:spid="_x0000_s1026" o:spt="94" type="#_x0000_t94" style="position:absolute;left:0pt;margin-left:363.85pt;margin-top:165.05pt;height:25.9pt;width:38.9pt;z-index:251659264;v-text-anchor:middle;mso-width-relative:page;mso-height-relative:page;" fillcolor="#4874CB [3204]" filled="t" stroked="t" coordsize="21600,21600" o:gfxdata="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" adj="14410,5400">
+                <v:fill on="t" focussize="0,0"/>
+                <v:stroke weight="1pt" color="#2E54A1 [2404]" miterlimit="8" joinstyle="miter"/>
+                <v:imagedata o:title=""/>
+                <o:lock v:ext="edit" aspectratio="f"/>
+              </v:shape>
+            </w:pict>
+          </mc:Fallback>
+        </mc:AlternateContent>
+      </w:r>
+    </w:p>
+    <w:p>
+      <w:pPr>
+        <w:rPr>
+          <w:rFonts w:hint="default"/>
+          <w:lang w:val="en-US" w:eastAsia="zh-CN"/>
+        </w:rPr>
+      </w:pPr>
+      <w:r>
+        <w:rPr>
+          <w:rFonts w:hint="eastAsia"/>
+          <w:lang w:val="en-US" w:eastAsia="zh-CN"/>
+        </w:rPr>
+        <w:t>图鉴背景是山，文字的载体是湖，左右箭头用于切换同一种类图鉴的不同内容。箭头做成鱼的形象。</w:t>
+      </w:r>
+    </w:p>
+    <w:p>
+      <w:pPr>
+        <w:rPr>
+          <w:rFonts w:hint="eastAsia"/>
+          <w:lang w:val="en-US" w:eastAsia="zh-CN"/>
+        </w:rPr>
+      </w:pPr>
+      <w:r>
+        <w:rPr>
+          <w:rFonts w:hint="eastAsia"/>
+          <w:lang w:val="en-US" w:eastAsia="zh-CN"/>
+        </w:rPr>
+        <w:t>背景的山用于切换不同种类的图鉴，山上应标注文字，从左到右依次为敌人，宝物，卡牌，道具。</w:t>
+      </w:r>
+    </w:p>
+    <w:p>
+      <w:pPr>
+        <w:rPr>
+          <w:rFonts w:hint="default"/>
+          <w:lang w:val="en-US" w:eastAsia="zh-CN"/>
+        </w:rPr>
+      </w:pPr>
+      <w:r>
+        <w:rPr>
+          <w:rFonts w:hint="eastAsia"/>
+          <w:lang w:val="en-US" w:eastAsia="zh-CN"/>
+        </w:rPr>
+        <w:t>背景描述由文案负责。技能描述与怪物表里的技能描述一致。</w:t>
+      </w:r>
+    </w:p>
+    <w:p>
+      <w:pPr>
+        <w:rPr>
+          <w:rFonts w:hint="eastAsia"/>
+          <w:lang w:val="en-US" w:eastAsia="zh-CN"/>
+        </w:rPr>
+      </w:pPr>
+      <w:r>
+        <w:rPr>
+          <w:rFonts w:hint="eastAsia"/>
+          <w:lang w:val="en-US" w:eastAsia="zh-CN"/>
+        </w:rPr>
+        <w:t>点击写有敌人字样的山后切换到下图界面，其他图鉴同理</w:t>
+      </w:r>
+    </w:p>
+    <w:p>
+      <w:pPr>
+        <w:rPr>
+          <w:rFonts w:hint="default"/>
+          <w:lang w:val="en-US" w:eastAsia="zh-CN"/>
+        </w:rPr>
+      </w:pPr>
+      <w:r>
+        <w:rPr>
+          <w:rFonts w:hint="default"/>
+          <w:lang w:val="en-US" w:eastAsia="zh-CN"/>
+        </w:rPr>
+        <w:drawing>
+          <wp:inline distT="0" distB="0" distL="114300" distR="114300">
+            <wp:extent cx="5266690" cy="3745230"/>
+            <wp:effectExtent l="0" t="0" r="635" b="7620"/>
+            <wp:docPr id="10" name="图片 10" descr="图鉴-敌人总览@1x"/>
+            <wp:cNvGraphicFramePr>
+              <a:graphicFrameLocks xmlns:a="http://schemas.openxmlformats.org/drawingml/2006/main" noChangeAspect="1"/>
+            </wp:cNvGraphicFramePr>
+            <a:graphic xmlns:a="http://schemas.openxmlformats.org/drawingml/2006/main">
+              <a:graphicData uri="http://schemas.openxmlformats.org/drawingml/2006/picture">
+                <pic:pic xmlns:pic="http://schemas.openxmlformats.org/drawingml/2006/picture">
+                  <pic:nvPicPr>
+                    <pic:cNvPr id="10" name="图片 10" descr="图鉴-敌人总览@1x"/>
+                    <pic:cNvPicPr>
+                      <a:picLocks noChangeAspect="1"/>
+                    </pic:cNvPicPr>
+                  </pic:nvPicPr>
+                  <pic:blipFill>
+                    <a:blip r:embed="rId9"/>
+                    <a:stretch>
+                      <a:fillRect/>
+                    </a:stretch>
+                  </pic:blipFill>
+                  <pic:spPr>
+                    <a:xfrm>
+                      <a:off x="0" y="0"/>
+                      <a:ext cx="5266690" cy="3745230"/>
+                    </a:xfrm>
+                    <a:prstGeom prst="rect">
+                      <a:avLst/>
+                    </a:prstGeom>
+                  </pic:spPr>
+                </pic:pic>
+              </a:graphicData>
+            </a:graphic>
+          </wp:inline>
+        </w:drawing>
       </w:r>
     </w:p>
     <w:p>
@@ -4883,7 +5193,7 @@
                     </pic:cNvPicPr>
                   </pic:nvPicPr>
                   <pic:blipFill>
-                    <a:blip r:embed="rId8"/>
+                    <a:blip r:embed="rId10"/>
                     <a:stretch>
                       <a:fillRect/>
                     </a:stretch>
@@ -5944,4 +6254,21 @@
   </a:themeElements>
   <a:objectDefaults/>
 </a:theme>
+</file>
+
+<file path=customXml/item1.xml><?xml version="1.0" encoding="utf-8"?>
+<s:customData xmlns="http://www.wps.cn/officeDocument/2013/wpsCustomData" xmlns:s="http://www.wps.cn/officeDocument/2013/wpsCustomData">
+  <customSectProps/>
+  <customShpExts>
+    <customShpInfo spid="_x0000_s1026" textRotate="1"/>
+  </customShpExts>
+</s:customData>
+</file>
+
+<file path=customXml/itemProps1.xml><?xml version="1.0" encoding="utf-8"?>
+<ds:datastoreItem xmlns:ds="http://schemas.openxmlformats.org/officeDocument/2006/customXml" ds:itemID="{B1977F7D-205B-4081-913C-38D41E755F92}">
+  <ds:schemaRefs>
+    <ds:schemaRef ds:uri="http://www.wps.cn/officeDocument/2013/wpsCustomData"/>
+  </ds:schemaRefs>
+</ds:datastoreItem>
 </file>
--- a/Doc/降妖文档.docx
+++ b/Doc/降妖文档.docx
@@ -83,8 +83,8 @@
           <w:numId w:val="1"/>
         </w:numPr>
       </w:pPr>
-      <w:bookmarkStart w:id="0" w:name="_Toc181793542"/>
-      <w:bookmarkStart w:id="1" w:name="_Toc16984"/>
+      <w:bookmarkStart w:id="0" w:name="_Toc16984"/>
+      <w:bookmarkStart w:id="1" w:name="_Toc181793542"/>
       <w:r>
         <w:rPr>
           <w:rFonts w:hint="eastAsia"/>
@@ -4250,7 +4250,7 @@
                 <w:vertAlign w:val="baseline"/>
                 <w:lang w:val="en-US" w:eastAsia="zh-CN"/>
               </w:rPr>
-              <w:t>伤害类卡牌</w:t>
+              <w:t>0=伤害类卡牌</w:t>
             </w:r>
           </w:p>
           <w:p>
@@ -4267,7 +4267,7 @@
                 <w:vertAlign w:val="baseline"/>
                 <w:lang w:val="en-US" w:eastAsia="zh-CN"/>
               </w:rPr>
-              <w:t>非伤害类卡牌</w:t>
+              <w:t>1=非伤害类卡牌</w:t>
             </w:r>
           </w:p>
         </w:tc>
@@ -4395,7 +4395,7 @@
                 <w:vertAlign w:val="baseline"/>
                 <w:lang w:val="en-US" w:eastAsia="zh-CN"/>
               </w:rPr>
-              <w:t>基础</w:t>
+              <w:t>0=基础</w:t>
             </w:r>
           </w:p>
           <w:p>
@@ -4412,7 +4412,7 @@
                 <w:vertAlign w:val="baseline"/>
                 <w:lang w:val="en-US" w:eastAsia="zh-CN"/>
               </w:rPr>
-              <w:t>普通</w:t>
+              <w:t>1=普通</w:t>
             </w:r>
           </w:p>
           <w:p>
@@ -4429,7 +4429,7 @@
                 <w:vertAlign w:val="baseline"/>
                 <w:lang w:val="en-US" w:eastAsia="zh-CN"/>
               </w:rPr>
-              <w:t>罕见</w:t>
+              <w:t>2=罕见</w:t>
             </w:r>
           </w:p>
           <w:p>
@@ -4446,7 +4446,7 @@
                 <w:vertAlign w:val="baseline"/>
                 <w:lang w:val="en-US" w:eastAsia="zh-CN"/>
               </w:rPr>
-              <w:t>稀世</w:t>
+              <w:t>3=稀世</w:t>
             </w:r>
           </w:p>
         </w:tc>
@@ -4471,18 +4471,23 @@
     <w:p>
       <w:pPr>
         <w:pStyle w:val="3"/>
+        <w:numPr>
+          <w:ilvl w:val="1"/>
+          <w:numId w:val="2"/>
+        </w:numPr>
         <w:bidi w:val="0"/>
-        <w:rPr>
-          <w:rFonts w:hint="eastAsia"/>
-          <w:lang w:val="en-US" w:eastAsia="zh-CN"/>
-        </w:rPr>
-      </w:pPr>
-      <w:r>
-        <w:rPr>
-          <w:rFonts w:hint="eastAsia"/>
-          <w:lang w:val="en-US" w:eastAsia="zh-CN"/>
-        </w:rPr>
-        <w:t>9.12进阶</w:t>
+        <w:ind w:left="567" w:leftChars="0" w:hanging="567" w:firstLineChars="0"/>
+        <w:rPr>
+          <w:rFonts w:hint="eastAsia"/>
+          <w:lang w:val="en-US" w:eastAsia="zh-CN"/>
+        </w:rPr>
+      </w:pPr>
+      <w:r>
+        <w:rPr>
+          <w:rFonts w:hint="eastAsia"/>
+          <w:lang w:val="en-US" w:eastAsia="zh-CN"/>
+        </w:rPr>
+        <w:t>进阶</w:t>
       </w:r>
     </w:p>
     <w:p>
@@ -4587,8 +4592,6 @@
         </w:rPr>
         <w:t>商店老板最好也有剧情，比如可以做结局分支，由文案先写定故事基底再由文案和策划讨论具体细节。最后由策划确定商店最终的全部功能。</w:t>
       </w:r>
-      <w:bookmarkStart w:id="3" w:name="_GoBack"/>
-      <w:bookmarkEnd w:id="3"/>
     </w:p>
     <w:p>
       <w:pPr>
@@ -5232,7 +5235,7 @@
     <w:p>
       <w:pPr>
         <w:rPr>
-          <w:rFonts w:hint="default"/>
+          <w:rFonts w:hint="eastAsia"/>
           <w:lang w:val="en-US" w:eastAsia="zh-CN"/>
         </w:rPr>
       </w:pPr>
@@ -5243,6 +5246,1045 @@
         </w:rPr>
         <w:t>注：预设八个节点为彩虹色+白色，中心为黑色</w:t>
       </w:r>
+    </w:p>
+    <w:tbl>
+      <w:tblPr>
+        <w:tblStyle w:val="6"/>
+        <w:tblW w:w="0" w:type="auto"/>
+        <w:tblInd w:w="0" w:type="dxa"/>
+        <w:tblBorders>
+          <w:top w:val="single" w:color="auto" w:sz="4" w:space="0"/>
+          <w:left w:val="single" w:color="auto" w:sz="4" w:space="0"/>
+          <w:bottom w:val="single" w:color="auto" w:sz="4" w:space="0"/>
+          <w:right w:val="single" w:color="auto" w:sz="4" w:space="0"/>
+          <w:insideH w:val="single" w:color="auto" w:sz="4" w:space="0"/>
+          <w:insideV w:val="single" w:color="auto" w:sz="4" w:space="0"/>
+        </w:tblBorders>
+        <w:tblLayout w:type="autofit"/>
+        <w:tblCellMar>
+          <w:left w:w="108" w:type="dxa"/>
+          <w:right w:w="108" w:type="dxa"/>
+        </w:tblCellMar>
+      </w:tblPr>
+      <w:tblGrid>
+        <w:gridCol w:w="1704"/>
+        <w:gridCol w:w="1704"/>
+        <w:gridCol w:w="1704"/>
+        <w:gridCol w:w="1705"/>
+        <w:gridCol w:w="1705"/>
+      </w:tblGrid>
+      <w:tr>
+        <w:tblPrEx>
+          <w:tblBorders>
+            <w:top w:val="single" w:color="auto" w:sz="4" w:space="0"/>
+            <w:left w:val="single" w:color="auto" w:sz="4" w:space="0"/>
+            <w:bottom w:val="single" w:color="auto" w:sz="4" w:space="0"/>
+            <w:right w:val="single" w:color="auto" w:sz="4" w:space="0"/>
+            <w:insideH w:val="single" w:color="auto" w:sz="4" w:space="0"/>
+            <w:insideV w:val="single" w:color="auto" w:sz="4" w:space="0"/>
+          </w:tblBorders>
+        </w:tblPrEx>
+        <w:tc>
+          <w:tcPr>
+            <w:tcW w:w="1704" w:type="dxa"/>
+          </w:tcPr>
+          <w:p>
+            <w:pPr>
+              <w:rPr>
+                <w:rFonts w:hint="default"/>
+                <w:vertAlign w:val="baseline"/>
+                <w:lang w:val="en-US" w:eastAsia="zh-CN"/>
+              </w:rPr>
+            </w:pPr>
+            <w:r>
+              <w:rPr>
+                <w:rFonts w:hint="eastAsia"/>
+                <w:vertAlign w:val="baseline"/>
+                <w:lang w:val="en-US" w:eastAsia="zh-CN"/>
+              </w:rPr>
+              <w:t>英文</w:t>
+            </w:r>
+          </w:p>
+        </w:tc>
+        <w:tc>
+          <w:tcPr>
+            <w:tcW w:w="1704" w:type="dxa"/>
+          </w:tcPr>
+          <w:p>
+            <w:pPr>
+              <w:rPr>
+                <w:rFonts w:hint="default"/>
+                <w:vertAlign w:val="baseline"/>
+                <w:lang w:val="en-US" w:eastAsia="zh-CN"/>
+              </w:rPr>
+            </w:pPr>
+            <w:r>
+              <w:rPr>
+                <w:rFonts w:hint="eastAsia"/>
+                <w:vertAlign w:val="baseline"/>
+                <w:lang w:val="en-US" w:eastAsia="zh-CN"/>
+              </w:rPr>
+              <w:t>中文</w:t>
+            </w:r>
+          </w:p>
+        </w:tc>
+        <w:tc>
+          <w:tcPr>
+            <w:tcW w:w="1704" w:type="dxa"/>
+          </w:tcPr>
+          <w:p>
+            <w:pPr>
+              <w:rPr>
+                <w:rFonts w:hint="default"/>
+                <w:vertAlign w:val="baseline"/>
+                <w:lang w:val="en-US" w:eastAsia="zh-CN"/>
+              </w:rPr>
+            </w:pPr>
+            <w:r>
+              <w:rPr>
+                <w:rFonts w:hint="eastAsia"/>
+                <w:vertAlign w:val="baseline"/>
+                <w:lang w:val="en-US" w:eastAsia="zh-CN"/>
+              </w:rPr>
+              <w:t>数据类型</w:t>
+            </w:r>
+          </w:p>
+        </w:tc>
+        <w:tc>
+          <w:tcPr>
+            <w:tcW w:w="1705" w:type="dxa"/>
+          </w:tcPr>
+          <w:p>
+            <w:pPr>
+              <w:rPr>
+                <w:rFonts w:hint="default"/>
+                <w:vertAlign w:val="baseline"/>
+                <w:lang w:val="en-US" w:eastAsia="zh-CN"/>
+              </w:rPr>
+            </w:pPr>
+            <w:r>
+              <w:rPr>
+                <w:rFonts w:hint="eastAsia"/>
+                <w:vertAlign w:val="baseline"/>
+                <w:lang w:val="en-US" w:eastAsia="zh-CN"/>
+              </w:rPr>
+              <w:t>值域</w:t>
+            </w:r>
+          </w:p>
+        </w:tc>
+        <w:tc>
+          <w:tcPr>
+            <w:tcW w:w="1705" w:type="dxa"/>
+          </w:tcPr>
+          <w:p>
+            <w:pPr>
+              <w:rPr>
+                <w:rFonts w:hint="default"/>
+                <w:vertAlign w:val="baseline"/>
+                <w:lang w:val="en-US" w:eastAsia="zh-CN"/>
+              </w:rPr>
+            </w:pPr>
+            <w:r>
+              <w:rPr>
+                <w:rFonts w:hint="eastAsia"/>
+                <w:vertAlign w:val="baseline"/>
+                <w:lang w:val="en-US" w:eastAsia="zh-CN"/>
+              </w:rPr>
+              <w:t>备注</w:t>
+            </w:r>
+          </w:p>
+        </w:tc>
+      </w:tr>
+      <w:tr>
+        <w:tblPrEx>
+          <w:tblBorders>
+            <w:top w:val="single" w:color="auto" w:sz="4" w:space="0"/>
+            <w:left w:val="single" w:color="auto" w:sz="4" w:space="0"/>
+            <w:bottom w:val="single" w:color="auto" w:sz="4" w:space="0"/>
+            <w:right w:val="single" w:color="auto" w:sz="4" w:space="0"/>
+            <w:insideH w:val="single" w:color="auto" w:sz="4" w:space="0"/>
+            <w:insideV w:val="single" w:color="auto" w:sz="4" w:space="0"/>
+          </w:tblBorders>
+          <w:tblCellMar>
+            <w:left w:w="108" w:type="dxa"/>
+            <w:right w:w="108" w:type="dxa"/>
+          </w:tblCellMar>
+        </w:tblPrEx>
+        <w:tc>
+          <w:tcPr>
+            <w:tcW w:w="1704" w:type="dxa"/>
+          </w:tcPr>
+          <w:p>
+            <w:pPr>
+              <w:rPr>
+                <w:rFonts w:hint="default"/>
+                <w:vertAlign w:val="baseline"/>
+                <w:lang w:val="en-US" w:eastAsia="zh-CN"/>
+              </w:rPr>
+            </w:pPr>
+            <w:r>
+              <w:rPr>
+                <w:rFonts w:hint="eastAsia"/>
+                <w:vertAlign w:val="baseline"/>
+                <w:lang w:val="en-US" w:eastAsia="zh-CN"/>
+              </w:rPr>
+              <w:t>Tree_order</w:t>
+            </w:r>
+          </w:p>
+        </w:tc>
+        <w:tc>
+          <w:tcPr>
+            <w:tcW w:w="1704" w:type="dxa"/>
+          </w:tcPr>
+          <w:p>
+            <w:pPr>
+              <w:rPr>
+                <w:rFonts w:hint="default"/>
+                <w:vertAlign w:val="baseline"/>
+                <w:lang w:val="en-US" w:eastAsia="zh-CN"/>
+              </w:rPr>
+            </w:pPr>
+            <w:r>
+              <w:rPr>
+                <w:rFonts w:hint="eastAsia"/>
+                <w:vertAlign w:val="baseline"/>
+                <w:lang w:val="en-US" w:eastAsia="zh-CN"/>
+              </w:rPr>
+              <w:t>天赋序号</w:t>
+            </w:r>
+          </w:p>
+        </w:tc>
+        <w:tc>
+          <w:tcPr>
+            <w:tcW w:w="1704" w:type="dxa"/>
+          </w:tcPr>
+          <w:p>
+            <w:pPr>
+              <w:rPr>
+                <w:rFonts w:hint="default"/>
+                <w:vertAlign w:val="baseline"/>
+                <w:lang w:val="en-US" w:eastAsia="zh-CN"/>
+              </w:rPr>
+            </w:pPr>
+            <w:r>
+              <w:rPr>
+                <w:rFonts w:hint="eastAsia"/>
+                <w:vertAlign w:val="baseline"/>
+                <w:lang w:val="en-US" w:eastAsia="zh-CN"/>
+              </w:rPr>
+              <w:t>int</w:t>
+            </w:r>
+          </w:p>
+        </w:tc>
+        <w:tc>
+          <w:tcPr>
+            <w:tcW w:w="1705" w:type="dxa"/>
+          </w:tcPr>
+          <w:p>
+            <w:pPr>
+              <w:rPr>
+                <w:rFonts w:hint="default"/>
+                <w:vertAlign w:val="baseline"/>
+                <w:lang w:val="en-US" w:eastAsia="zh-CN"/>
+              </w:rPr>
+            </w:pPr>
+            <w:r>
+              <w:rPr>
+                <w:rFonts w:hint="eastAsia"/>
+                <w:vertAlign w:val="baseline"/>
+                <w:lang w:val="en-US" w:eastAsia="zh-CN"/>
+              </w:rPr>
+              <w:t>[1,99]</w:t>
+            </w:r>
+          </w:p>
+        </w:tc>
+        <w:tc>
+          <w:tcPr>
+            <w:tcW w:w="1705" w:type="dxa"/>
+          </w:tcPr>
+          <w:p>
+            <w:pPr>
+              <w:rPr>
+                <w:rFonts w:hint="default"/>
+                <w:vertAlign w:val="baseline"/>
+                <w:lang w:val="en-US" w:eastAsia="zh-CN"/>
+              </w:rPr>
+            </w:pPr>
+            <w:r>
+              <w:rPr>
+                <w:rFonts w:hint="eastAsia"/>
+                <w:vertAlign w:val="baseline"/>
+                <w:lang w:val="en-US" w:eastAsia="zh-CN"/>
+              </w:rPr>
+              <w:t>直接引用</w:t>
+            </w:r>
+          </w:p>
+        </w:tc>
+      </w:tr>
+      <w:tr>
+        <w:tblPrEx>
+          <w:tblBorders>
+            <w:top w:val="single" w:color="auto" w:sz="4" w:space="0"/>
+            <w:left w:val="single" w:color="auto" w:sz="4" w:space="0"/>
+            <w:bottom w:val="single" w:color="auto" w:sz="4" w:space="0"/>
+            <w:right w:val="single" w:color="auto" w:sz="4" w:space="0"/>
+            <w:insideH w:val="single" w:color="auto" w:sz="4" w:space="0"/>
+            <w:insideV w:val="single" w:color="auto" w:sz="4" w:space="0"/>
+          </w:tblBorders>
+          <w:tblCellMar>
+            <w:left w:w="108" w:type="dxa"/>
+            <w:right w:w="108" w:type="dxa"/>
+          </w:tblCellMar>
+        </w:tblPrEx>
+        <w:tc>
+          <w:tcPr>
+            <w:tcW w:w="1704" w:type="dxa"/>
+          </w:tcPr>
+          <w:p>
+            <w:pPr>
+              <w:rPr>
+                <w:rFonts w:hint="default"/>
+                <w:vertAlign w:val="baseline"/>
+                <w:lang w:val="en-US" w:eastAsia="zh-CN"/>
+              </w:rPr>
+            </w:pPr>
+            <w:r>
+              <w:rPr>
+                <w:rFonts w:hint="eastAsia"/>
+                <w:vertAlign w:val="baseline"/>
+                <w:lang w:val="en-US" w:eastAsia="zh-CN"/>
+              </w:rPr>
+              <w:t>Tree_name</w:t>
+            </w:r>
+          </w:p>
+        </w:tc>
+        <w:tc>
+          <w:tcPr>
+            <w:tcW w:w="1704" w:type="dxa"/>
+          </w:tcPr>
+          <w:p>
+            <w:pPr>
+              <w:rPr>
+                <w:rFonts w:hint="default"/>
+                <w:vertAlign w:val="baseline"/>
+                <w:lang w:val="en-US" w:eastAsia="zh-CN"/>
+              </w:rPr>
+            </w:pPr>
+            <w:r>
+              <w:rPr>
+                <w:rFonts w:hint="eastAsia"/>
+                <w:vertAlign w:val="baseline"/>
+                <w:lang w:val="en-US" w:eastAsia="zh-CN"/>
+              </w:rPr>
+              <w:t>天赋名称</w:t>
+            </w:r>
+          </w:p>
+        </w:tc>
+        <w:tc>
+          <w:tcPr>
+            <w:tcW w:w="1704" w:type="dxa"/>
+          </w:tcPr>
+          <w:p>
+            <w:pPr>
+              <w:rPr>
+                <w:rFonts w:hint="default"/>
+                <w:vertAlign w:val="baseline"/>
+                <w:lang w:val="en-US" w:eastAsia="zh-CN"/>
+              </w:rPr>
+            </w:pPr>
+            <w:r>
+              <w:rPr>
+                <w:rFonts w:hint="eastAsia"/>
+                <w:vertAlign w:val="baseline"/>
+                <w:lang w:val="en-US" w:eastAsia="zh-CN"/>
+              </w:rPr>
+              <w:t>string</w:t>
+            </w:r>
+          </w:p>
+        </w:tc>
+        <w:tc>
+          <w:tcPr>
+            <w:tcW w:w="1705" w:type="dxa"/>
+          </w:tcPr>
+          <w:p>
+            <w:pPr>
+              <w:rPr>
+                <w:rFonts w:hint="default"/>
+                <w:vertAlign w:val="baseline"/>
+                <w:lang w:val="en-US" w:eastAsia="zh-CN"/>
+              </w:rPr>
+            </w:pPr>
+            <w:r>
+              <w:rPr>
+                <w:rFonts w:hint="eastAsia"/>
+                <w:vertAlign w:val="baseline"/>
+                <w:lang w:val="en-US" w:eastAsia="zh-CN"/>
+              </w:rPr>
+              <w:t>无</w:t>
+            </w:r>
+          </w:p>
+        </w:tc>
+        <w:tc>
+          <w:tcPr>
+            <w:tcW w:w="1705" w:type="dxa"/>
+          </w:tcPr>
+          <w:p>
+            <w:pPr>
+              <w:rPr>
+                <w:rFonts w:hint="default"/>
+                <w:vertAlign w:val="baseline"/>
+                <w:lang w:val="en-US" w:eastAsia="zh-CN"/>
+              </w:rPr>
+            </w:pPr>
+            <w:r>
+              <w:rPr>
+                <w:rFonts w:hint="eastAsia"/>
+                <w:vertAlign w:val="baseline"/>
+                <w:lang w:val="en-US" w:eastAsia="zh-CN"/>
+              </w:rPr>
+              <w:t>直接引用</w:t>
+            </w:r>
+          </w:p>
+        </w:tc>
+      </w:tr>
+      <w:tr>
+        <w:tblPrEx>
+          <w:tblBorders>
+            <w:top w:val="single" w:color="auto" w:sz="4" w:space="0"/>
+            <w:left w:val="single" w:color="auto" w:sz="4" w:space="0"/>
+            <w:bottom w:val="single" w:color="auto" w:sz="4" w:space="0"/>
+            <w:right w:val="single" w:color="auto" w:sz="4" w:space="0"/>
+            <w:insideH w:val="single" w:color="auto" w:sz="4" w:space="0"/>
+            <w:insideV w:val="single" w:color="auto" w:sz="4" w:space="0"/>
+          </w:tblBorders>
+        </w:tblPrEx>
+        <w:tc>
+          <w:tcPr>
+            <w:tcW w:w="1704" w:type="dxa"/>
+          </w:tcPr>
+          <w:p>
+            <w:pPr>
+              <w:rPr>
+                <w:rFonts w:hint="default"/>
+                <w:vertAlign w:val="baseline"/>
+                <w:lang w:val="en-US" w:eastAsia="zh-CN"/>
+              </w:rPr>
+            </w:pPr>
+            <w:r>
+              <w:rPr>
+                <w:rFonts w:hint="eastAsia"/>
+                <w:vertAlign w:val="baseline"/>
+                <w:lang w:val="en-US" w:eastAsia="zh-CN"/>
+              </w:rPr>
+              <w:t>Tree_des</w:t>
+            </w:r>
+          </w:p>
+        </w:tc>
+        <w:tc>
+          <w:tcPr>
+            <w:tcW w:w="1704" w:type="dxa"/>
+          </w:tcPr>
+          <w:p>
+            <w:pPr>
+              <w:rPr>
+                <w:rFonts w:hint="default"/>
+                <w:vertAlign w:val="baseline"/>
+                <w:lang w:val="en-US" w:eastAsia="zh-CN"/>
+              </w:rPr>
+            </w:pPr>
+            <w:r>
+              <w:rPr>
+                <w:rFonts w:hint="eastAsia"/>
+                <w:vertAlign w:val="baseline"/>
+                <w:lang w:val="en-US" w:eastAsia="zh-CN"/>
+              </w:rPr>
+              <w:t>天赋效果</w:t>
+            </w:r>
+          </w:p>
+        </w:tc>
+        <w:tc>
+          <w:tcPr>
+            <w:tcW w:w="1704" w:type="dxa"/>
+          </w:tcPr>
+          <w:p>
+            <w:pPr>
+              <w:rPr>
+                <w:rFonts w:hint="default"/>
+                <w:vertAlign w:val="baseline"/>
+                <w:lang w:val="en-US" w:eastAsia="zh-CN"/>
+              </w:rPr>
+            </w:pPr>
+            <w:r>
+              <w:rPr>
+                <w:rFonts w:hint="eastAsia"/>
+                <w:vertAlign w:val="baseline"/>
+                <w:lang w:val="en-US" w:eastAsia="zh-CN"/>
+              </w:rPr>
+              <w:t>string</w:t>
+            </w:r>
+          </w:p>
+        </w:tc>
+        <w:tc>
+          <w:tcPr>
+            <w:tcW w:w="1705" w:type="dxa"/>
+          </w:tcPr>
+          <w:p>
+            <w:pPr>
+              <w:rPr>
+                <w:rFonts w:hint="default"/>
+                <w:vertAlign w:val="baseline"/>
+                <w:lang w:val="en-US" w:eastAsia="zh-CN"/>
+              </w:rPr>
+            </w:pPr>
+            <w:r>
+              <w:rPr>
+                <w:rFonts w:hint="eastAsia"/>
+                <w:vertAlign w:val="baseline"/>
+                <w:lang w:val="en-US" w:eastAsia="zh-CN"/>
+              </w:rPr>
+              <w:t>无</w:t>
+            </w:r>
+          </w:p>
+        </w:tc>
+        <w:tc>
+          <w:tcPr>
+            <w:tcW w:w="1705" w:type="dxa"/>
+          </w:tcPr>
+          <w:p>
+            <w:pPr>
+              <w:rPr>
+                <w:rFonts w:hint="default"/>
+                <w:vertAlign w:val="baseline"/>
+                <w:lang w:val="en-US" w:eastAsia="zh-CN"/>
+              </w:rPr>
+            </w:pPr>
+            <w:r>
+              <w:rPr>
+                <w:rFonts w:hint="eastAsia"/>
+                <w:vertAlign w:val="baseline"/>
+                <w:lang w:val="en-US" w:eastAsia="zh-CN"/>
+              </w:rPr>
+              <w:t>直接引用</w:t>
+            </w:r>
+          </w:p>
+        </w:tc>
+      </w:tr>
+      <w:tr>
+        <w:tblPrEx>
+          <w:tblBorders>
+            <w:top w:val="single" w:color="auto" w:sz="4" w:space="0"/>
+            <w:left w:val="single" w:color="auto" w:sz="4" w:space="0"/>
+            <w:bottom w:val="single" w:color="auto" w:sz="4" w:space="0"/>
+            <w:right w:val="single" w:color="auto" w:sz="4" w:space="0"/>
+            <w:insideH w:val="single" w:color="auto" w:sz="4" w:space="0"/>
+            <w:insideV w:val="single" w:color="auto" w:sz="4" w:space="0"/>
+          </w:tblBorders>
+          <w:tblCellMar>
+            <w:left w:w="108" w:type="dxa"/>
+            <w:right w:w="108" w:type="dxa"/>
+          </w:tblCellMar>
+        </w:tblPrEx>
+        <w:tc>
+          <w:tcPr>
+            <w:tcW w:w="1704" w:type="dxa"/>
+          </w:tcPr>
+          <w:p>
+            <w:pPr>
+              <w:rPr>
+                <w:rFonts w:hint="default"/>
+                <w:vertAlign w:val="baseline"/>
+                <w:lang w:val="en-US" w:eastAsia="zh-CN"/>
+              </w:rPr>
+            </w:pPr>
+            <w:r>
+              <w:rPr>
+                <w:rFonts w:hint="eastAsia"/>
+                <w:vertAlign w:val="baseline"/>
+                <w:lang w:val="en-US" w:eastAsia="zh-CN"/>
+              </w:rPr>
+              <w:t>Tree_level</w:t>
+            </w:r>
+          </w:p>
+        </w:tc>
+        <w:tc>
+          <w:tcPr>
+            <w:tcW w:w="1704" w:type="dxa"/>
+          </w:tcPr>
+          <w:p>
+            <w:pPr>
+              <w:rPr>
+                <w:rFonts w:hint="default"/>
+                <w:vertAlign w:val="baseline"/>
+                <w:lang w:val="en-US" w:eastAsia="zh-CN"/>
+              </w:rPr>
+            </w:pPr>
+            <w:r>
+              <w:rPr>
+                <w:rFonts w:hint="eastAsia"/>
+                <w:vertAlign w:val="baseline"/>
+                <w:lang w:val="en-US" w:eastAsia="zh-CN"/>
+              </w:rPr>
+              <w:t>天赋等级</w:t>
+            </w:r>
+          </w:p>
+        </w:tc>
+        <w:tc>
+          <w:tcPr>
+            <w:tcW w:w="1704" w:type="dxa"/>
+          </w:tcPr>
+          <w:p>
+            <w:pPr>
+              <w:rPr>
+                <w:rFonts w:hint="default"/>
+                <w:vertAlign w:val="baseline"/>
+                <w:lang w:val="en-US" w:eastAsia="zh-CN"/>
+              </w:rPr>
+            </w:pPr>
+            <w:r>
+              <w:rPr>
+                <w:rFonts w:hint="eastAsia"/>
+                <w:vertAlign w:val="baseline"/>
+                <w:lang w:val="en-US" w:eastAsia="zh-CN"/>
+              </w:rPr>
+              <w:t>int</w:t>
+            </w:r>
+          </w:p>
+        </w:tc>
+        <w:tc>
+          <w:tcPr>
+            <w:tcW w:w="1705" w:type="dxa"/>
+          </w:tcPr>
+          <w:p>
+            <w:pPr>
+              <w:rPr>
+                <w:rFonts w:hint="default"/>
+                <w:vertAlign w:val="baseline"/>
+                <w:lang w:val="en-US" w:eastAsia="zh-CN"/>
+              </w:rPr>
+            </w:pPr>
+            <w:r>
+              <w:rPr>
+                <w:rFonts w:hint="eastAsia"/>
+                <w:vertAlign w:val="baseline"/>
+                <w:lang w:val="en-US" w:eastAsia="zh-CN"/>
+              </w:rPr>
+              <w:t>[1,99]</w:t>
+            </w:r>
+          </w:p>
+        </w:tc>
+        <w:tc>
+          <w:tcPr>
+            <w:tcW w:w="1705" w:type="dxa"/>
+          </w:tcPr>
+          <w:p>
+            <w:pPr>
+              <w:rPr>
+                <w:rFonts w:hint="default"/>
+                <w:vertAlign w:val="baseline"/>
+                <w:lang w:val="en-US" w:eastAsia="zh-CN"/>
+              </w:rPr>
+            </w:pPr>
+            <w:r>
+              <w:rPr>
+                <w:rFonts w:hint="eastAsia"/>
+                <w:vertAlign w:val="baseline"/>
+                <w:lang w:val="en-US" w:eastAsia="zh-CN"/>
+              </w:rPr>
+              <w:t>直接引用</w:t>
+            </w:r>
+          </w:p>
+        </w:tc>
+      </w:tr>
+      <w:tr>
+        <w:tblPrEx>
+          <w:tblBorders>
+            <w:top w:val="single" w:color="auto" w:sz="4" w:space="0"/>
+            <w:left w:val="single" w:color="auto" w:sz="4" w:space="0"/>
+            <w:bottom w:val="single" w:color="auto" w:sz="4" w:space="0"/>
+            <w:right w:val="single" w:color="auto" w:sz="4" w:space="0"/>
+            <w:insideH w:val="single" w:color="auto" w:sz="4" w:space="0"/>
+            <w:insideV w:val="single" w:color="auto" w:sz="4" w:space="0"/>
+          </w:tblBorders>
+          <w:tblCellMar>
+            <w:left w:w="108" w:type="dxa"/>
+            <w:right w:w="108" w:type="dxa"/>
+          </w:tblCellMar>
+        </w:tblPrEx>
+        <w:tc>
+          <w:tcPr>
+            <w:tcW w:w="1704" w:type="dxa"/>
+          </w:tcPr>
+          <w:p>
+            <w:pPr>
+              <w:rPr>
+                <w:rFonts w:hint="default"/>
+                <w:vertAlign w:val="baseline"/>
+                <w:lang w:val="en-US" w:eastAsia="zh-CN"/>
+              </w:rPr>
+            </w:pPr>
+            <w:r>
+              <w:rPr>
+                <w:rFonts w:hint="eastAsia"/>
+                <w:vertAlign w:val="baseline"/>
+                <w:lang w:val="en-US" w:eastAsia="zh-CN"/>
+              </w:rPr>
+              <w:t>Tree_type</w:t>
+            </w:r>
+          </w:p>
+        </w:tc>
+        <w:tc>
+          <w:tcPr>
+            <w:tcW w:w="1704" w:type="dxa"/>
+          </w:tcPr>
+          <w:p>
+            <w:pPr>
+              <w:rPr>
+                <w:rFonts w:hint="default"/>
+                <w:vertAlign w:val="baseline"/>
+                <w:lang w:val="en-US" w:eastAsia="zh-CN"/>
+              </w:rPr>
+            </w:pPr>
+            <w:r>
+              <w:rPr>
+                <w:rFonts w:hint="eastAsia"/>
+                <w:vertAlign w:val="baseline"/>
+                <w:lang w:val="en-US" w:eastAsia="zh-CN"/>
+              </w:rPr>
+              <w:t>天赋种类</w:t>
+            </w:r>
+          </w:p>
+        </w:tc>
+        <w:tc>
+          <w:tcPr>
+            <w:tcW w:w="1704" w:type="dxa"/>
+          </w:tcPr>
+          <w:p>
+            <w:pPr>
+              <w:rPr>
+                <w:rFonts w:hint="default"/>
+                <w:vertAlign w:val="baseline"/>
+                <w:lang w:val="en-US" w:eastAsia="zh-CN"/>
+              </w:rPr>
+            </w:pPr>
+            <w:r>
+              <w:rPr>
+                <w:rFonts w:hint="eastAsia"/>
+                <w:vertAlign w:val="baseline"/>
+                <w:lang w:val="en-US" w:eastAsia="zh-CN"/>
+              </w:rPr>
+              <w:t>int</w:t>
+            </w:r>
+          </w:p>
+        </w:tc>
+        <w:tc>
+          <w:tcPr>
+            <w:tcW w:w="1705" w:type="dxa"/>
+          </w:tcPr>
+          <w:p>
+            <w:pPr>
+              <w:rPr>
+                <w:rFonts w:hint="default"/>
+                <w:vertAlign w:val="baseline"/>
+                <w:lang w:val="en-US" w:eastAsia="zh-CN"/>
+              </w:rPr>
+            </w:pPr>
+            <w:r>
+              <w:rPr>
+                <w:rFonts w:hint="eastAsia"/>
+                <w:vertAlign w:val="baseline"/>
+                <w:lang w:val="en-US" w:eastAsia="zh-CN"/>
+              </w:rPr>
+              <w:t>[1,99]</w:t>
+            </w:r>
+          </w:p>
+        </w:tc>
+        <w:tc>
+          <w:tcPr>
+            <w:tcW w:w="1705" w:type="dxa"/>
+          </w:tcPr>
+          <w:p>
+            <w:pPr>
+              <w:rPr>
+                <w:rFonts w:hint="eastAsia"/>
+                <w:vertAlign w:val="baseline"/>
+                <w:lang w:val="en-US" w:eastAsia="zh-CN"/>
+              </w:rPr>
+            </w:pPr>
+            <w:r>
+              <w:rPr>
+                <w:rFonts w:hint="eastAsia"/>
+                <w:vertAlign w:val="baseline"/>
+                <w:lang w:val="en-US" w:eastAsia="zh-CN"/>
+              </w:rPr>
+              <w:t>0=中间白色</w:t>
+            </w:r>
+          </w:p>
+          <w:p>
+            <w:pPr>
+              <w:rPr>
+                <w:rFonts w:hint="eastAsia"/>
+                <w:vertAlign w:val="baseline"/>
+                <w:lang w:val="en-US" w:eastAsia="zh-CN"/>
+              </w:rPr>
+            </w:pPr>
+            <w:r>
+              <w:rPr>
+                <w:rFonts w:hint="eastAsia"/>
+                <w:vertAlign w:val="baseline"/>
+                <w:lang w:val="en-US" w:eastAsia="zh-CN"/>
+              </w:rPr>
+              <w:t>1=红色</w:t>
+            </w:r>
+          </w:p>
+          <w:p>
+            <w:pPr>
+              <w:rPr>
+                <w:rFonts w:hint="eastAsia"/>
+                <w:vertAlign w:val="baseline"/>
+                <w:lang w:val="en-US" w:eastAsia="zh-CN"/>
+              </w:rPr>
+            </w:pPr>
+            <w:r>
+              <w:rPr>
+                <w:rFonts w:hint="eastAsia"/>
+                <w:vertAlign w:val="baseline"/>
+                <w:lang w:val="en-US" w:eastAsia="zh-CN"/>
+              </w:rPr>
+              <w:t>2=绿色</w:t>
+            </w:r>
+          </w:p>
+          <w:p>
+            <w:pPr>
+              <w:rPr>
+                <w:rFonts w:hint="eastAsia"/>
+                <w:vertAlign w:val="baseline"/>
+                <w:lang w:val="en-US" w:eastAsia="zh-CN"/>
+              </w:rPr>
+            </w:pPr>
+            <w:r>
+              <w:rPr>
+                <w:rFonts w:hint="eastAsia"/>
+                <w:vertAlign w:val="baseline"/>
+                <w:lang w:val="en-US" w:eastAsia="zh-CN"/>
+              </w:rPr>
+              <w:t>3=紫色</w:t>
+            </w:r>
+          </w:p>
+          <w:p>
+            <w:pPr>
+              <w:rPr>
+                <w:rFonts w:hint="eastAsia"/>
+                <w:vertAlign w:val="baseline"/>
+                <w:lang w:val="en-US" w:eastAsia="zh-CN"/>
+              </w:rPr>
+            </w:pPr>
+            <w:r>
+              <w:rPr>
+                <w:rFonts w:hint="eastAsia"/>
+                <w:vertAlign w:val="baseline"/>
+                <w:lang w:val="en-US" w:eastAsia="zh-CN"/>
+              </w:rPr>
+              <w:t>4=红色</w:t>
+            </w:r>
+          </w:p>
+          <w:p>
+            <w:pPr>
+              <w:rPr>
+                <w:rFonts w:hint="eastAsia"/>
+                <w:vertAlign w:val="baseline"/>
+                <w:lang w:val="en-US" w:eastAsia="zh-CN"/>
+              </w:rPr>
+            </w:pPr>
+            <w:r>
+              <w:rPr>
+                <w:rFonts w:hint="eastAsia"/>
+                <w:vertAlign w:val="baseline"/>
+                <w:lang w:val="en-US" w:eastAsia="zh-CN"/>
+              </w:rPr>
+              <w:t>5=黄色</w:t>
+            </w:r>
+          </w:p>
+          <w:p>
+            <w:pPr>
+              <w:rPr>
+                <w:rFonts w:hint="eastAsia"/>
+                <w:vertAlign w:val="baseline"/>
+                <w:lang w:val="en-US" w:eastAsia="zh-CN"/>
+              </w:rPr>
+            </w:pPr>
+            <w:r>
+              <w:rPr>
+                <w:rFonts w:hint="eastAsia"/>
+                <w:vertAlign w:val="baseline"/>
+                <w:lang w:val="en-US" w:eastAsia="zh-CN"/>
+              </w:rPr>
+              <w:t>6=青色</w:t>
+            </w:r>
+          </w:p>
+          <w:p>
+            <w:pPr>
+              <w:rPr>
+                <w:rFonts w:hint="eastAsia"/>
+                <w:vertAlign w:val="baseline"/>
+                <w:lang w:val="en-US" w:eastAsia="zh-CN"/>
+              </w:rPr>
+            </w:pPr>
+            <w:r>
+              <w:rPr>
+                <w:rFonts w:hint="eastAsia"/>
+                <w:vertAlign w:val="baseline"/>
+                <w:lang w:val="en-US" w:eastAsia="zh-CN"/>
+              </w:rPr>
+              <w:t>7=黑色</w:t>
+            </w:r>
+          </w:p>
+          <w:p>
+            <w:pPr>
+              <w:rPr>
+                <w:rFonts w:hint="default"/>
+                <w:vertAlign w:val="baseline"/>
+                <w:lang w:val="en-US" w:eastAsia="zh-CN"/>
+              </w:rPr>
+            </w:pPr>
+            <w:r>
+              <w:rPr>
+                <w:rFonts w:hint="eastAsia"/>
+                <w:vertAlign w:val="baseline"/>
+                <w:lang w:val="en-US" w:eastAsia="zh-CN"/>
+              </w:rPr>
+              <w:t>8=蓝色</w:t>
+            </w:r>
+          </w:p>
+        </w:tc>
+      </w:tr>
+      <w:tr>
+        <w:tblPrEx>
+          <w:tblBorders>
+            <w:top w:val="single" w:color="auto" w:sz="4" w:space="0"/>
+            <w:left w:val="single" w:color="auto" w:sz="4" w:space="0"/>
+            <w:bottom w:val="single" w:color="auto" w:sz="4" w:space="0"/>
+            <w:right w:val="single" w:color="auto" w:sz="4" w:space="0"/>
+            <w:insideH w:val="single" w:color="auto" w:sz="4" w:space="0"/>
+            <w:insideV w:val="single" w:color="auto" w:sz="4" w:space="0"/>
+          </w:tblBorders>
+          <w:tblCellMar>
+            <w:left w:w="108" w:type="dxa"/>
+            <w:right w:w="108" w:type="dxa"/>
+          </w:tblCellMar>
+        </w:tblPrEx>
+        <w:tc>
+          <w:tcPr>
+            <w:tcW w:w="1704" w:type="dxa"/>
+          </w:tcPr>
+          <w:p>
+            <w:pPr>
+              <w:rPr>
+                <w:rFonts w:hint="default"/>
+                <w:vertAlign w:val="baseline"/>
+                <w:lang w:val="en-US" w:eastAsia="zh-CN"/>
+              </w:rPr>
+            </w:pPr>
+            <w:r>
+              <w:rPr>
+                <w:rFonts w:hint="eastAsia"/>
+                <w:vertAlign w:val="baseline"/>
+                <w:lang w:val="en-US" w:eastAsia="zh-CN"/>
+              </w:rPr>
+              <w:t>Tree_target</w:t>
+            </w:r>
+          </w:p>
+        </w:tc>
+        <w:tc>
+          <w:tcPr>
+            <w:tcW w:w="1704" w:type="dxa"/>
+          </w:tcPr>
+          <w:p>
+            <w:pPr>
+              <w:rPr>
+                <w:rFonts w:hint="default"/>
+                <w:vertAlign w:val="baseline"/>
+                <w:lang w:val="en-US" w:eastAsia="zh-CN"/>
+              </w:rPr>
+            </w:pPr>
+            <w:r>
+              <w:rPr>
+                <w:rFonts w:hint="eastAsia"/>
+                <w:vertAlign w:val="baseline"/>
+                <w:lang w:val="en-US" w:eastAsia="zh-CN"/>
+              </w:rPr>
+              <w:t>天赋影响的属性值</w:t>
+            </w:r>
+          </w:p>
+        </w:tc>
+        <w:tc>
+          <w:tcPr>
+            <w:tcW w:w="1704" w:type="dxa"/>
+          </w:tcPr>
+          <w:p>
+            <w:pPr>
+              <w:rPr>
+                <w:rFonts w:hint="default"/>
+                <w:vertAlign w:val="baseline"/>
+                <w:lang w:val="en-US" w:eastAsia="zh-CN"/>
+              </w:rPr>
+            </w:pPr>
+            <w:r>
+              <w:rPr>
+                <w:rFonts w:hint="eastAsia"/>
+                <w:vertAlign w:val="baseline"/>
+                <w:lang w:val="en-US" w:eastAsia="zh-CN"/>
+              </w:rPr>
+              <w:t>int</w:t>
+            </w:r>
+          </w:p>
+        </w:tc>
+        <w:tc>
+          <w:tcPr>
+            <w:tcW w:w="1705" w:type="dxa"/>
+          </w:tcPr>
+          <w:p>
+            <w:pPr>
+              <w:rPr>
+                <w:rFonts w:hint="default"/>
+                <w:vertAlign w:val="baseline"/>
+                <w:lang w:val="en-US" w:eastAsia="zh-CN"/>
+              </w:rPr>
+            </w:pPr>
+            <w:r>
+              <w:rPr>
+                <w:rFonts w:hint="eastAsia"/>
+                <w:vertAlign w:val="baseline"/>
+                <w:lang w:val="en-US" w:eastAsia="zh-CN"/>
+              </w:rPr>
+              <w:t>[1,99]</w:t>
+            </w:r>
+          </w:p>
+        </w:tc>
+        <w:tc>
+          <w:tcPr>
+            <w:tcW w:w="1705" w:type="dxa"/>
+          </w:tcPr>
+          <w:p>
+            <w:pPr>
+              <w:rPr>
+                <w:rFonts w:hint="eastAsia"/>
+                <w:vertAlign w:val="baseline"/>
+                <w:lang w:val="en-US" w:eastAsia="zh-CN"/>
+              </w:rPr>
+            </w:pPr>
+            <w:bookmarkStart w:id="3" w:name="_GoBack"/>
+            <w:bookmarkEnd w:id="3"/>
+          </w:p>
+        </w:tc>
+      </w:tr>
+    </w:tbl>
+    <w:p>
+      <w:pPr>
+        <w:rPr>
+          <w:rFonts w:hint="default"/>
+          <w:lang w:val="en-US" w:eastAsia="zh-CN"/>
+        </w:rPr>
+      </w:pPr>
     </w:p>
     <w:p>
       <w:pPr>
